--- a/SRS - Software Requirements Specification.docx
+++ b/SRS - Software Requirements Specification.docx
@@ -5,141 +5,51 @@
     <w:p>
       <w:pPr>
         <w:bidi/>
-        <w:rPr>
-          <w:b/>
-          <w:bCs/>
-          <w:color w:val="EE0000"/>
-          <w:rtl/>
-        </w:rPr>
-      </w:pPr>
-      <w:r>
-        <w:rPr>
-          <w:b/>
-          <w:bCs/>
-          <w:color w:val="EE0000"/>
-          <w:rtl/>
-        </w:rPr>
-        <w:fldChar w:fldCharType="begin"/>
-      </w:r>
+        <w:jc w:val="center"/>
+        <w:rPr>
+          <w:b/>
+          <w:bCs/>
+          <w:sz w:val="28"/>
+          <w:szCs w:val="28"/>
+          <w:u w:val="single"/>
+          <w:rtl/>
+        </w:rPr>
+      </w:pPr>
       <w:r>
         <w:rPr>
           <w:rFonts w:hint="cs"/>
           <w:b/>
           <w:bCs/>
-          <w:color w:val="EE0000"/>
-        </w:rPr>
-        <w:instrText>HYPERLINK</w:instrText>
+          <w:sz w:val="28"/>
+          <w:szCs w:val="28"/>
+          <w:u w:val="single"/>
+          <w:rtl/>
+        </w:rPr>
+        <w:t xml:space="preserve">פרוייקט הנדסת תוכנה </w:t>
+      </w:r>
+      <w:r>
+        <w:rPr>
+          <w:b/>
+          <w:bCs/>
+          <w:sz w:val="28"/>
+          <w:szCs w:val="28"/>
+          <w:u w:val="single"/>
+          <w:rtl/>
+        </w:rPr>
+        <w:t>–</w:t>
       </w:r>
       <w:r>
         <w:rPr>
           <w:rFonts w:hint="cs"/>
           <w:b/>
           <w:bCs/>
-          <w:color w:val="EE0000"/>
-          <w:rtl/>
-        </w:rPr>
-        <w:instrText xml:space="preserve"> "</w:instrText>
-      </w:r>
-      <w:r>
-        <w:rPr>
-          <w:rFonts w:hint="cs"/>
-          <w:b/>
-          <w:bCs/>
-          <w:color w:val="EE0000"/>
-        </w:rPr>
-        <w:instrText>https://gemini.google.com/share/108960dadd08</w:instrText>
-      </w:r>
-      <w:r>
-        <w:rPr>
-          <w:rFonts w:hint="cs"/>
-          <w:b/>
-          <w:bCs/>
-          <w:color w:val="EE0000"/>
-          <w:rtl/>
-        </w:rPr>
-        <w:instrText>"</w:instrText>
-      </w:r>
-      <w:r>
-        <w:rPr>
-          <w:b/>
-          <w:bCs/>
-          <w:color w:val="EE0000"/>
-          <w:rtl/>
-        </w:rPr>
-      </w:r>
-      <w:r>
-        <w:rPr>
-          <w:b/>
-          <w:bCs/>
-          <w:color w:val="EE0000"/>
-          <w:rtl/>
-        </w:rPr>
-        <w:fldChar w:fldCharType="separate"/>
-      </w:r>
-      <w:r>
-        <w:rPr>
-          <w:rStyle w:val="Hyperlink"/>
-          <w:rFonts w:hint="cs"/>
-          <w:b/>
-          <w:bCs/>
-          <w:color w:val="EE0000"/>
-          <w:rtl/>
-        </w:rPr>
-        <w:t>קישור</w:t>
-      </w:r>
-      <w:r>
-        <w:rPr>
-          <w:b/>
-          <w:bCs/>
-          <w:color w:val="EE0000"/>
-          <w:rtl/>
-        </w:rPr>
-        <w:fldChar w:fldCharType="end"/>
-      </w:r>
-      <w:r>
-        <w:rPr>
-          <w:rFonts w:hint="cs"/>
-          <w:b/>
-          <w:bCs/>
-          <w:color w:val="EE0000"/>
-          <w:rtl/>
-        </w:rPr>
-        <w:t xml:space="preserve"> </w:t>
-      </w:r>
-      <w:proofErr w:type="spellStart"/>
-      <w:r>
-        <w:rPr>
-          <w:rFonts w:hint="cs"/>
-          <w:b/>
-          <w:bCs/>
-          <w:color w:val="EE0000"/>
-          <w:rtl/>
-        </w:rPr>
-        <w:t>לצט</w:t>
-      </w:r>
-      <w:proofErr w:type="spellEnd"/>
-      <w:r>
-        <w:rPr>
-          <w:rFonts w:hint="cs"/>
-          <w:b/>
-          <w:bCs/>
-          <w:color w:val="EE0000"/>
-          <w:rtl/>
-        </w:rPr>
-        <w:t xml:space="preserve"> </w:t>
-      </w:r>
-      <w:proofErr w:type="spellStart"/>
-      <w:r>
-        <w:rPr>
-          <w:rFonts w:hint="cs"/>
-          <w:b/>
-          <w:bCs/>
-          <w:color w:val="EE0000"/>
-          <w:rtl/>
-        </w:rPr>
-        <w:t>בגמיני</w:t>
-      </w:r>
-      <w:proofErr w:type="spellEnd"/>
+          <w:sz w:val="28"/>
+          <w:szCs w:val="28"/>
+          <w:u w:val="single"/>
+          <w:rtl/>
+        </w:rPr>
+        <w:t xml:space="preserve"> חלק א</w:t>
+      </w:r>
     </w:p>
     <w:p>
       <w:pPr>
@@ -147,20 +57,31 @@
         <w:rPr>
           <w:b/>
           <w:bCs/>
-        </w:rPr>
-      </w:pPr>
-      <w:r>
-        <w:rPr>
-          <w:b/>
-          <w:bCs/>
-          <w:rtl/>
-        </w:rPr>
-        <w:t>מסמך דרישות: [שם הפרויקט]</w:t>
+          <w:rtl/>
+        </w:rPr>
+      </w:pPr>
+      <w:r>
+        <w:rPr>
+          <w:b/>
+          <w:bCs/>
+          <w:rtl/>
+        </w:rPr>
+        <w:t xml:space="preserve">מסמך דרישות: </w:t>
+      </w:r>
+      <w:r>
+        <w:rPr>
+          <w:b/>
+          <w:bCs/>
+        </w:rPr>
+        <w:t>TaskMaster Pro</w:t>
       </w:r>
     </w:p>
     <w:p>
       <w:pPr>
         <w:bidi/>
+        <w:rPr>
+          <w:rtl/>
+        </w:rPr>
       </w:pPr>
       <w:r>
         <w:rPr>
@@ -184,105 +105,76 @@
         <w:rPr>
           <w:rtl/>
         </w:rPr>
-        <w:t>הנדסת תוכנה</w:t>
-      </w:r>
-      <w:r>
-        <w:t xml:space="preserve"> (63301) </w:t>
-      </w:r>
-      <w:r>
-        <w:rPr>
-          <w:b/>
-          <w:bCs/>
-          <w:rtl/>
-        </w:rPr>
-        <w:t>מגישים</w:t>
-      </w:r>
-      <w:r>
-        <w:rPr>
-          <w:b/>
-          <w:bCs/>
-        </w:rPr>
-        <w:t>:</w:t>
-      </w:r>
-      <w:r>
-        <w:t xml:space="preserve"> [</w:t>
-      </w:r>
-      <w:r>
-        <w:rPr>
-          <w:rtl/>
-        </w:rPr>
-        <w:t>שמות חברי הקבוצה</w:t>
-      </w:r>
-      <w:r>
-        <w:t>]</w:t>
+        <w:t>הנדסת תוכנ</w:t>
+      </w:r>
+      <w:r>
+        <w:rPr>
+          <w:rFonts w:hint="cs"/>
+          <w:rtl/>
+        </w:rPr>
+        <w:t>ה</w:t>
       </w:r>
     </w:p>
     <w:p>
       <w:pPr>
         <w:bidi/>
         <w:rPr>
-          <w:b/>
-          <w:bCs/>
-        </w:rPr>
-      </w:pPr>
-      <w:r>
-        <w:rPr>
-          <w:b/>
-          <w:bCs/>
-        </w:rPr>
-        <w:t xml:space="preserve">1. </w:t>
-      </w:r>
-      <w:r>
-        <w:rPr>
-          <w:b/>
-          <w:bCs/>
-          <w:rtl/>
-        </w:rPr>
-        <w:t>שם הפרויקט</w:t>
+          <w:rFonts w:hint="cs"/>
+          <w:rtl/>
+        </w:rPr>
+      </w:pPr>
+      <w:r>
+        <w:t xml:space="preserve"> </w:t>
+      </w:r>
+      <w:r>
+        <w:rPr>
+          <w:b/>
+          <w:bCs/>
+          <w:rtl/>
+        </w:rPr>
+        <w:t>מגישים</w:t>
+      </w:r>
+      <w:r>
+        <w:rPr>
+          <w:b/>
+          <w:bCs/>
+        </w:rPr>
+        <w:t xml:space="preserve">  :</w:t>
+      </w:r>
+      <w:r>
+        <w:rPr>
+          <w:rFonts w:hint="cs"/>
+          <w:rtl/>
+        </w:rPr>
+        <w:t>ליאור משיח, גולן קצב, לוטם קמחי</w:t>
       </w:r>
     </w:p>
     <w:p>
       <w:pPr>
+        <w:pStyle w:val="Heading2"/>
+        <w:numPr>
+          <w:ilvl w:val="0"/>
+          <w:numId w:val="18"/>
+        </w:numPr>
         <w:bidi/>
       </w:pPr>
       <w:r>
         <w:rPr>
-          <w:b/>
-          <w:bCs/>
-          <w:rtl/>
-        </w:rPr>
-        <w:t>בחירה מוצעת</w:t>
-      </w:r>
-      <w:r>
-        <w:rPr>
-          <w:b/>
-          <w:bCs/>
-        </w:rPr>
-        <w:t>:</w:t>
-      </w:r>
-      <w:r>
-        <w:t xml:space="preserve"> </w:t>
-      </w:r>
-      <w:proofErr w:type="spellStart"/>
-      <w:r>
-        <w:t>TaskMaster</w:t>
-      </w:r>
-      <w:proofErr w:type="spellEnd"/>
-      <w:r>
-        <w:t xml:space="preserve"> Pro (</w:t>
-      </w:r>
-      <w:r>
-        <w:rPr>
-          <w:rtl/>
-        </w:rPr>
-        <w:t>או כל שם שיווקי אחר שתחליטו עליו</w:t>
-      </w:r>
-      <w:r>
-        <w:t>).</w:t>
+          <w:rtl/>
+        </w:rPr>
+        <w:t>שם הפרויק</w:t>
+      </w:r>
+      <w:r>
+        <w:rPr>
+          <w:rFonts w:hint="cs"/>
+          <w:rtl/>
+        </w:rPr>
+        <w:t>ט</w:t>
       </w:r>
     </w:p>
     <w:p>
       <w:pPr>
+        <w:pStyle w:val="ListParagraph"/>
         <w:bidi/>
         <w:rPr>
           <w:b/>
@@ -294,109 +186,118 @@
           <w:b/>
           <w:bCs/>
         </w:rPr>
-        <w:t xml:space="preserve">2. </w:t>
-      </w:r>
-      <w:r>
-        <w:rPr>
-          <w:b/>
-          <w:bCs/>
-          <w:rtl/>
-        </w:rPr>
-        <w:t>תיאור הפרויקט</w:t>
-      </w:r>
-      <w:r>
-        <w:rPr>
-          <w:b/>
-          <w:bCs/>
-        </w:rPr>
-        <w:t xml:space="preserve"> (Project Description)</w:t>
+        <w:t>TaskMaster Pro</w:t>
       </w:r>
     </w:p>
     <w:p>
       <w:pPr>
         <w:bidi/>
       </w:pPr>
-      <w:r>
-        <w:rPr>
-          <w:rtl/>
-        </w:rPr>
-        <w:t xml:space="preserve">מערכת </w:t>
-      </w:r>
-      <w:proofErr w:type="spellStart"/>
-      <w:r>
-        <w:rPr>
-          <w:b/>
-          <w:bCs/>
-        </w:rPr>
-        <w:t>TaskMaster</w:t>
-      </w:r>
-      <w:proofErr w:type="spellEnd"/>
-      <w:r>
-        <w:rPr>
-          <w:b/>
-          <w:bCs/>
-        </w:rPr>
-        <w:t xml:space="preserve"> Pro</w:t>
-      </w:r>
-      <w:r>
-        <w:t xml:space="preserve"> </w:t>
-      </w:r>
-      <w:r>
-        <w:rPr>
-          <w:rtl/>
-        </w:rPr>
-        <w:t>נועדה לספק פלטפורמה ריכוזית וחכמה לניהול משימות ומעקב אחר באגים בתהליכי פיתוח. המטרה העיקרית של המערכת היא לייעל את תפוקת המשתמש והצוות על ידי מתן תמונת מצב בהירה של סדרי העדיפויות, מניעת שכחה של משימות קריטיות ושיפור איכות התוצר דרך ניהול מחזור חיים מסודר של תקלות</w:t>
-      </w:r>
-      <w:r>
-        <w:t>.</w:t>
-      </w:r>
     </w:p>
     <w:p>
       <w:pPr>
+        <w:pStyle w:val="Heading2"/>
+        <w:numPr>
+          <w:ilvl w:val="0"/>
+          <w:numId w:val="18"/>
+        </w:numPr>
         <w:bidi/>
-        <w:rPr>
-          <w:b/>
-          <w:bCs/>
-        </w:rPr>
-      </w:pPr>
-      <w:r>
-        <w:rPr>
-          <w:b/>
-          <w:bCs/>
-        </w:rPr>
-        <w:t xml:space="preserve">3. </w:t>
-      </w:r>
-      <w:r>
-        <w:rPr>
-          <w:b/>
-          <w:bCs/>
-          <w:rtl/>
-        </w:rPr>
-        <w:t>בעלי עניין</w:t>
-      </w:r>
-      <w:r>
-        <w:rPr>
-          <w:b/>
-          <w:bCs/>
-        </w:rPr>
-        <w:t xml:space="preserve"> (Stakeholders)</w:t>
+      </w:pPr>
+      <w:r>
+        <w:rPr>
+          <w:rtl/>
+        </w:rPr>
+        <w:t>תיאור הפרויקט</w:t>
+      </w:r>
+      <w:r>
+        <w:t xml:space="preserve"> (Project Description)</w:t>
       </w:r>
     </w:p>
     <w:p>
       <w:pPr>
         <w:bidi/>
         <w:rPr>
-          <w:b/>
-          <w:bCs/>
-        </w:rPr>
-      </w:pPr>
-      <w:r>
-        <w:rPr>
-          <w:b/>
-          <w:bCs/>
-          <w:rtl/>
-        </w:rPr>
-        <w:t>א. בעלי עניין ישירים</w:t>
+          <w:rtl/>
+        </w:rPr>
+      </w:pPr>
+      <w:r>
+        <w:rPr>
+          <w:rtl/>
+        </w:rPr>
+        <w:t xml:space="preserve">מערכת </w:t>
+      </w:r>
+      <w:r>
+        <w:rPr>
+          <w:b/>
+          <w:bCs/>
+        </w:rPr>
+        <w:t>TaskMaster Pro</w:t>
+      </w:r>
+      <w:r>
+        <w:t xml:space="preserve"> </w:t>
+      </w:r>
+      <w:r>
+        <w:rPr>
+          <w:rFonts w:hint="cs"/>
+          <w:rtl/>
+        </w:rPr>
+        <w:t xml:space="preserve"> </w:t>
+      </w:r>
+      <w:r>
+        <w:rPr>
+          <w:rtl/>
+        </w:rPr>
+        <w:t>נועדה לספק פלטפורמה ריכוזית וחכמה לניהול משימות ומעקב אחר באגים בתהליכי פיתוח. המטרה העיקרית של המערכת היא לייעל את תפוקת המשתמש והצוות על ידי מתן תמונת מצב בהירה של סדרי העדיפויות, מניעת שכחה של משימות קריטיות ושיפור איכות התוצר דרך ניהול מחזור חיים מסודר של תקלות</w:t>
+      </w:r>
+      <w:r>
+        <w:rPr>
+          <w:rFonts w:hint="cs"/>
+          <w:rtl/>
+        </w:rPr>
+        <w:t>.</w:t>
+      </w:r>
+    </w:p>
+    <w:p>
+      <w:pPr>
+        <w:bidi/>
+        <w:rPr>
+          <w:rtl/>
+        </w:rPr>
+      </w:pPr>
+    </w:p>
+    <w:p>
+      <w:pPr>
+        <w:pStyle w:val="Heading2"/>
+        <w:numPr>
+          <w:ilvl w:val="0"/>
+          <w:numId w:val="18"/>
+        </w:numPr>
+        <w:bidi/>
+      </w:pPr>
+      <w:r>
+        <w:rPr>
+          <w:rtl/>
+        </w:rPr>
+        <w:t>בעלי עניין</w:t>
+      </w:r>
+      <w:r>
+        <w:t xml:space="preserve"> (Stakeholders)</w:t>
+      </w:r>
+    </w:p>
+    <w:p>
+      <w:pPr>
+        <w:pStyle w:val="Heading3"/>
+        <w:numPr>
+          <w:ilvl w:val="0"/>
+          <w:numId w:val="19"/>
+        </w:numPr>
+        <w:bidi/>
+      </w:pPr>
+      <w:r>
+        <w:rPr>
+          <w:rtl/>
+        </w:rPr>
+        <w:t>בעלי עניין ישירים</w:t>
       </w:r>
     </w:p>
     <w:p>
@@ -473,55 +374,18 @@
     </w:p>
     <w:p>
       <w:pPr>
+        <w:pStyle w:val="Heading3"/>
         <w:numPr>
           <w:ilvl w:val="0"/>
-          <w:numId w:val="1"/>
+          <w:numId w:val="19"/>
         </w:numPr>
         <w:bidi/>
       </w:pPr>
       <w:r>
         <w:rPr>
-          <w:b/>
-          <w:bCs/>
-          <w:rtl/>
-        </w:rPr>
-        <w:t>צוות הפיתוח (אתם)</w:t>
-      </w:r>
-      <w:r>
-        <w:rPr>
-          <w:b/>
-          <w:bCs/>
-        </w:rPr>
-        <w:t>:</w:t>
-      </w:r>
-      <w:r>
-        <w:t xml:space="preserve"> </w:t>
-      </w:r>
-      <w:r>
-        <w:rPr>
-          <w:rtl/>
-        </w:rPr>
-        <w:t>היזמים והמבצעים. האינטרס הוא ליצור מערכת יציבה, הנדסית וקלה לתחזוקה שתעמוד בדרישות הקורס</w:t>
-      </w:r>
-      <w:r>
-        <w:t>.</w:t>
-      </w:r>
-    </w:p>
-    <w:p>
-      <w:pPr>
-        <w:bidi/>
-        <w:rPr>
-          <w:b/>
-          <w:bCs/>
-        </w:rPr>
-      </w:pPr>
-      <w:r>
-        <w:rPr>
-          <w:b/>
-          <w:bCs/>
-          <w:rtl/>
-        </w:rPr>
-        <w:t>ב. בעלי עניין עקיפים</w:t>
+          <w:rtl/>
+        </w:rPr>
+        <w:t>בעלי עניין עקיפים</w:t>
       </w:r>
     </w:p>
     <w:p>
@@ -607,114 +471,119 @@
         </w:rPr>
         <w:t>אמנם הם לא משתמשים במערכת, אך הם מושפעים מאיכות התיקונים (באגים) המנוהלים בה. אם המערכת תהיה יעילה, הם יקבלו מוצר טוב יותר</w:t>
       </w:r>
-      <w:r>
-        <w:t>.</w:t>
-      </w:r>
     </w:p>
     <w:p>
       <w:pPr>
+        <w:bidi/>
+        <w:rPr>
+          <w:b/>
+          <w:bCs/>
+        </w:rPr>
+      </w:pPr>
+      <w:r>
+        <w:rPr>
+          <w:b/>
+          <w:bCs/>
+        </w:rPr>
+        <w:br w:type="page"/>
+      </w:r>
+    </w:p>
+    <w:p>
+      <w:pPr>
+        <w:pStyle w:val="Heading2"/>
         <w:numPr>
           <w:ilvl w:val="0"/>
-          <w:numId w:val="2"/>
+          <w:numId w:val="18"/>
         </w:numPr>
         <w:bidi/>
       </w:pPr>
       <w:r>
         <w:rPr>
-          <w:b/>
-          <w:bCs/>
-          <w:rtl/>
-        </w:rPr>
-        <w:t>מרצי הקורס (בודקי הפרויקט)</w:t>
-      </w:r>
-      <w:r>
-        <w:rPr>
-          <w:b/>
-          <w:bCs/>
-        </w:rPr>
-        <w:t>:</w:t>
-      </w:r>
-      <w:r>
-        <w:t xml:space="preserve"> </w:t>
-      </w:r>
-      <w:r>
-        <w:rPr>
-          <w:rtl/>
-        </w:rPr>
-        <w:t>בעלי עניין עקיפים שקובעים את הסטנדרט ההנדסי. השפעתם היא בקביעת ה"חוקים</w:t>
-      </w:r>
-      <w:r>
-        <w:t>" (</w:t>
-      </w:r>
-      <w:r>
-        <w:rPr>
-          <w:rtl/>
-        </w:rPr>
-        <w:t>שימוש ב</w:t>
-      </w:r>
-      <w:r>
-        <w:t xml:space="preserve">-Design Patterns) </w:t>
-      </w:r>
-      <w:r>
-        <w:rPr>
-          <w:rtl/>
-        </w:rPr>
-        <w:t>שחייבים להופיע בקוד</w:t>
-      </w:r>
-      <w:r>
-        <w:t>.</w:t>
+          <w:rtl/>
+        </w:rPr>
+        <w:lastRenderedPageBreak/>
+        <w:t>דרישות פונקציונליות</w:t>
+      </w:r>
+      <w:r>
+        <w:t xml:space="preserve"> (Functional Requirements)</w:t>
       </w:r>
     </w:p>
     <w:p>
       <w:pPr>
         <w:bidi/>
-        <w:rPr>
-          <w:b/>
-          <w:bCs/>
-        </w:rPr>
-      </w:pPr>
-      <w:r>
-        <w:rPr>
-          <w:b/>
-          <w:bCs/>
-        </w:rPr>
-        <w:t xml:space="preserve">4. </w:t>
-      </w:r>
-      <w:r>
-        <w:rPr>
-          <w:b/>
-          <w:bCs/>
-          <w:rtl/>
-        </w:rPr>
-        <w:t>דרישות פונקציונליות</w:t>
-      </w:r>
-      <w:r>
-        <w:rPr>
-          <w:b/>
-          <w:bCs/>
-        </w:rPr>
-        <w:t xml:space="preserve"> (Functional Requirements)</w:t>
+      </w:pPr>
+      <w:r>
+        <w:rPr>
+          <w:rtl/>
+        </w:rPr>
+        <w:t xml:space="preserve">דרישות אלו מתארות </w:t>
+      </w:r>
+      <w:r>
+        <w:rPr>
+          <w:b/>
+          <w:bCs/>
+          <w:rtl/>
+        </w:rPr>
+        <w:t>מה</w:t>
+      </w:r>
+      <w:r>
+        <w:rPr>
+          <w:rtl/>
+        </w:rPr>
+        <w:t xml:space="preserve"> המערכת עושה</w:t>
+      </w:r>
+      <w:r>
+        <w:t xml:space="preserve"> (Behavioral capabilities)</w:t>
       </w:r>
     </w:p>
     <w:p>
       <w:pPr>
+        <w:numPr>
+          <w:ilvl w:val="0"/>
+          <w:numId w:val="15"/>
+        </w:numPr>
         <w:bidi/>
       </w:pPr>
       <w:r>
         <w:rPr>
-          <w:rtl/>
-        </w:rPr>
-        <w:t>המערכת תספק את השירותים הבאים</w:t>
-      </w:r>
-      <w:r>
+          <w:b/>
+          <w:bCs/>
+          <w:rtl/>
+        </w:rPr>
+        <w:t>רישום משתמש חדש</w:t>
+      </w:r>
+      <w:r>
+        <w:rPr>
+          <w:b/>
+          <w:bCs/>
+        </w:rPr>
         <w:t>:</w:t>
+      </w:r>
+      <w:r>
+        <w:t xml:space="preserve"> </w:t>
+      </w:r>
+      <w:r>
+        <w:rPr>
+          <w:rFonts w:hint="cs"/>
+          <w:rtl/>
+        </w:rPr>
+        <w:t xml:space="preserve"> </w:t>
+      </w:r>
+      <w:r>
+        <w:rPr>
+          <w:rtl/>
+        </w:rPr>
+        <w:t>המערכת תאפשר למשתמש ליצור חשבון על ידי הזנת שם משתמש ייחודי, סיסמה (מינימום 8 תווים) ובחירת תחום מקצועי מתוך רשימה סגורה</w:t>
+      </w:r>
+      <w:r>
+        <w:t>.</w:t>
       </w:r>
     </w:p>
     <w:p>
       <w:pPr>
         <w:numPr>
           <w:ilvl w:val="0"/>
-          <w:numId w:val="3"/>
+          <w:numId w:val="15"/>
         </w:numPr>
         <w:bidi/>
       </w:pPr>
@@ -724,23 +593,39 @@
           <w:bCs/>
           <w:rtl/>
         </w:rPr>
-        <w:t>ניהול משימות</w:t>
-      </w:r>
-      <w:r>
-        <w:rPr>
-          <w:b/>
-          <w:bCs/>
-        </w:rPr>
-        <w:t xml:space="preserve"> (CRUD):</w:t>
+        <w:t>אימות והתחברות</w:t>
+      </w:r>
+      <w:r>
+        <w:rPr>
+          <w:b/>
+          <w:bCs/>
+        </w:rPr>
+        <w:t>:</w:t>
       </w:r>
       <w:r>
         <w:t xml:space="preserve"> </w:t>
       </w:r>
       <w:r>
         <w:rPr>
-          <w:rtl/>
-        </w:rPr>
-        <w:t>המערכת תאפשר למשתמש ליצור, לצפות, לעדכן ולמחוק משימות</w:t>
+          <w:rFonts w:hint="cs"/>
+          <w:rtl/>
+        </w:rPr>
+        <w:t xml:space="preserve"> </w:t>
+      </w:r>
+      <w:r>
+        <w:rPr>
+          <w:rtl/>
+        </w:rPr>
+        <w:t>המערכת תאפשר למשתמש רשום להתחבר באמצעות שם משתמש וסיסמה</w:t>
+      </w:r>
+      <w:r>
+        <w:t xml:space="preserve">; </w:t>
+      </w:r>
+      <w:r>
+        <w:rPr>
+          <w:rtl/>
+        </w:rPr>
+        <w:t>במקרה של שלוש הזנות שגויות, המערכת תחסום את הגישה ל-15 דקות ותציג הודעת שגיאה מתאימה</w:t>
       </w:r>
       <w:r>
         <w:t>.</w:t>
@@ -750,36 +635,58 @@
       <w:pPr>
         <w:numPr>
           <w:ilvl w:val="0"/>
-          <w:numId w:val="3"/>
+          <w:numId w:val="15"/>
         </w:numPr>
         <w:bidi/>
       </w:pPr>
-      <w:proofErr w:type="spellStart"/>
-      <w:r>
-        <w:rPr>
-          <w:b/>
-          <w:bCs/>
-          <w:rtl/>
-        </w:rPr>
-        <w:lastRenderedPageBreak/>
-        <w:t>תעדוף</w:t>
-      </w:r>
-      <w:proofErr w:type="spellEnd"/>
-      <w:r>
-        <w:rPr>
-          <w:b/>
-          <w:bCs/>
-        </w:rPr>
-        <w:t xml:space="preserve"> (Prioritization):</w:t>
+      <w:r>
+        <w:rPr>
+          <w:b/>
+          <w:bCs/>
+          <w:rtl/>
+        </w:rPr>
+        <w:t>יצירת משימה/באג</w:t>
+      </w:r>
+      <w:r>
+        <w:rPr>
+          <w:b/>
+          <w:bCs/>
+        </w:rPr>
+        <w:t>:</w:t>
       </w:r>
       <w:r>
         <w:t xml:space="preserve"> </w:t>
       </w:r>
       <w:r>
         <w:rPr>
-          <w:rtl/>
-        </w:rPr>
-        <w:t>המערכת תאפשר הגדרת רמת דחיפות לכל משימה (נמוכה, בינונית, גבוהה)</w:t>
+          <w:rFonts w:hint="cs"/>
+          <w:rtl/>
+        </w:rPr>
+        <w:t xml:space="preserve"> </w:t>
+      </w:r>
+      <w:r>
+        <w:rPr>
+          <w:rtl/>
+        </w:rPr>
+        <w:t>המערכת תאפשר למשתמש מחובר להוסיף רשומה חדשה הכוללת כותרת (עד 50 תווים) ותיאור מפורט</w:t>
+      </w:r>
+      <w:r>
+        <w:t xml:space="preserve">. </w:t>
+      </w:r>
+      <w:r>
+        <w:rPr>
+          <w:rtl/>
+        </w:rPr>
+        <w:t>המערכת תקצה לכל רשומה מזהה</w:t>
+      </w:r>
+      <w:r>
+        <w:t xml:space="preserve"> (ID) </w:t>
+      </w:r>
+      <w:r>
+        <w:rPr>
+          <w:rtl/>
+        </w:rPr>
+        <w:t>ייחודי באופן אוטומטי</w:t>
       </w:r>
       <w:r>
         <w:t>.</w:t>
@@ -789,7 +696,7 @@
       <w:pPr>
         <w:numPr>
           <w:ilvl w:val="0"/>
-          <w:numId w:val="3"/>
+          <w:numId w:val="15"/>
         </w:numPr>
         <w:bidi/>
       </w:pPr>
@@ -799,7 +706,7 @@
           <w:bCs/>
           <w:rtl/>
         </w:rPr>
-        <w:t>ניהול סטטוסים</w:t>
+        <w:t>הגדרת רמת דחיפות</w:t>
       </w:r>
       <w:r>
         <w:rPr>
@@ -813,9 +720,16 @@
       </w:r>
       <w:r>
         <w:rPr>
-          <w:rtl/>
-        </w:rPr>
-        <w:t>המערכת תתמוך בשינוי מצב המשימה (לדוגמה: "חדש", "בביצוע", "הושלם")</w:t>
+          <w:rFonts w:hint="cs"/>
+          <w:rtl/>
+        </w:rPr>
+        <w:t xml:space="preserve"> </w:t>
+      </w:r>
+      <w:r>
+        <w:rPr>
+          <w:rtl/>
+        </w:rPr>
+        <w:t>בעת יצירת משימה, המערכת תחייב את המשתמש לבחור רמת דחיפות אחת מתוך שלוש: "נמוכה", "בינונית" או "גבוהה", המשפיעה על סדר התצוגה</w:t>
       </w:r>
       <w:r>
         <w:t>.</w:t>
@@ -825,7 +739,7 @@
       <w:pPr>
         <w:numPr>
           <w:ilvl w:val="0"/>
-          <w:numId w:val="3"/>
+          <w:numId w:val="15"/>
         </w:numPr>
         <w:bidi/>
       </w:pPr>
@@ -835,7 +749,7 @@
           <w:bCs/>
           <w:rtl/>
         </w:rPr>
-        <w:t>סינון וחיפוש</w:t>
+        <w:t>קביעת תאריך יעד</w:t>
       </w:r>
       <w:r>
         <w:rPr>
@@ -849,9 +763,25 @@
       </w:r>
       <w:r>
         <w:rPr>
-          <w:rtl/>
-        </w:rPr>
-        <w:t>המערכת תאפשר למצוא משימות לפי שם, תאריך יעד או רמת דחיפות</w:t>
+          <w:rFonts w:hint="cs"/>
+          <w:rtl/>
+        </w:rPr>
+        <w:t xml:space="preserve"> </w:t>
+      </w:r>
+      <w:r>
+        <w:rPr>
+          <w:rtl/>
+        </w:rPr>
+        <w:t>המערכת תאפשר הזנת תאריך יעד בפורמט</w:t>
+      </w:r>
+      <w:r>
+        <w:t xml:space="preserve"> DD/MM/YYYY; </w:t>
+      </w:r>
+      <w:r>
+        <w:rPr>
+          <w:rtl/>
+        </w:rPr>
+        <w:t>המערכת תבצע וולידציה ותדחה תאריכים שחלו בעבר ביחס לזמן המערכת הנוכחי</w:t>
       </w:r>
       <w:r>
         <w:t>.</w:t>
@@ -859,6 +789,10 @@
     </w:p>
     <w:p>
       <w:pPr>
+        <w:numPr>
+          <w:ilvl w:val="0"/>
+          <w:numId w:val="15"/>
+        </w:numPr>
         <w:bidi/>
       </w:pPr>
       <w:r>
@@ -867,29 +801,82 @@
           <w:bCs/>
           <w:rtl/>
         </w:rPr>
-        <w:t>מה המערכת לא תעשה</w:t>
-      </w:r>
-      <w:r>
-        <w:rPr>
-          <w:b/>
-          <w:bCs/>
-        </w:rPr>
-        <w:t xml:space="preserve"> (Out of Scope):</w:t>
+        <w:t>שיוך משימה לתחום</w:t>
+      </w:r>
+      <w:r>
+        <w:rPr>
+          <w:b/>
+          <w:bCs/>
+        </w:rPr>
+        <w:t>:</w:t>
+      </w:r>
+      <w:r>
+        <w:t xml:space="preserve"> </w:t>
+      </w:r>
+      <w:r>
+        <w:rPr>
+          <w:rFonts w:hint="cs"/>
+          <w:rtl/>
+        </w:rPr>
+        <w:t xml:space="preserve"> </w:t>
+      </w:r>
+      <w:r>
+        <w:rPr>
+          <w:rtl/>
+        </w:rPr>
+        <w:t>המערכת תשייך כל משימה חדשה באופן אוטומטי לתחום המקצועי של המשתמש שיצר אותה, כך שהיא תהיה גלויה רק למשתמשים מאותו תחום</w:t>
+      </w:r>
+      <w:r>
+        <w:t>.</w:t>
       </w:r>
     </w:p>
     <w:p>
       <w:pPr>
         <w:numPr>
           <w:ilvl w:val="0"/>
-          <w:numId w:val="4"/>
+          <w:numId w:val="15"/>
         </w:numPr>
         <w:bidi/>
       </w:pPr>
       <w:r>
         <w:rPr>
-          <w:rtl/>
-        </w:rPr>
-        <w:t>המערכת לא תתמוך בצ'אט ישיר בין משתמשים</w:t>
+          <w:b/>
+          <w:bCs/>
+          <w:rtl/>
+        </w:rPr>
+        <w:t>עדכון סטטוס משימה</w:t>
+      </w:r>
+      <w:r>
+        <w:rPr>
+          <w:b/>
+          <w:bCs/>
+        </w:rPr>
+        <w:t>:</w:t>
+      </w:r>
+      <w:r>
+        <w:t xml:space="preserve"> </w:t>
+      </w:r>
+      <w:r>
+        <w:rPr>
+          <w:rFonts w:hint="cs"/>
+          <w:rtl/>
+        </w:rPr>
+        <w:t xml:space="preserve"> </w:t>
+      </w:r>
+      <w:r>
+        <w:rPr>
+          <w:rtl/>
+        </w:rPr>
+        <w:t>המערכת תאפשר למשתמש לשנות את סטטוס המשימה מתוך מחזור חיים קבוע: "חדש" ← "בטיפול" ← "בוצע</w:t>
+      </w:r>
+      <w:r>
+        <w:t xml:space="preserve">". </w:t>
+      </w:r>
+      <w:r>
+        <w:rPr>
+          <w:rtl/>
+        </w:rPr>
+        <w:t>שינוי לסטטוס "בוצע" יתעד את זמן הסגירה</w:t>
       </w:r>
       <w:r>
         <w:t>.</w:t>
@@ -899,42 +886,1772 @@
       <w:pPr>
         <w:numPr>
           <w:ilvl w:val="0"/>
-          <w:numId w:val="4"/>
+          <w:numId w:val="15"/>
         </w:numPr>
         <w:bidi/>
       </w:pPr>
       <w:r>
         <w:rPr>
-          <w:rtl/>
-        </w:rPr>
-        <w:t>המערכת לא תבצע סנכרון עם יומנים חיצוניים</w:t>
-      </w:r>
-      <w:r>
-        <w:t xml:space="preserve"> (</w:t>
-      </w:r>
-      <w:r>
-        <w:rPr>
-          <w:rtl/>
-        </w:rPr>
-        <w:t>כמו</w:t>
-      </w:r>
-      <w:r>
-        <w:t xml:space="preserve"> Google Calendar) </w:t>
-      </w:r>
-      <w:r>
-        <w:rPr>
-          <w:rtl/>
-        </w:rPr>
-        <w:t>בגרסה זו</w:t>
-      </w:r>
-      <w:r>
-        <w:t>.</w:t>
+          <w:b/>
+          <w:bCs/>
+          <w:rtl/>
+        </w:rPr>
+        <w:t>עריכת פרטי משימה</w:t>
+      </w:r>
+      <w:r>
+        <w:rPr>
+          <w:b/>
+          <w:bCs/>
+        </w:rPr>
+        <w:t>:</w:t>
+      </w:r>
+      <w:r>
+        <w:t xml:space="preserve"> </w:t>
+      </w:r>
+      <w:r>
+        <w:rPr>
+          <w:rFonts w:hint="cs"/>
+          <w:rtl/>
+        </w:rPr>
+        <w:t xml:space="preserve"> </w:t>
+      </w:r>
+      <w:r>
+        <w:rPr>
+          <w:rtl/>
+        </w:rPr>
+        <w:t>המערכת תאפשר ליוצר המשימה לערוך את הכותרת, התיאור והדחיפות בכל עת, כל עוד המשימה אינה בסטטוס "בוצע</w:t>
+      </w:r>
+      <w:r>
+        <w:t>".</w:t>
       </w:r>
     </w:p>
     <w:p>
       <w:pPr>
+        <w:numPr>
+          <w:ilvl w:val="0"/>
+          <w:numId w:val="15"/>
+        </w:numPr>
         <w:bidi/>
       </w:pPr>
+      <w:r>
+        <w:rPr>
+          <w:b/>
+          <w:bCs/>
+          <w:rtl/>
+        </w:rPr>
+        <w:t>מחיקת משימה</w:t>
+      </w:r>
+      <w:r>
+        <w:rPr>
+          <w:b/>
+          <w:bCs/>
+        </w:rPr>
+        <w:t>:</w:t>
+      </w:r>
+      <w:r>
+        <w:t xml:space="preserve"> </w:t>
+      </w:r>
+      <w:r>
+        <w:rPr>
+          <w:rFonts w:hint="cs"/>
+          <w:rtl/>
+        </w:rPr>
+        <w:t xml:space="preserve"> </w:t>
+      </w:r>
+      <w:r>
+        <w:rPr>
+          <w:rtl/>
+        </w:rPr>
+        <w:t>המערכת תאפשר למשתמש למחוק משימה שיצר</w:t>
+      </w:r>
+      <w:r>
+        <w:t xml:space="preserve">; </w:t>
+      </w:r>
+      <w:r>
+        <w:rPr>
+          <w:rtl/>
+        </w:rPr>
+        <w:t>לפני המחיקה הסופית, המערכת תציג הודעת אישור</w:t>
+      </w:r>
+      <w:r>
+        <w:t xml:space="preserve"> (Confirmation Dialog) </w:t>
+      </w:r>
+      <w:r>
+        <w:rPr>
+          <w:rtl/>
+        </w:rPr>
+        <w:t>למניעת מחיקה בשוגג</w:t>
+      </w:r>
+      <w:r>
+        <w:t>.</w:t>
+      </w:r>
+    </w:p>
+    <w:p>
+      <w:pPr>
+        <w:numPr>
+          <w:ilvl w:val="0"/>
+          <w:numId w:val="15"/>
+        </w:numPr>
+        <w:bidi/>
+      </w:pPr>
+      <w:r>
+        <w:rPr>
+          <w:b/>
+          <w:bCs/>
+          <w:rtl/>
+        </w:rPr>
+        <w:t>צפייה ברשימת משימות אישית</w:t>
+      </w:r>
+      <w:r>
+        <w:rPr>
+          <w:b/>
+          <w:bCs/>
+        </w:rPr>
+        <w:t>:</w:t>
+      </w:r>
+      <w:r>
+        <w:t xml:space="preserve"> </w:t>
+      </w:r>
+      <w:r>
+        <w:rPr>
+          <w:rFonts w:hint="cs"/>
+          <w:rtl/>
+        </w:rPr>
+        <w:t xml:space="preserve"> </w:t>
+      </w:r>
+      <w:r>
+        <w:rPr>
+          <w:rtl/>
+        </w:rPr>
+        <w:t>המערכת תציג למשתמש המחובר את כל המשימות המשויכות לתחום המקצועי שלו בלבד, ממוינות לפי רמת דחיפות (מהגבוהה לנמוכה)</w:t>
+      </w:r>
+      <w:r>
+        <w:t>.</w:t>
+      </w:r>
+    </w:p>
+    <w:p>
+      <w:pPr>
+        <w:numPr>
+          <w:ilvl w:val="0"/>
+          <w:numId w:val="15"/>
+        </w:numPr>
+        <w:bidi/>
+      </w:pPr>
+      <w:r>
+        <w:rPr>
+          <w:b/>
+          <w:bCs/>
+          <w:rtl/>
+        </w:rPr>
+        <w:t>סינון לפי סטטוס</w:t>
+      </w:r>
+      <w:r>
+        <w:rPr>
+          <w:b/>
+          <w:bCs/>
+        </w:rPr>
+        <w:t>:</w:t>
+      </w:r>
+      <w:r>
+        <w:t xml:space="preserve"> </w:t>
+      </w:r>
+      <w:r>
+        <w:rPr>
+          <w:rFonts w:hint="cs"/>
+          <w:rtl/>
+        </w:rPr>
+        <w:t xml:space="preserve"> </w:t>
+      </w:r>
+      <w:r>
+        <w:rPr>
+          <w:rtl/>
+        </w:rPr>
+        <w:t>המערכת תאפשר למשתמש לסנן את רשימת המשימות כך שיוצגו רק משימות בסטטוס "בטיפול", לצורך מיקוד בעבודה שוטפת</w:t>
+      </w:r>
+      <w:r>
+        <w:t>.</w:t>
+      </w:r>
+    </w:p>
+    <w:p>
+      <w:pPr>
+        <w:numPr>
+          <w:ilvl w:val="0"/>
+          <w:numId w:val="15"/>
+        </w:numPr>
+        <w:bidi/>
+      </w:pPr>
+      <w:r>
+        <w:rPr>
+          <w:b/>
+          <w:bCs/>
+          <w:rtl/>
+        </w:rPr>
+        <w:t>חיפוש טקסטואלי</w:t>
+      </w:r>
+      <w:r>
+        <w:rPr>
+          <w:b/>
+          <w:bCs/>
+        </w:rPr>
+        <w:t>:</w:t>
+      </w:r>
+      <w:r>
+        <w:t xml:space="preserve"> </w:t>
+      </w:r>
+      <w:r>
+        <w:rPr>
+          <w:rFonts w:hint="cs"/>
+          <w:rtl/>
+        </w:rPr>
+        <w:t xml:space="preserve"> </w:t>
+      </w:r>
+      <w:r>
+        <w:rPr>
+          <w:rtl/>
+        </w:rPr>
+        <w:t>המערכת תאפשר למשתמש להזין מחרוזת לחיפוש</w:t>
+      </w:r>
+      <w:r>
+        <w:t xml:space="preserve">; </w:t>
+      </w:r>
+      <w:r>
+        <w:rPr>
+          <w:rtl/>
+        </w:rPr>
+        <w:t>המערכת תחזיר את כל המשימות שבהן המחרוזת מופיעה בכותרת או בתיאור המשימה</w:t>
+      </w:r>
+      <w:r>
+        <w:t>.</w:t>
+      </w:r>
+    </w:p>
+    <w:p>
+      <w:pPr>
+        <w:numPr>
+          <w:ilvl w:val="0"/>
+          <w:numId w:val="15"/>
+        </w:numPr>
+        <w:bidi/>
+      </w:pPr>
+      <w:r>
+        <w:rPr>
+          <w:b/>
+          <w:bCs/>
+          <w:rtl/>
+        </w:rPr>
+        <w:t>תיעוד צעדי שחזור לבאגים</w:t>
+      </w:r>
+      <w:r>
+        <w:rPr>
+          <w:b/>
+          <w:bCs/>
+        </w:rPr>
+        <w:t>:</w:t>
+      </w:r>
+      <w:r>
+        <w:t xml:space="preserve"> </w:t>
+      </w:r>
+      <w:r>
+        <w:rPr>
+          <w:rFonts w:hint="cs"/>
+          <w:rtl/>
+        </w:rPr>
+        <w:t xml:space="preserve"> </w:t>
+      </w:r>
+      <w:r>
+        <w:rPr>
+          <w:rtl/>
+        </w:rPr>
+        <w:t>עבור משימות המסומנות כ"באג", המערכת תפתח שדה קלט נוסף חובה לתיעוד "צעדי שחזור</w:t>
+      </w:r>
+      <w:r>
+        <w:t>" (Steps to Reproduce).</w:t>
+      </w:r>
+    </w:p>
+    <w:p>
+      <w:pPr>
+        <w:numPr>
+          <w:ilvl w:val="0"/>
+          <w:numId w:val="15"/>
+        </w:numPr>
+        <w:bidi/>
+      </w:pPr>
+      <w:r>
+        <w:rPr>
+          <w:b/>
+          <w:bCs/>
+          <w:rtl/>
+        </w:rPr>
+        <w:t>מיון כרונולוגי</w:t>
+      </w:r>
+      <w:r>
+        <w:rPr>
+          <w:b/>
+          <w:bCs/>
+        </w:rPr>
+        <w:t>:</w:t>
+      </w:r>
+      <w:r>
+        <w:t xml:space="preserve"> </w:t>
+      </w:r>
+      <w:r>
+        <w:rPr>
+          <w:rFonts w:hint="cs"/>
+          <w:rtl/>
+        </w:rPr>
+        <w:t xml:space="preserve"> </w:t>
+      </w:r>
+      <w:r>
+        <w:rPr>
+          <w:rtl/>
+        </w:rPr>
+        <w:t>המערכת תאפשר למשתמש למיין את רשימת המשימות לפי תאריך היעד, מהתאריך הקרוב ביותר ועד הרחוק ביותר</w:t>
+      </w:r>
+      <w:r>
+        <w:t>.</w:t>
+      </w:r>
+    </w:p>
+    <w:p>
+      <w:pPr>
+        <w:numPr>
+          <w:ilvl w:val="0"/>
+          <w:numId w:val="15"/>
+        </w:numPr>
+        <w:bidi/>
+      </w:pPr>
+      <w:r>
+        <w:rPr>
+          <w:b/>
+          <w:bCs/>
+          <w:rtl/>
+        </w:rPr>
+        <w:lastRenderedPageBreak/>
+        <w:t>תצוגת דשבורד סיכומי</w:t>
+      </w:r>
+      <w:r>
+        <w:rPr>
+          <w:b/>
+          <w:bCs/>
+        </w:rPr>
+        <w:t>:</w:t>
+      </w:r>
+      <w:r>
+        <w:t xml:space="preserve"> </w:t>
+      </w:r>
+      <w:r>
+        <w:rPr>
+          <w:rFonts w:hint="cs"/>
+          <w:rtl/>
+        </w:rPr>
+        <w:t xml:space="preserve"> </w:t>
+      </w:r>
+      <w:r>
+        <w:rPr>
+          <w:rtl/>
+        </w:rPr>
+        <w:t>המערכת תפיק למשתמש תצוגה המפרטת את סך המשימות הפתוחות, המשימות בטיפול והמשימות שבוצעו ב-30 הימים האחרונים</w:t>
+      </w:r>
+      <w:r>
+        <w:t>.</w:t>
+      </w:r>
+    </w:p>
+    <w:p>
+      <w:pPr>
+        <w:numPr>
+          <w:ilvl w:val="0"/>
+          <w:numId w:val="15"/>
+        </w:numPr>
+        <w:bidi/>
+      </w:pPr>
+      <w:r>
+        <w:rPr>
+          <w:b/>
+          <w:bCs/>
+          <w:rtl/>
+        </w:rPr>
+        <w:t>התראות דחיפות</w:t>
+      </w:r>
+      <w:r>
+        <w:rPr>
+          <w:b/>
+          <w:bCs/>
+        </w:rPr>
+        <w:t xml:space="preserve"> (Visual Alerts)</w:t>
+      </w:r>
+      <w:r>
+        <w:t xml:space="preserve"> </w:t>
+      </w:r>
+      <w:r>
+        <w:rPr>
+          <w:rFonts w:hint="cs"/>
+          <w:rtl/>
+        </w:rPr>
+        <w:t xml:space="preserve">: </w:t>
+      </w:r>
+      <w:r>
+        <w:rPr>
+          <w:rtl/>
+        </w:rPr>
+        <w:t>המערכת תציג בצבע אדום בולט כל משימה שתאריך היעד שלה חל ב-24 השעות הקרובות וטרם סומנה כ"בוצע</w:t>
+      </w:r>
+      <w:r>
+        <w:t>".</w:t>
+      </w:r>
+    </w:p>
+    <w:p>
+      <w:pPr>
+        <w:numPr>
+          <w:ilvl w:val="0"/>
+          <w:numId w:val="15"/>
+        </w:numPr>
+        <w:bidi/>
+      </w:pPr>
+      <w:r>
+        <w:rPr>
+          <w:b/>
+          <w:bCs/>
+          <w:rtl/>
+        </w:rPr>
+        <w:t>ייצוא דוחות</w:t>
+      </w:r>
+      <w:r>
+        <w:rPr>
+          <w:b/>
+          <w:bCs/>
+        </w:rPr>
+        <w:t>:</w:t>
+      </w:r>
+      <w:r>
+        <w:t xml:space="preserve"> </w:t>
+      </w:r>
+      <w:r>
+        <w:rPr>
+          <w:rFonts w:hint="cs"/>
+          <w:rtl/>
+        </w:rPr>
+        <w:t xml:space="preserve"> </w:t>
+      </w:r>
+      <w:r>
+        <w:rPr>
+          <w:rtl/>
+        </w:rPr>
+        <w:t>המערכת תאפשר למנהלים להפיק דוח ריכוז משימות בפורמט טקסטואלי</w:t>
+      </w:r>
+      <w:r>
+        <w:t xml:space="preserve"> (TXT) </w:t>
+      </w:r>
+      <w:r>
+        <w:rPr>
+          <w:rtl/>
+        </w:rPr>
+        <w:t>הכולל את שם המשימה, היוצר והסטטוס הנוכחי</w:t>
+      </w:r>
+      <w:r>
+        <w:t>.</w:t>
+      </w:r>
+    </w:p>
+    <w:p>
+      <w:pPr>
+        <w:numPr>
+          <w:ilvl w:val="0"/>
+          <w:numId w:val="15"/>
+        </w:numPr>
+        <w:bidi/>
+      </w:pPr>
+      <w:r>
+        <w:rPr>
+          <w:b/>
+          <w:bCs/>
+          <w:rtl/>
+        </w:rPr>
+        <w:t>ניהול הרשאות תחום</w:t>
+      </w:r>
+      <w:r>
+        <w:rPr>
+          <w:b/>
+          <w:bCs/>
+        </w:rPr>
+        <w:t>:</w:t>
+      </w:r>
+      <w:r>
+        <w:t xml:space="preserve"> </w:t>
+      </w:r>
+      <w:r>
+        <w:rPr>
+          <w:rFonts w:hint="cs"/>
+          <w:rtl/>
+        </w:rPr>
+        <w:t xml:space="preserve"> </w:t>
+      </w:r>
+      <w:r>
+        <w:rPr>
+          <w:rtl/>
+        </w:rPr>
+        <w:t>המערכת תמנע ממשתמש מתחום אחד (למשל: "פיתוח") לצפות או לערוך משימות השייכות לתחום אחר (למשל: "עיצוב")</w:t>
+      </w:r>
+      <w:r>
+        <w:t>.</w:t>
+      </w:r>
+    </w:p>
+    <w:p>
+      <w:pPr>
+        <w:numPr>
+          <w:ilvl w:val="0"/>
+          <w:numId w:val="15"/>
+        </w:numPr>
+        <w:bidi/>
+      </w:pPr>
+      <w:r>
+        <w:rPr>
+          <w:b/>
+          <w:bCs/>
+          <w:rtl/>
+        </w:rPr>
+        <w:t>שמירה אוטומטית</w:t>
+      </w:r>
+      <w:r>
+        <w:rPr>
+          <w:b/>
+          <w:bCs/>
+        </w:rPr>
+        <w:t xml:space="preserve"> (Persistence)</w:t>
+      </w:r>
+      <w:r>
+        <w:t xml:space="preserve"> </w:t>
+      </w:r>
+      <w:r>
+        <w:rPr>
+          <w:rFonts w:hint="cs"/>
+          <w:rtl/>
+        </w:rPr>
+        <w:t xml:space="preserve">: </w:t>
+      </w:r>
+      <w:r>
+        <w:rPr>
+          <w:rtl/>
+        </w:rPr>
+        <w:t>המערכת תבצע כתיבה לקובץ הנתונים המקומי מיד עם אישור כל פעולת "צור", "עדכן" או "מחק", למניעת אובדן מידע במקרה של סגירה פתאומית</w:t>
+      </w:r>
+      <w:r>
+        <w:t>.</w:t>
+      </w:r>
+    </w:p>
+    <w:p>
+      <w:pPr>
+        <w:numPr>
+          <w:ilvl w:val="0"/>
+          <w:numId w:val="15"/>
+        </w:numPr>
+        <w:bidi/>
+      </w:pPr>
+      <w:r>
+        <w:rPr>
+          <w:b/>
+          <w:bCs/>
+          <w:rtl/>
+        </w:rPr>
+        <w:t>ניתוק משתמש</w:t>
+      </w:r>
+      <w:r>
+        <w:rPr>
+          <w:b/>
+          <w:bCs/>
+        </w:rPr>
+        <w:t xml:space="preserve"> (Logout)</w:t>
+      </w:r>
+      <w:r>
+        <w:t xml:space="preserve"> </w:t>
+      </w:r>
+      <w:r>
+        <w:rPr>
+          <w:rFonts w:hint="cs"/>
+          <w:rtl/>
+        </w:rPr>
+        <w:t xml:space="preserve">: </w:t>
+      </w:r>
+      <w:r>
+        <w:rPr>
+          <w:rtl/>
+        </w:rPr>
+        <w:t>המערכת תאפשר למשתמש לסיים את הסשן הנוכחי</w:t>
+      </w:r>
+      <w:r>
+        <w:t xml:space="preserve">; </w:t>
+      </w:r>
+      <w:r>
+        <w:rPr>
+          <w:rtl/>
+        </w:rPr>
+        <w:t>עם הניתוק, המערכת תנקה את פרטי המשתמש מהזיכרון ותחזיר את התצוגה למסך ההתחברות</w:t>
+      </w:r>
+      <w:r>
+        <w:t>.</w:t>
+      </w:r>
+    </w:p>
+    <w:p>
+      <w:r>
+        <w:br w:type="page"/>
+      </w:r>
+    </w:p>
+    <w:p>
+      <w:pPr>
+        <w:pStyle w:val="Heading2"/>
+        <w:numPr>
+          <w:ilvl w:val="0"/>
+          <w:numId w:val="18"/>
+        </w:numPr>
+        <w:bidi/>
+      </w:pPr>
+      <w:r>
+        <w:rPr>
+          <w:rtl/>
+        </w:rPr>
+        <w:lastRenderedPageBreak/>
+        <w:t>דרישות לא פונקציונליות</w:t>
+      </w:r>
+      <w:r>
+        <w:t xml:space="preserve"> (Non-Functional Requirements)</w:t>
+      </w:r>
+    </w:p>
+    <w:p>
+      <w:pPr>
+        <w:bidi/>
+      </w:pPr>
+      <w:r>
+        <w:rPr>
+          <w:rtl/>
+        </w:rPr>
+        <w:t xml:space="preserve">דרישות אלו מתארות </w:t>
+      </w:r>
+      <w:r>
+        <w:rPr>
+          <w:b/>
+          <w:bCs/>
+          <w:rtl/>
+        </w:rPr>
+        <w:t>איך</w:t>
+      </w:r>
+      <w:r>
+        <w:rPr>
+          <w:rtl/>
+        </w:rPr>
+        <w:t xml:space="preserve"> המערכת מתפקדת</w:t>
+      </w:r>
+      <w:r>
+        <w:t xml:space="preserve"> (Quality attributes)</w:t>
+      </w:r>
+      <w:r>
+        <w:rPr>
+          <w:rFonts w:hint="cs"/>
+          <w:rtl/>
+        </w:rPr>
+        <w:t xml:space="preserve"> </w:t>
+      </w:r>
+    </w:p>
+    <w:p>
+      <w:pPr>
+        <w:numPr>
+          <w:ilvl w:val="0"/>
+          <w:numId w:val="16"/>
+        </w:numPr>
+        <w:bidi/>
+      </w:pPr>
+      <w:r>
+        <w:rPr>
+          <w:b/>
+          <w:bCs/>
+          <w:rtl/>
+        </w:rPr>
+        <w:t>ביצועים</w:t>
+      </w:r>
+      <w:r>
+        <w:rPr>
+          <w:b/>
+          <w:bCs/>
+        </w:rPr>
+        <w:t xml:space="preserve"> (Performance)</w:t>
+      </w:r>
+      <w:r>
+        <w:t xml:space="preserve"> </w:t>
+      </w:r>
+      <w:r>
+        <w:rPr>
+          <w:rFonts w:hint="cs"/>
+          <w:rtl/>
+        </w:rPr>
+        <w:t xml:space="preserve">: </w:t>
+      </w:r>
+      <w:r>
+        <w:rPr>
+          <w:rtl/>
+        </w:rPr>
+        <w:t>המערכת תגיב לכל שאילתת חיפוש או סינון בתוך פחות מ-1.5 שניות תחת עומס של 100 משימות במאגר המקומי</w:t>
+      </w:r>
+      <w:r>
+        <w:t>.</w:t>
+      </w:r>
+    </w:p>
+    <w:p>
+      <w:pPr>
+        <w:numPr>
+          <w:ilvl w:val="0"/>
+          <w:numId w:val="16"/>
+        </w:numPr>
+        <w:bidi/>
+      </w:pPr>
+      <w:r>
+        <w:rPr>
+          <w:b/>
+          <w:bCs/>
+          <w:rtl/>
+        </w:rPr>
+        <w:t>אמינות</w:t>
+      </w:r>
+      <w:r>
+        <w:rPr>
+          <w:b/>
+          <w:bCs/>
+        </w:rPr>
+        <w:t xml:space="preserve"> (Reliability)</w:t>
+      </w:r>
+      <w:r>
+        <w:t xml:space="preserve"> </w:t>
+      </w:r>
+      <w:r>
+        <w:rPr>
+          <w:rFonts w:hint="cs"/>
+          <w:rtl/>
+        </w:rPr>
+        <w:t xml:space="preserve">: </w:t>
+      </w:r>
+      <w:r>
+        <w:rPr>
+          <w:rtl/>
+        </w:rPr>
+        <w:t>המערכת תבטיח שלמות נתונים</w:t>
+      </w:r>
+      <w:r>
+        <w:t xml:space="preserve"> (Data Integrity) </w:t>
+      </w:r>
+      <w:r>
+        <w:rPr>
+          <w:rtl/>
+        </w:rPr>
+        <w:t>של 100% בעת שמירה לקובץ</w:t>
+      </w:r>
+      <w:r>
+        <w:t xml:space="preserve">; </w:t>
+      </w:r>
+      <w:r>
+        <w:rPr>
+          <w:rtl/>
+        </w:rPr>
+        <w:t>במקרה של שגיאת כתיבה, המערכת תבצע ניסיון חוזר</w:t>
+      </w:r>
+      <w:r>
+        <w:t xml:space="preserve"> (Retry) </w:t>
+      </w:r>
+      <w:r>
+        <w:rPr>
+          <w:rtl/>
+        </w:rPr>
+        <w:t>ותתריע למשתמש</w:t>
+      </w:r>
+      <w:r>
+        <w:t>.</w:t>
+      </w:r>
+    </w:p>
+    <w:p>
+      <w:pPr>
+        <w:numPr>
+          <w:ilvl w:val="0"/>
+          <w:numId w:val="16"/>
+        </w:numPr>
+        <w:bidi/>
+      </w:pPr>
+      <w:r>
+        <w:rPr>
+          <w:b/>
+          <w:bCs/>
+          <w:rtl/>
+        </w:rPr>
+        <w:t>אבטחה</w:t>
+      </w:r>
+      <w:r>
+        <w:rPr>
+          <w:b/>
+          <w:bCs/>
+        </w:rPr>
+        <w:t xml:space="preserve"> (Security)</w:t>
+      </w:r>
+      <w:r>
+        <w:t xml:space="preserve"> </w:t>
+      </w:r>
+      <w:r>
+        <w:rPr>
+          <w:rFonts w:hint="cs"/>
+          <w:rtl/>
+        </w:rPr>
+        <w:t xml:space="preserve">: </w:t>
+      </w:r>
+      <w:r>
+        <w:rPr>
+          <w:rtl/>
+        </w:rPr>
+        <w:t>מערכת תבצע הצפנה בסיסית של סיסמאות המשתמשים בקובץ הנתונים</w:t>
+      </w:r>
+      <w:r>
+        <w:t xml:space="preserve"> (Hashing) </w:t>
+      </w:r>
+      <w:r>
+        <w:rPr>
+          <w:rtl/>
+        </w:rPr>
+        <w:t>ולא תשמור אותן כטקסט גלוי</w:t>
+      </w:r>
+      <w:r>
+        <w:t xml:space="preserve"> (Plain Text).</w:t>
+      </w:r>
+    </w:p>
+    <w:p>
+      <w:pPr>
+        <w:numPr>
+          <w:ilvl w:val="0"/>
+          <w:numId w:val="16"/>
+        </w:numPr>
+        <w:bidi/>
+      </w:pPr>
+      <w:r>
+        <w:rPr>
+          <w:b/>
+          <w:bCs/>
+          <w:rtl/>
+        </w:rPr>
+        <w:t>תחזוקתיות</w:t>
+      </w:r>
+      <w:r>
+        <w:rPr>
+          <w:b/>
+          <w:bCs/>
+        </w:rPr>
+        <w:t xml:space="preserve"> (Maintainability)</w:t>
+      </w:r>
+      <w:r>
+        <w:t xml:space="preserve"> </w:t>
+      </w:r>
+      <w:r>
+        <w:rPr>
+          <w:rFonts w:hint="cs"/>
+          <w:rtl/>
+        </w:rPr>
+        <w:t xml:space="preserve">: </w:t>
+      </w:r>
+      <w:r>
+        <w:rPr>
+          <w:rtl/>
+        </w:rPr>
+        <w:t>הקוד ימומש תוך הפרדה בין שכבת הלוגיקה לשכבת הנתונים, עם כיסוי בדיקות</w:t>
+      </w:r>
+      <w:r>
+        <w:t xml:space="preserve"> JUnit </w:t>
+      </w:r>
+      <w:r>
+        <w:rPr>
+          <w:rtl/>
+        </w:rPr>
+        <w:t>של לפחות 70% מהפונקציות המרכזיות</w:t>
+      </w:r>
+      <w:r>
+        <w:t>.</w:t>
+      </w:r>
+    </w:p>
+    <w:p>
+      <w:pPr>
+        <w:numPr>
+          <w:ilvl w:val="0"/>
+          <w:numId w:val="16"/>
+        </w:numPr>
+        <w:bidi/>
+      </w:pPr>
+      <w:r>
+        <w:rPr>
+          <w:b/>
+          <w:bCs/>
+          <w:rtl/>
+        </w:rPr>
+        <w:t>ידידותיות</w:t>
+      </w:r>
+      <w:r>
+        <w:rPr>
+          <w:b/>
+          <w:bCs/>
+        </w:rPr>
+        <w:t xml:space="preserve"> (Usability)</w:t>
+      </w:r>
+      <w:r>
+        <w:t xml:space="preserve"> </w:t>
+      </w:r>
+      <w:r>
+        <w:rPr>
+          <w:rFonts w:hint="cs"/>
+          <w:rtl/>
+        </w:rPr>
+        <w:t xml:space="preserve">: </w:t>
+      </w:r>
+      <w:r>
+        <w:rPr>
+          <w:rtl/>
+        </w:rPr>
+        <w:t>משתמש חדש יוכל להשלים פעולת יצירת משימה ראשונה בתוך פחות מ-2 דקות מרגע הכניסה הראשונית למערכת</w:t>
+      </w:r>
+      <w:r>
+        <w:t>.</w:t>
+      </w:r>
+    </w:p>
+    <w:p>
+      <w:pPr>
+        <w:numPr>
+          <w:ilvl w:val="0"/>
+          <w:numId w:val="16"/>
+        </w:numPr>
+        <w:bidi/>
+      </w:pPr>
+      <w:r>
+        <w:rPr>
+          <w:b/>
+          <w:bCs/>
+          <w:rtl/>
+        </w:rPr>
+        <w:t>ניידות</w:t>
+      </w:r>
+      <w:r>
+        <w:rPr>
+          <w:b/>
+          <w:bCs/>
+        </w:rPr>
+        <w:t xml:space="preserve"> (Portability)</w:t>
+      </w:r>
+      <w:r>
+        <w:t xml:space="preserve"> </w:t>
+      </w:r>
+      <w:r>
+        <w:rPr>
+          <w:rFonts w:hint="cs"/>
+          <w:rtl/>
+        </w:rPr>
+        <w:t xml:space="preserve">: </w:t>
+      </w:r>
+      <w:r>
+        <w:rPr>
+          <w:rtl/>
+        </w:rPr>
+        <w:t>המערכת תהיה תואמת להרצה על סביבות</w:t>
+      </w:r>
+      <w:r>
+        <w:t xml:space="preserve"> Windows </w:t>
+      </w:r>
+      <w:r>
+        <w:rPr>
+          <w:rtl/>
+        </w:rPr>
+        <w:t>ו</w:t>
+      </w:r>
+      <w:r>
+        <w:t xml:space="preserve">-Linux </w:t>
+      </w:r>
+      <w:r>
+        <w:rPr>
+          <w:rtl/>
+        </w:rPr>
+        <w:t>ללא שינוי בקוד המקור, תוך שימוש ב</w:t>
+      </w:r>
+      <w:r>
+        <w:t xml:space="preserve">-Java Runtime Environment </w:t>
+      </w:r>
+      <w:r>
+        <w:rPr>
+          <w:rtl/>
+        </w:rPr>
+        <w:t>בלבד</w:t>
+      </w:r>
+      <w:r>
+        <w:t>.</w:t>
+      </w:r>
+    </w:p>
+    <w:p>
+      <w:pPr>
+        <w:numPr>
+          <w:ilvl w:val="0"/>
+          <w:numId w:val="16"/>
+        </w:numPr>
+        <w:bidi/>
+      </w:pPr>
+      <w:r>
+        <w:rPr>
+          <w:b/>
+          <w:bCs/>
+          <w:rtl/>
+        </w:rPr>
+        <w:t>יכולת בדיקה</w:t>
+      </w:r>
+      <w:r>
+        <w:rPr>
+          <w:b/>
+          <w:bCs/>
+        </w:rPr>
+        <w:t xml:space="preserve"> (Testability)</w:t>
+      </w:r>
+      <w:r>
+        <w:t xml:space="preserve"> </w:t>
+      </w:r>
+      <w:r>
+        <w:rPr>
+          <w:rFonts w:hint="cs"/>
+          <w:rtl/>
+        </w:rPr>
+        <w:t xml:space="preserve">: </w:t>
+      </w:r>
+      <w:r>
+        <w:rPr>
+          <w:rtl/>
+        </w:rPr>
+        <w:t>כל דרישה פונקציונלית במערכת תלווה במקרה בדיקה</w:t>
+      </w:r>
+      <w:r>
+        <w:t xml:space="preserve"> (Test Case) </w:t>
+      </w:r>
+      <w:r>
+        <w:rPr>
+          <w:rtl/>
+        </w:rPr>
+        <w:t>המגדיר קלט צפוי ותוצאה רצויה שניתן לאמת באופן ידני או אוטומטי</w:t>
+      </w:r>
+      <w:r>
+        <w:t>.</w:t>
+      </w:r>
+    </w:p>
+    <w:p>
+      <w:pPr>
+        <w:numPr>
+          <w:ilvl w:val="0"/>
+          <w:numId w:val="16"/>
+        </w:numPr>
+        <w:bidi/>
+      </w:pPr>
+      <w:r>
+        <w:rPr>
+          <w:b/>
+          <w:bCs/>
+          <w:rtl/>
+        </w:rPr>
+        <w:t>זמינות</w:t>
+      </w:r>
+      <w:r>
+        <w:rPr>
+          <w:b/>
+          <w:bCs/>
+        </w:rPr>
+        <w:t xml:space="preserve"> (Availability)</w:t>
+      </w:r>
+      <w:r>
+        <w:t xml:space="preserve"> </w:t>
+      </w:r>
+      <w:r>
+        <w:rPr>
+          <w:rFonts w:hint="cs"/>
+          <w:rtl/>
+        </w:rPr>
+        <w:t xml:space="preserve">: </w:t>
+      </w:r>
+      <w:r>
+        <w:rPr>
+          <w:rtl/>
+        </w:rPr>
+        <w:t>המערכת תאפשר עבודה מלאה (צפייה ועריכה) במצב לא מקוון</w:t>
+      </w:r>
+      <w:r>
+        <w:t xml:space="preserve"> (Offline) </w:t>
+      </w:r>
+      <w:r>
+        <w:rPr>
+          <w:rtl/>
+        </w:rPr>
+        <w:t>תוך הסתמכות על מסד נתונים מקומי בלבד</w:t>
+      </w:r>
+      <w:r>
+        <w:t>.</w:t>
+      </w:r>
+    </w:p>
+    <w:p>
+      <w:pPr>
+        <w:numPr>
+          <w:ilvl w:val="0"/>
+          <w:numId w:val="16"/>
+        </w:numPr>
+        <w:bidi/>
+      </w:pPr>
+      <w:r>
+        <w:rPr>
+          <w:b/>
+          <w:bCs/>
+          <w:rtl/>
+        </w:rPr>
+        <w:t>יעילות אחסון</w:t>
+      </w:r>
+      <w:r>
+        <w:rPr>
+          <w:b/>
+          <w:bCs/>
+        </w:rPr>
+        <w:t xml:space="preserve"> (Efficiency)</w:t>
+      </w:r>
+      <w:r>
+        <w:t xml:space="preserve"> </w:t>
+      </w:r>
+      <w:r>
+        <w:rPr>
+          <w:rFonts w:hint="cs"/>
+          <w:rtl/>
+        </w:rPr>
+        <w:t xml:space="preserve">: </w:t>
+      </w:r>
+      <w:r>
+        <w:rPr>
+          <w:rtl/>
+        </w:rPr>
+        <w:t>נפח קובץ הנתונים המקומי לא יעלה על 5</w:t>
+      </w:r>
+      <w:r>
+        <w:t xml:space="preserve">MB </w:t>
+      </w:r>
+      <w:r>
+        <w:rPr>
+          <w:rtl/>
+        </w:rPr>
+        <w:t>עבור אחסון של עד 500 משימות הכוללות טקסט חופשי</w:t>
+      </w:r>
+      <w:r>
+        <w:t>.</w:t>
+      </w:r>
+    </w:p>
+    <w:p>
+      <w:pPr>
+        <w:numPr>
+          <w:ilvl w:val="0"/>
+          <w:numId w:val="16"/>
+        </w:numPr>
+        <w:bidi/>
+      </w:pPr>
+      <w:r>
+        <w:rPr>
+          <w:b/>
+          <w:bCs/>
+          <w:rtl/>
+        </w:rPr>
+        <w:t>קריאות</w:t>
+      </w:r>
+      <w:r>
+        <w:rPr>
+          <w:b/>
+          <w:bCs/>
+        </w:rPr>
+        <w:t xml:space="preserve"> (Understandability)</w:t>
+      </w:r>
+      <w:r>
+        <w:t xml:space="preserve"> </w:t>
+      </w:r>
+      <w:r>
+        <w:rPr>
+          <w:rFonts w:hint="cs"/>
+          <w:rtl/>
+        </w:rPr>
+        <w:t xml:space="preserve">: </w:t>
+      </w:r>
+      <w:r>
+        <w:rPr>
+          <w:rtl/>
+        </w:rPr>
+        <w:t>הקוד יכתב באנגלית תקנית ויכלול הערות</w:t>
+      </w:r>
+      <w:r>
+        <w:t xml:space="preserve"> (Comments) </w:t>
+      </w:r>
+      <w:r>
+        <w:rPr>
+          <w:rtl/>
+        </w:rPr>
+        <w:t>לכל מחלקה</w:t>
+      </w:r>
+      <w:r>
+        <w:t xml:space="preserve"> (Class) </w:t>
+      </w:r>
+      <w:r>
+        <w:rPr>
+          <w:rtl/>
+        </w:rPr>
+        <w:t>ומתודה</w:t>
+      </w:r>
+      <w:r>
+        <w:t xml:space="preserve"> (Method), </w:t>
+      </w:r>
+      <w:r>
+        <w:rPr>
+          <w:rtl/>
+        </w:rPr>
+        <w:t>בהתאם לסטנדרט התיעוד של</w:t>
+      </w:r>
+      <w:r>
+        <w:t xml:space="preserve"> JavaDoc.</w:t>
+      </w:r>
+    </w:p>
+    <w:p>
+      <w:pPr>
+        <w:rPr>
+          <w:rtl/>
+        </w:rPr>
+      </w:pPr>
+      <w:r>
+        <w:rPr>
+          <w:rtl/>
+        </w:rPr>
+        <w:br w:type="page"/>
+      </w:r>
+    </w:p>
+    <w:p>
+      <w:pPr>
+        <w:pStyle w:val="Heading2"/>
+        <w:numPr>
+          <w:ilvl w:val="0"/>
+          <w:numId w:val="18"/>
+        </w:numPr>
+        <w:bidi/>
+      </w:pPr>
+      <w:r>
+        <w:rPr>
+          <w:rtl/>
+        </w:rPr>
+        <w:lastRenderedPageBreak/>
+        <w:t>דרישות ממשק משתמש</w:t>
+      </w:r>
+      <w:r>
+        <w:t xml:space="preserve"> (UI Requirements)</w:t>
+      </w:r>
+    </w:p>
+    <w:p>
+      <w:pPr>
+        <w:numPr>
+          <w:ilvl w:val="0"/>
+          <w:numId w:val="20"/>
+        </w:numPr>
+        <w:bidi/>
+      </w:pPr>
+      <w:r>
+        <w:rPr>
+          <w:b/>
+          <w:bCs/>
+          <w:rtl/>
+        </w:rPr>
+        <w:t>אינטראקטיביות והנחיית משתמש</w:t>
+      </w:r>
+      <w:r>
+        <w:rPr>
+          <w:b/>
+          <w:bCs/>
+        </w:rPr>
+        <w:t>:</w:t>
+      </w:r>
+      <w:r>
+        <w:t xml:space="preserve"> </w:t>
+      </w:r>
+      <w:r>
+        <w:rPr>
+          <w:rtl/>
+        </w:rPr>
+        <w:t xml:space="preserve">המערכת </w:t>
+      </w:r>
+      <w:r>
+        <w:rPr>
+          <w:b/>
+          <w:bCs/>
+          <w:rtl/>
+        </w:rPr>
+        <w:t>תציג</w:t>
+      </w:r>
+      <w:r>
+        <w:rPr>
+          <w:rtl/>
+        </w:rPr>
+        <w:t xml:space="preserve"> בכל שלב תפריט פעולות ממוספר</w:t>
+      </w:r>
+      <w:r>
+        <w:t xml:space="preserve"> (Numeric Menu) </w:t>
+      </w:r>
+      <w:r>
+        <w:rPr>
+          <w:rFonts w:hint="cs"/>
+          <w:rtl/>
+        </w:rPr>
+        <w:t xml:space="preserve"> , </w:t>
+      </w:r>
+      <w:r>
+        <w:rPr>
+          <w:rtl/>
+        </w:rPr>
+        <w:t>ו</w:t>
+      </w:r>
+      <w:r>
+        <w:rPr>
+          <w:b/>
+          <w:bCs/>
+          <w:rtl/>
+        </w:rPr>
+        <w:t>תחייב</w:t>
+      </w:r>
+      <w:r>
+        <w:rPr>
+          <w:rtl/>
+        </w:rPr>
+        <w:t xml:space="preserve"> קבלת אישור מהמשתמש לפני ביצוע פעולות הרסניות (כגון מחיקה או יציאה ללא שמירה)</w:t>
+      </w:r>
+      <w:r>
+        <w:t>.</w:t>
+      </w:r>
+    </w:p>
+    <w:p>
+      <w:pPr>
+        <w:numPr>
+          <w:ilvl w:val="0"/>
+          <w:numId w:val="20"/>
+        </w:numPr>
+        <w:bidi/>
+      </w:pPr>
+      <w:r>
+        <w:rPr>
+          <w:b/>
+          <w:bCs/>
+          <w:rtl/>
+        </w:rPr>
+        <w:t>עקביות הממשק</w:t>
+      </w:r>
+      <w:r>
+        <w:rPr>
+          <w:b/>
+          <w:bCs/>
+        </w:rPr>
+        <w:t xml:space="preserve"> (Consistency)</w:t>
+      </w:r>
+      <w:r>
+        <w:t xml:space="preserve"> </w:t>
+      </w:r>
+      <w:r>
+        <w:rPr>
+          <w:rFonts w:hint="cs"/>
+          <w:b/>
+          <w:bCs/>
+          <w:rtl/>
+        </w:rPr>
+        <w:t>:</w:t>
+      </w:r>
+      <w:r>
+        <w:rPr>
+          <w:rFonts w:hint="cs"/>
+          <w:rtl/>
+        </w:rPr>
+        <w:t xml:space="preserve"> </w:t>
+      </w:r>
+      <w:r>
+        <w:rPr>
+          <w:rtl/>
+        </w:rPr>
+        <w:t>פורמט הצגת הנתונים (כגון תאריכים, שמות משתמשים וכותרות) יהיה אחיד בכל מסכי המערכת</w:t>
+      </w:r>
+      <w:r>
+        <w:rPr>
+          <w:rFonts w:hint="cs"/>
+          <w:rtl/>
+        </w:rPr>
+        <w:t xml:space="preserve">, </w:t>
+      </w:r>
+      <w:r>
+        <w:rPr>
+          <w:rtl/>
+        </w:rPr>
+        <w:t xml:space="preserve">כל הודעות השגיאה </w:t>
+      </w:r>
+      <w:r>
+        <w:rPr>
+          <w:b/>
+          <w:bCs/>
+          <w:rtl/>
+        </w:rPr>
+        <w:t>יופיעו</w:t>
+      </w:r>
+      <w:r>
+        <w:rPr>
+          <w:rtl/>
+        </w:rPr>
+        <w:t xml:space="preserve"> במבנה קבוע הכולל את קוד השגיאה והסבר לתיקון</w:t>
+      </w:r>
+      <w:r>
+        <w:t>.</w:t>
+      </w:r>
+    </w:p>
+    <w:p>
+      <w:pPr>
+        <w:numPr>
+          <w:ilvl w:val="0"/>
+          <w:numId w:val="20"/>
+        </w:numPr>
+        <w:bidi/>
+      </w:pPr>
+      <w:r>
+        <w:rPr>
+          <w:b/>
+          <w:bCs/>
+          <w:rtl/>
+        </w:rPr>
+        <w:t>ניהול קלט שגוי</w:t>
+      </w:r>
+      <w:r>
+        <w:rPr>
+          <w:b/>
+          <w:bCs/>
+        </w:rPr>
+        <w:t>:</w:t>
+      </w:r>
+      <w:r>
+        <w:t xml:space="preserve"> </w:t>
+      </w:r>
+      <w:r>
+        <w:rPr>
+          <w:rFonts w:hint="cs"/>
+          <w:rtl/>
+        </w:rPr>
+        <w:t xml:space="preserve"> </w:t>
+      </w:r>
+      <w:r>
+        <w:rPr>
+          <w:rtl/>
+        </w:rPr>
+        <w:t xml:space="preserve">המערכת </w:t>
+      </w:r>
+      <w:r>
+        <w:rPr>
+          <w:b/>
+          <w:bCs/>
+          <w:rtl/>
+        </w:rPr>
+        <w:t>תספק</w:t>
+      </w:r>
+      <w:r>
+        <w:rPr>
+          <w:rtl/>
+        </w:rPr>
+        <w:t xml:space="preserve"> משוב מיידי במקרה של הקלדת תווים לא חוקיים (לדוגמה: הזנת אותיות בשדה המיועד למספרים) ולא </w:t>
+      </w:r>
+      <w:r>
+        <w:rPr>
+          <w:b/>
+          <w:bCs/>
+          <w:rtl/>
+        </w:rPr>
+        <w:t>תאפשר</w:t>
+      </w:r>
+      <w:r>
+        <w:rPr>
+          <w:rtl/>
+        </w:rPr>
+        <w:t xml:space="preserve"> המשך ביצוע הפעולה עד לתיקון הקלט</w:t>
+      </w:r>
+      <w:r>
+        <w:t>.</w:t>
+      </w:r>
+    </w:p>
+    <w:p>
+      <w:pPr>
+        <w:numPr>
+          <w:ilvl w:val="0"/>
+          <w:numId w:val="20"/>
+        </w:numPr>
+        <w:bidi/>
+      </w:pPr>
+      <w:r>
+        <w:rPr>
+          <w:b/>
+          <w:bCs/>
+          <w:rtl/>
+        </w:rPr>
+        <w:t>שמירת מצב הממשק</w:t>
+      </w:r>
+      <w:r>
+        <w:rPr>
+          <w:b/>
+          <w:bCs/>
+        </w:rPr>
+        <w:t>:</w:t>
+      </w:r>
+      <w:r>
+        <w:t xml:space="preserve"> </w:t>
+      </w:r>
+      <w:r>
+        <w:rPr>
+          <w:rFonts w:hint="cs"/>
+          <w:rtl/>
+        </w:rPr>
+        <w:t xml:space="preserve"> </w:t>
+      </w:r>
+      <w:r>
+        <w:rPr>
+          <w:rtl/>
+        </w:rPr>
+        <w:t xml:space="preserve">המערכת </w:t>
+      </w:r>
+      <w:r>
+        <w:rPr>
+          <w:b/>
+          <w:bCs/>
+          <w:rtl/>
+        </w:rPr>
+        <w:t>תשמור</w:t>
+      </w:r>
+      <w:r>
+        <w:rPr>
+          <w:rtl/>
+        </w:rPr>
+        <w:t xml:space="preserve"> את העדפות התצוגה האחרונות של המשתמש (למשל: סדר המיון שנבחר) ותציג אותן באותו אופן בעת הכניסה הבאה למערכת</w:t>
+      </w:r>
+      <w:r>
+        <w:t>.</w:t>
+      </w:r>
+    </w:p>
+    <w:p>
+      <w:pPr>
+        <w:bidi/>
+        <w:rPr>
+          <w:rtl/>
+        </w:rPr>
+      </w:pPr>
+      <w:r>
+        <w:rPr>
+          <w:rFonts w:hint="cs"/>
+          <w:rtl/>
+        </w:rPr>
+        <w:t xml:space="preserve">תצוגת </w:t>
+      </w:r>
+      <w:r>
+        <w:t>UI</w:t>
+      </w:r>
+      <w:r>
+        <w:rPr>
+          <w:rFonts w:hint="cs"/>
+          <w:rtl/>
+        </w:rPr>
+        <w:t xml:space="preserve"> לדוגמא-</w:t>
+      </w:r>
+    </w:p>
+    <w:p>
+      <w:pPr>
+        <w:bidi/>
+      </w:pPr>
+      <w:r>
+        <w:rPr>
+          <w:noProof/>
+        </w:rPr>
+        <w:drawing>
+          <wp:inline distT="0" distB="0" distL="0" distR="0" wp14:anchorId="0622D060" wp14:editId="1CA371AA">
+            <wp:extent cx="2599256" cy="2023533"/>
+            <wp:effectExtent l="0" t="0" r="0" b="0"/>
+            <wp:docPr id="1291208661" name="Picture 10"/>
+            <wp:cNvGraphicFramePr>
+              <a:graphicFrameLocks xmlns:a="http://schemas.openxmlformats.org/drawingml/2006/main" noChangeAspect="1"/>
+            </wp:cNvGraphicFramePr>
+            <a:graphic xmlns:a="http://schemas.openxmlformats.org/drawingml/2006/main">
+              <a:graphicData uri="http://schemas.openxmlformats.org/drawingml/2006/picture">
+                <pic:pic xmlns:pic="http://schemas.openxmlformats.org/drawingml/2006/picture">
+                  <pic:nvPicPr>
+                    <pic:cNvPr id="0" name="Picture 7"/>
+                    <pic:cNvPicPr>
+                      <a:picLocks noChangeAspect="1" noChangeArrowheads="1"/>
+                    </pic:cNvPicPr>
+                  </pic:nvPicPr>
+                  <pic:blipFill>
+                    <a:blip r:embed="rId5" cstate="print">
+                      <a:extLst>
+                        <a:ext uri="{28A0092B-C50C-407E-A947-70E740481C1C}">
+                          <a14:useLocalDpi xmlns:a14="http://schemas.microsoft.com/office/drawing/2010/main" val="0"/>
+                        </a:ext>
+                      </a:extLst>
+                    </a:blip>
+                    <a:srcRect/>
+                    <a:stretch>
+                      <a:fillRect/>
+                    </a:stretch>
+                  </pic:blipFill>
+                  <pic:spPr bwMode="auto">
+                    <a:xfrm>
+                      <a:off x="0" y="0"/>
+                      <a:ext cx="2620952" cy="2040424"/>
+                    </a:xfrm>
+                    <a:prstGeom prst="rect">
+                      <a:avLst/>
+                    </a:prstGeom>
+                    <a:noFill/>
+                  </pic:spPr>
+                </pic:pic>
+              </a:graphicData>
+            </a:graphic>
+          </wp:inline>
+        </w:drawing>
+      </w:r>
+      <w:r>
+        <w:rPr>
+          <w:noProof/>
+        </w:rPr>
+        <w:drawing>
+          <wp:inline distT="0" distB="0" distL="0" distR="0" wp14:anchorId="274E77E5" wp14:editId="3E1A93C3">
+            <wp:extent cx="2632702" cy="1982738"/>
+            <wp:effectExtent l="0" t="0" r="0" b="0"/>
+            <wp:docPr id="893793815" name="Picture 12"/>
+            <wp:cNvGraphicFramePr>
+              <a:graphicFrameLocks xmlns:a="http://schemas.openxmlformats.org/drawingml/2006/main" noChangeAspect="1"/>
+            </wp:cNvGraphicFramePr>
+            <a:graphic xmlns:a="http://schemas.openxmlformats.org/drawingml/2006/main">
+              <a:graphicData uri="http://schemas.openxmlformats.org/drawingml/2006/picture">
+                <pic:pic xmlns:pic="http://schemas.openxmlformats.org/drawingml/2006/picture">
+                  <pic:nvPicPr>
+                    <pic:cNvPr id="0" name="Picture 8"/>
+                    <pic:cNvPicPr>
+                      <a:picLocks noChangeAspect="1" noChangeArrowheads="1"/>
+                    </pic:cNvPicPr>
+                  </pic:nvPicPr>
+                  <pic:blipFill>
+                    <a:blip r:embed="rId6" cstate="print">
+                      <a:extLst>
+                        <a:ext uri="{28A0092B-C50C-407E-A947-70E740481C1C}">
+                          <a14:useLocalDpi xmlns:a14="http://schemas.microsoft.com/office/drawing/2010/main" val="0"/>
+                        </a:ext>
+                      </a:extLst>
+                    </a:blip>
+                    <a:srcRect/>
+                    <a:stretch>
+                      <a:fillRect/>
+                    </a:stretch>
+                  </pic:blipFill>
+                  <pic:spPr bwMode="auto">
+                    <a:xfrm>
+                      <a:off x="0" y="0"/>
+                      <a:ext cx="2652327" cy="1997518"/>
+                    </a:xfrm>
+                    <a:prstGeom prst="rect">
+                      <a:avLst/>
+                    </a:prstGeom>
+                    <a:noFill/>
+                  </pic:spPr>
+                </pic:pic>
+              </a:graphicData>
+            </a:graphic>
+          </wp:inline>
+        </w:drawing>
+      </w:r>
+      <w:r>
+        <w:rPr>
+          <w:noProof/>
+        </w:rPr>
+        <w:drawing>
+          <wp:inline distT="0" distB="0" distL="0" distR="0" wp14:anchorId="3532449E" wp14:editId="18638CBB">
+            <wp:extent cx="2413222" cy="1938867"/>
+            <wp:effectExtent l="0" t="0" r="6350" b="4445"/>
+            <wp:docPr id="1801860127" name="Picture 15"/>
+            <wp:cNvGraphicFramePr>
+              <a:graphicFrameLocks xmlns:a="http://schemas.openxmlformats.org/drawingml/2006/main" noChangeAspect="1"/>
+            </wp:cNvGraphicFramePr>
+            <a:graphic xmlns:a="http://schemas.openxmlformats.org/drawingml/2006/main">
+              <a:graphicData uri="http://schemas.openxmlformats.org/drawingml/2006/picture">
+                <pic:pic xmlns:pic="http://schemas.openxmlformats.org/drawingml/2006/picture">
+                  <pic:nvPicPr>
+                    <pic:cNvPr id="0" name="Picture 10"/>
+                    <pic:cNvPicPr>
+                      <a:picLocks noChangeAspect="1" noChangeArrowheads="1"/>
+                    </pic:cNvPicPr>
+                  </pic:nvPicPr>
+                  <pic:blipFill>
+                    <a:blip r:embed="rId7" cstate="print">
+                      <a:extLst>
+                        <a:ext uri="{28A0092B-C50C-407E-A947-70E740481C1C}">
+                          <a14:useLocalDpi xmlns:a14="http://schemas.microsoft.com/office/drawing/2010/main" val="0"/>
+                        </a:ext>
+                      </a:extLst>
+                    </a:blip>
+                    <a:srcRect/>
+                    <a:stretch>
+                      <a:fillRect/>
+                    </a:stretch>
+                  </pic:blipFill>
+                  <pic:spPr bwMode="auto">
+                    <a:xfrm>
+                      <a:off x="0" y="0"/>
+                      <a:ext cx="2428262" cy="1950950"/>
+                    </a:xfrm>
+                    <a:prstGeom prst="rect">
+                      <a:avLst/>
+                    </a:prstGeom>
+                    <a:noFill/>
+                  </pic:spPr>
+                </pic:pic>
+              </a:graphicData>
+            </a:graphic>
+          </wp:inline>
+        </w:drawing>
+      </w:r>
+      <w:r>
+        <w:rPr>
+          <w:noProof/>
+        </w:rPr>
+        <w:drawing>
+          <wp:inline distT="0" distB="0" distL="0" distR="0" wp14:anchorId="6A8FB2A0" wp14:editId="6F011A87">
+            <wp:extent cx="2725208" cy="2051864"/>
+            <wp:effectExtent l="0" t="0" r="0" b="5715"/>
+            <wp:docPr id="1183550750" name="Picture 14"/>
+            <wp:cNvGraphicFramePr>
+              <a:graphicFrameLocks xmlns:a="http://schemas.openxmlformats.org/drawingml/2006/main" noChangeAspect="1"/>
+            </wp:cNvGraphicFramePr>
+            <a:graphic xmlns:a="http://schemas.openxmlformats.org/drawingml/2006/main">
+              <a:graphicData uri="http://schemas.openxmlformats.org/drawingml/2006/picture">
+                <pic:pic xmlns:pic="http://schemas.openxmlformats.org/drawingml/2006/picture">
+                  <pic:nvPicPr>
+                    <pic:cNvPr id="0" name="Picture 9"/>
+                    <pic:cNvPicPr>
+                      <a:picLocks noChangeAspect="1" noChangeArrowheads="1"/>
+                    </pic:cNvPicPr>
+                  </pic:nvPicPr>
+                  <pic:blipFill>
+                    <a:blip r:embed="rId8" cstate="print">
+                      <a:extLst>
+                        <a:ext uri="{28A0092B-C50C-407E-A947-70E740481C1C}">
+                          <a14:useLocalDpi xmlns:a14="http://schemas.microsoft.com/office/drawing/2010/main" val="0"/>
+                        </a:ext>
+                      </a:extLst>
+                    </a:blip>
+                    <a:srcRect/>
+                    <a:stretch>
+                      <a:fillRect/>
+                    </a:stretch>
+                  </pic:blipFill>
+                  <pic:spPr bwMode="auto">
+                    <a:xfrm>
+                      <a:off x="0" y="0"/>
+                      <a:ext cx="2741431" cy="2064078"/>
+                    </a:xfrm>
+                    <a:prstGeom prst="rect">
+                      <a:avLst/>
+                    </a:prstGeom>
+                    <a:noFill/>
+                  </pic:spPr>
+                </pic:pic>
+              </a:graphicData>
+            </a:graphic>
+          </wp:inline>
+        </w:drawing>
+      </w:r>
     </w:p>
     <w:sectPr>
       <w:pgSz w:w="12240" w:h="15840"/>
@@ -949,6 +2666,453 @@
 <file path=word/numbering.xml><?xml version="1.0" encoding="utf-8"?>
 <w:numbering xmlns:wpc="http://schemas.microsoft.com/office/word/2010/wordprocessingCanvas" xmlns:cx="http://schemas.microsoft.com/office/drawing/2014/chartex" xmlns:cx1="http://schemas.microsoft.com/office/drawing/2015/9/8/chartex" xmlns:cx2="http://schemas.microsoft.com/office/drawing/2015/10/21/chartex" xmlns:cx3="http://schemas.microsoft.com/office/drawing/2016/5/9/chartex" xmlns:cx4="http://schemas.microsoft.com/office/drawing/2016/5/10/chartex" xmlns:cx5="http://schemas.microsoft.com/office/drawing/2016/5/11/chartex" xmlns:cx6="http://schemas.microsoft.com/office/drawing/2016/5/12/chartex" xmlns:cx7="http://schemas.microsoft.com/office/drawing/2016/5/13/chartex" xmlns:cx8="http://schemas.microsoft.com/office/drawing/2016/5/14/chartex" xmlns:mc="http://schemas.openxmlformats.org/markup-compatibility/2006" xmlns:aink="http://schemas.microsoft.com/office/drawing/2016/ink" xmlns:am3d="http://schemas.microsoft.com/office/drawing/2017/model3d" xmlns:o="urn:schemas-microsoft-com:office:office" xmlns:oel="http://schemas.microsoft.com/office/2019/extlst" xmlns:r="http://schemas.openxmlformats.org/officeDocument/2006/relationships" xmlns:m="http://schemas.openxmlformats.org/officeDocument/2006/math" xmlns:v="urn:schemas-microsoft-com:vml" xmlns:wp14="http://schemas.microsoft.com/office/word/2010/wordprocessingDrawing" xmlns:wp="http://schemas.openxmlformats.org/drawingml/2006/wordprocessingDrawing" xmlns:w10="urn:schemas-microsoft-com:office:word" xmlns:w="http://schemas.openxmlformats.org/wordprocessingml/2006/main" xmlns:w14="http://schemas.microsoft.com/office/word/2010/wordml" xmlns:w15="http://schemas.microsoft.com/office/word/2012/wordml" xmlns:w16cex="http://schemas.microsoft.com/office/word/2018/wordml/cex" xmlns:w16cid="http://schemas.microsoft.com/office/word/2016/wordml/cid" xmlns:w16="http://schemas.microsoft.com/office/word/2018/wordml" xmlns:w16du="http://schemas.microsoft.com/office/word/2023/wordml/word16du" xmlns:w16sdtdh="http://schemas.microsoft.com/office/word/2020/wordml/sdtdatahash" xmlns:w16sdtfl="http://schemas.microsoft.com/office/word/2024/wordml/sdtformatlock" xmlns:w16se="http://schemas.microsoft.com/office/word/2015/wordml/symex" xmlns:wpg="http://schemas.microsoft.com/office/word/2010/wordprocessingGroup" xmlns:wpi="http://schemas.microsoft.com/office/word/2010/wordprocessingInk" xmlns:wne="http://schemas.microsoft.com/office/word/2006/wordml" xmlns:wps="http://schemas.microsoft.com/office/word/2010/wordprocessingShape" mc:Ignorable="w14 w15 w16se w16cid w16 w16cex w16sdtdh w16sdtfl w16du wp14">
   <w:abstractNum w:abstractNumId="0" w15:restartNumberingAfterBreak="0">
+    <w:nsid w:val="05F82D14"/>
+    <w:multiLevelType w:val="multilevel"/>
+    <w:tmpl w:val="0AC81C06"/>
+    <w:lvl w:ilvl="0">
+      <w:start w:val="1"/>
+      <w:numFmt w:val="bullet"/>
+      <w:lvlText w:val=""/>
+      <w:lvlJc w:val="left"/>
+      <w:pPr>
+        <w:tabs>
+          <w:tab w:val="num" w:pos="720"/>
+        </w:tabs>
+        <w:ind w:left="720" w:hanging="360"/>
+      </w:pPr>
+      <w:rPr>
+        <w:rFonts w:ascii="Symbol" w:hAnsi="Symbol" w:hint="default"/>
+        <w:sz w:val="20"/>
+      </w:rPr>
+    </w:lvl>
+    <w:lvl w:ilvl="1" w:tentative="1">
+      <w:start w:val="1"/>
+      <w:numFmt w:val="bullet"/>
+      <w:lvlText w:val="o"/>
+      <w:lvlJc w:val="left"/>
+      <w:pPr>
+        <w:tabs>
+          <w:tab w:val="num" w:pos="1440"/>
+        </w:tabs>
+        <w:ind w:left="1440" w:hanging="360"/>
+      </w:pPr>
+      <w:rPr>
+        <w:rFonts w:ascii="Courier New" w:hAnsi="Courier New" w:hint="default"/>
+        <w:sz w:val="20"/>
+      </w:rPr>
+    </w:lvl>
+    <w:lvl w:ilvl="2" w:tentative="1">
+      <w:start w:val="1"/>
+      <w:numFmt w:val="bullet"/>
+      <w:lvlText w:val=""/>
+      <w:lvlJc w:val="left"/>
+      <w:pPr>
+        <w:tabs>
+          <w:tab w:val="num" w:pos="2160"/>
+        </w:tabs>
+        <w:ind w:left="2160" w:hanging="360"/>
+      </w:pPr>
+      <w:rPr>
+        <w:rFonts w:ascii="Wingdings" w:hAnsi="Wingdings" w:hint="default"/>
+        <w:sz w:val="20"/>
+      </w:rPr>
+    </w:lvl>
+    <w:lvl w:ilvl="3" w:tentative="1">
+      <w:start w:val="1"/>
+      <w:numFmt w:val="bullet"/>
+      <w:lvlText w:val=""/>
+      <w:lvlJc w:val="left"/>
+      <w:pPr>
+        <w:tabs>
+          <w:tab w:val="num" w:pos="2880"/>
+        </w:tabs>
+        <w:ind w:left="2880" w:hanging="360"/>
+      </w:pPr>
+      <w:rPr>
+        <w:rFonts w:ascii="Wingdings" w:hAnsi="Wingdings" w:hint="default"/>
+        <w:sz w:val="20"/>
+      </w:rPr>
+    </w:lvl>
+    <w:lvl w:ilvl="4" w:tentative="1">
+      <w:start w:val="1"/>
+      <w:numFmt w:val="bullet"/>
+      <w:lvlText w:val=""/>
+      <w:lvlJc w:val="left"/>
+      <w:pPr>
+        <w:tabs>
+          <w:tab w:val="num" w:pos="3600"/>
+        </w:tabs>
+        <w:ind w:left="3600" w:hanging="360"/>
+      </w:pPr>
+      <w:rPr>
+        <w:rFonts w:ascii="Wingdings" w:hAnsi="Wingdings" w:hint="default"/>
+        <w:sz w:val="20"/>
+      </w:rPr>
+    </w:lvl>
+    <w:lvl w:ilvl="5" w:tentative="1">
+      <w:start w:val="1"/>
+      <w:numFmt w:val="bullet"/>
+      <w:lvlText w:val=""/>
+      <w:lvlJc w:val="left"/>
+      <w:pPr>
+        <w:tabs>
+          <w:tab w:val="num" w:pos="4320"/>
+        </w:tabs>
+        <w:ind w:left="4320" w:hanging="360"/>
+      </w:pPr>
+      <w:rPr>
+        <w:rFonts w:ascii="Wingdings" w:hAnsi="Wingdings" w:hint="default"/>
+        <w:sz w:val="20"/>
+      </w:rPr>
+    </w:lvl>
+    <w:lvl w:ilvl="6" w:tentative="1">
+      <w:start w:val="1"/>
+      <w:numFmt w:val="bullet"/>
+      <w:lvlText w:val=""/>
+      <w:lvlJc w:val="left"/>
+      <w:pPr>
+        <w:tabs>
+          <w:tab w:val="num" w:pos="5040"/>
+        </w:tabs>
+        <w:ind w:left="5040" w:hanging="360"/>
+      </w:pPr>
+      <w:rPr>
+        <w:rFonts w:ascii="Wingdings" w:hAnsi="Wingdings" w:hint="default"/>
+        <w:sz w:val="20"/>
+      </w:rPr>
+    </w:lvl>
+    <w:lvl w:ilvl="7" w:tentative="1">
+      <w:start w:val="1"/>
+      <w:numFmt w:val="bullet"/>
+      <w:lvlText w:val=""/>
+      <w:lvlJc w:val="left"/>
+      <w:pPr>
+        <w:tabs>
+          <w:tab w:val="num" w:pos="5760"/>
+        </w:tabs>
+        <w:ind w:left="5760" w:hanging="360"/>
+      </w:pPr>
+      <w:rPr>
+        <w:rFonts w:ascii="Wingdings" w:hAnsi="Wingdings" w:hint="default"/>
+        <w:sz w:val="20"/>
+      </w:rPr>
+    </w:lvl>
+    <w:lvl w:ilvl="8" w:tentative="1">
+      <w:start w:val="1"/>
+      <w:numFmt w:val="bullet"/>
+      <w:lvlText w:val=""/>
+      <w:lvlJc w:val="left"/>
+      <w:pPr>
+        <w:tabs>
+          <w:tab w:val="num" w:pos="6480"/>
+        </w:tabs>
+        <w:ind w:left="6480" w:hanging="360"/>
+      </w:pPr>
+      <w:rPr>
+        <w:rFonts w:ascii="Wingdings" w:hAnsi="Wingdings" w:hint="default"/>
+        <w:sz w:val="20"/>
+      </w:rPr>
+    </w:lvl>
+  </w:abstractNum>
+  <w:abstractNum w:abstractNumId="1" w15:restartNumberingAfterBreak="0">
+    <w:nsid w:val="0B893F99"/>
+    <w:multiLevelType w:val="multilevel"/>
+    <w:tmpl w:val="390009F0"/>
+    <w:lvl w:ilvl="0">
+      <w:start w:val="1"/>
+      <w:numFmt w:val="bullet"/>
+      <w:lvlText w:val=""/>
+      <w:lvlJc w:val="left"/>
+      <w:pPr>
+        <w:tabs>
+          <w:tab w:val="num" w:pos="720"/>
+        </w:tabs>
+        <w:ind w:left="720" w:hanging="360"/>
+      </w:pPr>
+      <w:rPr>
+        <w:rFonts w:ascii="Symbol" w:hAnsi="Symbol" w:hint="default"/>
+        <w:sz w:val="20"/>
+      </w:rPr>
+    </w:lvl>
+    <w:lvl w:ilvl="1" w:tentative="1">
+      <w:start w:val="1"/>
+      <w:numFmt w:val="bullet"/>
+      <w:lvlText w:val="o"/>
+      <w:lvlJc w:val="left"/>
+      <w:pPr>
+        <w:tabs>
+          <w:tab w:val="num" w:pos="1440"/>
+        </w:tabs>
+        <w:ind w:left="1440" w:hanging="360"/>
+      </w:pPr>
+      <w:rPr>
+        <w:rFonts w:ascii="Courier New" w:hAnsi="Courier New" w:hint="default"/>
+        <w:sz w:val="20"/>
+      </w:rPr>
+    </w:lvl>
+    <w:lvl w:ilvl="2" w:tentative="1">
+      <w:start w:val="1"/>
+      <w:numFmt w:val="bullet"/>
+      <w:lvlText w:val=""/>
+      <w:lvlJc w:val="left"/>
+      <w:pPr>
+        <w:tabs>
+          <w:tab w:val="num" w:pos="2160"/>
+        </w:tabs>
+        <w:ind w:left="2160" w:hanging="360"/>
+      </w:pPr>
+      <w:rPr>
+        <w:rFonts w:ascii="Wingdings" w:hAnsi="Wingdings" w:hint="default"/>
+        <w:sz w:val="20"/>
+      </w:rPr>
+    </w:lvl>
+    <w:lvl w:ilvl="3" w:tentative="1">
+      <w:start w:val="1"/>
+      <w:numFmt w:val="bullet"/>
+      <w:lvlText w:val=""/>
+      <w:lvlJc w:val="left"/>
+      <w:pPr>
+        <w:tabs>
+          <w:tab w:val="num" w:pos="2880"/>
+        </w:tabs>
+        <w:ind w:left="2880" w:hanging="360"/>
+      </w:pPr>
+      <w:rPr>
+        <w:rFonts w:ascii="Wingdings" w:hAnsi="Wingdings" w:hint="default"/>
+        <w:sz w:val="20"/>
+      </w:rPr>
+    </w:lvl>
+    <w:lvl w:ilvl="4" w:tentative="1">
+      <w:start w:val="1"/>
+      <w:numFmt w:val="bullet"/>
+      <w:lvlText w:val=""/>
+      <w:lvlJc w:val="left"/>
+      <w:pPr>
+        <w:tabs>
+          <w:tab w:val="num" w:pos="3600"/>
+        </w:tabs>
+        <w:ind w:left="3600" w:hanging="360"/>
+      </w:pPr>
+      <w:rPr>
+        <w:rFonts w:ascii="Wingdings" w:hAnsi="Wingdings" w:hint="default"/>
+        <w:sz w:val="20"/>
+      </w:rPr>
+    </w:lvl>
+    <w:lvl w:ilvl="5" w:tentative="1">
+      <w:start w:val="1"/>
+      <w:numFmt w:val="bullet"/>
+      <w:lvlText w:val=""/>
+      <w:lvlJc w:val="left"/>
+      <w:pPr>
+        <w:tabs>
+          <w:tab w:val="num" w:pos="4320"/>
+        </w:tabs>
+        <w:ind w:left="4320" w:hanging="360"/>
+      </w:pPr>
+      <w:rPr>
+        <w:rFonts w:ascii="Wingdings" w:hAnsi="Wingdings" w:hint="default"/>
+        <w:sz w:val="20"/>
+      </w:rPr>
+    </w:lvl>
+    <w:lvl w:ilvl="6" w:tentative="1">
+      <w:start w:val="1"/>
+      <w:numFmt w:val="bullet"/>
+      <w:lvlText w:val=""/>
+      <w:lvlJc w:val="left"/>
+      <w:pPr>
+        <w:tabs>
+          <w:tab w:val="num" w:pos="5040"/>
+        </w:tabs>
+        <w:ind w:left="5040" w:hanging="360"/>
+      </w:pPr>
+      <w:rPr>
+        <w:rFonts w:ascii="Wingdings" w:hAnsi="Wingdings" w:hint="default"/>
+        <w:sz w:val="20"/>
+      </w:rPr>
+    </w:lvl>
+    <w:lvl w:ilvl="7" w:tentative="1">
+      <w:start w:val="1"/>
+      <w:numFmt w:val="bullet"/>
+      <w:lvlText w:val=""/>
+      <w:lvlJc w:val="left"/>
+      <w:pPr>
+        <w:tabs>
+          <w:tab w:val="num" w:pos="5760"/>
+        </w:tabs>
+        <w:ind w:left="5760" w:hanging="360"/>
+      </w:pPr>
+      <w:rPr>
+        <w:rFonts w:ascii="Wingdings" w:hAnsi="Wingdings" w:hint="default"/>
+        <w:sz w:val="20"/>
+      </w:rPr>
+    </w:lvl>
+    <w:lvl w:ilvl="8" w:tentative="1">
+      <w:start w:val="1"/>
+      <w:numFmt w:val="bullet"/>
+      <w:lvlText w:val=""/>
+      <w:lvlJc w:val="left"/>
+      <w:pPr>
+        <w:tabs>
+          <w:tab w:val="num" w:pos="6480"/>
+        </w:tabs>
+        <w:ind w:left="6480" w:hanging="360"/>
+      </w:pPr>
+      <w:rPr>
+        <w:rFonts w:ascii="Wingdings" w:hAnsi="Wingdings" w:hint="default"/>
+        <w:sz w:val="20"/>
+      </w:rPr>
+    </w:lvl>
+  </w:abstractNum>
+  <w:abstractNum w:abstractNumId="2" w15:restartNumberingAfterBreak="0">
+    <w:nsid w:val="0BC826DC"/>
+    <w:multiLevelType w:val="multilevel"/>
+    <w:tmpl w:val="FB244A02"/>
+    <w:lvl w:ilvl="0">
+      <w:start w:val="1"/>
+      <w:numFmt w:val="bullet"/>
+      <w:lvlText w:val=""/>
+      <w:lvlJc w:val="left"/>
+      <w:pPr>
+        <w:tabs>
+          <w:tab w:val="num" w:pos="720"/>
+        </w:tabs>
+        <w:ind w:left="720" w:hanging="360"/>
+      </w:pPr>
+      <w:rPr>
+        <w:rFonts w:ascii="Symbol" w:hAnsi="Symbol" w:hint="default"/>
+        <w:sz w:val="20"/>
+      </w:rPr>
+    </w:lvl>
+    <w:lvl w:ilvl="1" w:tentative="1">
+      <w:start w:val="1"/>
+      <w:numFmt w:val="bullet"/>
+      <w:lvlText w:val="o"/>
+      <w:lvlJc w:val="left"/>
+      <w:pPr>
+        <w:tabs>
+          <w:tab w:val="num" w:pos="1440"/>
+        </w:tabs>
+        <w:ind w:left="1440" w:hanging="360"/>
+      </w:pPr>
+      <w:rPr>
+        <w:rFonts w:ascii="Courier New" w:hAnsi="Courier New" w:hint="default"/>
+        <w:sz w:val="20"/>
+      </w:rPr>
+    </w:lvl>
+    <w:lvl w:ilvl="2" w:tentative="1">
+      <w:start w:val="1"/>
+      <w:numFmt w:val="bullet"/>
+      <w:lvlText w:val=""/>
+      <w:lvlJc w:val="left"/>
+      <w:pPr>
+        <w:tabs>
+          <w:tab w:val="num" w:pos="2160"/>
+        </w:tabs>
+        <w:ind w:left="2160" w:hanging="360"/>
+      </w:pPr>
+      <w:rPr>
+        <w:rFonts w:ascii="Wingdings" w:hAnsi="Wingdings" w:hint="default"/>
+        <w:sz w:val="20"/>
+      </w:rPr>
+    </w:lvl>
+    <w:lvl w:ilvl="3" w:tentative="1">
+      <w:start w:val="1"/>
+      <w:numFmt w:val="bullet"/>
+      <w:lvlText w:val=""/>
+      <w:lvlJc w:val="left"/>
+      <w:pPr>
+        <w:tabs>
+          <w:tab w:val="num" w:pos="2880"/>
+        </w:tabs>
+        <w:ind w:left="2880" w:hanging="360"/>
+      </w:pPr>
+      <w:rPr>
+        <w:rFonts w:ascii="Wingdings" w:hAnsi="Wingdings" w:hint="default"/>
+        <w:sz w:val="20"/>
+      </w:rPr>
+    </w:lvl>
+    <w:lvl w:ilvl="4" w:tentative="1">
+      <w:start w:val="1"/>
+      <w:numFmt w:val="bullet"/>
+      <w:lvlText w:val=""/>
+      <w:lvlJc w:val="left"/>
+      <w:pPr>
+        <w:tabs>
+          <w:tab w:val="num" w:pos="3600"/>
+        </w:tabs>
+        <w:ind w:left="3600" w:hanging="360"/>
+      </w:pPr>
+      <w:rPr>
+        <w:rFonts w:ascii="Wingdings" w:hAnsi="Wingdings" w:hint="default"/>
+        <w:sz w:val="20"/>
+      </w:rPr>
+    </w:lvl>
+    <w:lvl w:ilvl="5" w:tentative="1">
+      <w:start w:val="1"/>
+      <w:numFmt w:val="bullet"/>
+      <w:lvlText w:val=""/>
+      <w:lvlJc w:val="left"/>
+      <w:pPr>
+        <w:tabs>
+          <w:tab w:val="num" w:pos="4320"/>
+        </w:tabs>
+        <w:ind w:left="4320" w:hanging="360"/>
+      </w:pPr>
+      <w:rPr>
+        <w:rFonts w:ascii="Wingdings" w:hAnsi="Wingdings" w:hint="default"/>
+        <w:sz w:val="20"/>
+      </w:rPr>
+    </w:lvl>
+    <w:lvl w:ilvl="6" w:tentative="1">
+      <w:start w:val="1"/>
+      <w:numFmt w:val="bullet"/>
+      <w:lvlText w:val=""/>
+      <w:lvlJc w:val="left"/>
+      <w:pPr>
+        <w:tabs>
+          <w:tab w:val="num" w:pos="5040"/>
+        </w:tabs>
+        <w:ind w:left="5040" w:hanging="360"/>
+      </w:pPr>
+      <w:rPr>
+        <w:rFonts w:ascii="Wingdings" w:hAnsi="Wingdings" w:hint="default"/>
+        <w:sz w:val="20"/>
+      </w:rPr>
+    </w:lvl>
+    <w:lvl w:ilvl="7" w:tentative="1">
+      <w:start w:val="1"/>
+      <w:numFmt w:val="bullet"/>
+      <w:lvlText w:val=""/>
+      <w:lvlJc w:val="left"/>
+      <w:pPr>
+        <w:tabs>
+          <w:tab w:val="num" w:pos="5760"/>
+        </w:tabs>
+        <w:ind w:left="5760" w:hanging="360"/>
+      </w:pPr>
+      <w:rPr>
+        <w:rFonts w:ascii="Wingdings" w:hAnsi="Wingdings" w:hint="default"/>
+        <w:sz w:val="20"/>
+      </w:rPr>
+    </w:lvl>
+    <w:lvl w:ilvl="8" w:tentative="1">
+      <w:start w:val="1"/>
+      <w:numFmt w:val="bullet"/>
+      <w:lvlText w:val=""/>
+      <w:lvlJc w:val="left"/>
+      <w:pPr>
+        <w:tabs>
+          <w:tab w:val="num" w:pos="6480"/>
+        </w:tabs>
+        <w:ind w:left="6480" w:hanging="360"/>
+      </w:pPr>
+      <w:rPr>
+        <w:rFonts w:ascii="Wingdings" w:hAnsi="Wingdings" w:hint="default"/>
+        <w:sz w:val="20"/>
+      </w:rPr>
+    </w:lvl>
+  </w:abstractNum>
+  <w:abstractNum w:abstractNumId="3" w15:restartNumberingAfterBreak="0">
     <w:nsid w:val="0F5906BC"/>
     <w:multiLevelType w:val="multilevel"/>
     <w:tmpl w:val="08005EFA"/>
@@ -1061,7 +3225,536 @@
       </w:pPr>
     </w:lvl>
   </w:abstractNum>
-  <w:abstractNum w:abstractNumId="1" w15:restartNumberingAfterBreak="0">
+  <w:abstractNum w:abstractNumId="4" w15:restartNumberingAfterBreak="0">
+    <w:nsid w:val="0FBF462A"/>
+    <w:multiLevelType w:val="hybridMultilevel"/>
+    <w:tmpl w:val="F3941470"/>
+    <w:lvl w:ilvl="0" w:tplc="6540BC3A">
+      <w:start w:val="1"/>
+      <w:numFmt w:val="decimal"/>
+      <w:lvlText w:val="%1."/>
+      <w:lvlJc w:val="left"/>
+      <w:pPr>
+        <w:ind w:left="720" w:hanging="360"/>
+      </w:pPr>
+      <w:rPr>
+        <w:rFonts w:hint="default"/>
+      </w:rPr>
+    </w:lvl>
+    <w:lvl w:ilvl="1" w:tplc="04090019" w:tentative="1">
+      <w:start w:val="1"/>
+      <w:numFmt w:val="lowerLetter"/>
+      <w:lvlText w:val="%2."/>
+      <w:lvlJc w:val="left"/>
+      <w:pPr>
+        <w:ind w:left="1440" w:hanging="360"/>
+      </w:pPr>
+    </w:lvl>
+    <w:lvl w:ilvl="2" w:tplc="0409001B" w:tentative="1">
+      <w:start w:val="1"/>
+      <w:numFmt w:val="lowerRoman"/>
+      <w:lvlText w:val="%3."/>
+      <w:lvlJc w:val="right"/>
+      <w:pPr>
+        <w:ind w:left="2160" w:hanging="180"/>
+      </w:pPr>
+    </w:lvl>
+    <w:lvl w:ilvl="3" w:tplc="0409000F" w:tentative="1">
+      <w:start w:val="1"/>
+      <w:numFmt w:val="decimal"/>
+      <w:lvlText w:val="%4."/>
+      <w:lvlJc w:val="left"/>
+      <w:pPr>
+        <w:ind w:left="2880" w:hanging="360"/>
+      </w:pPr>
+    </w:lvl>
+    <w:lvl w:ilvl="4" w:tplc="04090019" w:tentative="1">
+      <w:start w:val="1"/>
+      <w:numFmt w:val="lowerLetter"/>
+      <w:lvlText w:val="%5."/>
+      <w:lvlJc w:val="left"/>
+      <w:pPr>
+        <w:ind w:left="3600" w:hanging="360"/>
+      </w:pPr>
+    </w:lvl>
+    <w:lvl w:ilvl="5" w:tplc="0409001B" w:tentative="1">
+      <w:start w:val="1"/>
+      <w:numFmt w:val="lowerRoman"/>
+      <w:lvlText w:val="%6."/>
+      <w:lvlJc w:val="right"/>
+      <w:pPr>
+        <w:ind w:left="4320" w:hanging="180"/>
+      </w:pPr>
+    </w:lvl>
+    <w:lvl w:ilvl="6" w:tplc="0409000F" w:tentative="1">
+      <w:start w:val="1"/>
+      <w:numFmt w:val="decimal"/>
+      <w:lvlText w:val="%7."/>
+      <w:lvlJc w:val="left"/>
+      <w:pPr>
+        <w:ind w:left="5040" w:hanging="360"/>
+      </w:pPr>
+    </w:lvl>
+    <w:lvl w:ilvl="7" w:tplc="04090019" w:tentative="1">
+      <w:start w:val="1"/>
+      <w:numFmt w:val="lowerLetter"/>
+      <w:lvlText w:val="%8."/>
+      <w:lvlJc w:val="left"/>
+      <w:pPr>
+        <w:ind w:left="5760" w:hanging="360"/>
+      </w:pPr>
+    </w:lvl>
+    <w:lvl w:ilvl="8" w:tplc="0409001B" w:tentative="1">
+      <w:start w:val="1"/>
+      <w:numFmt w:val="lowerRoman"/>
+      <w:lvlText w:val="%9."/>
+      <w:lvlJc w:val="right"/>
+      <w:pPr>
+        <w:ind w:left="6480" w:hanging="180"/>
+      </w:pPr>
+    </w:lvl>
+  </w:abstractNum>
+  <w:abstractNum w:abstractNumId="5" w15:restartNumberingAfterBreak="0">
+    <w:nsid w:val="0FD17134"/>
+    <w:multiLevelType w:val="multilevel"/>
+    <w:tmpl w:val="541E9868"/>
+    <w:lvl w:ilvl="0">
+      <w:start w:val="1"/>
+      <w:numFmt w:val="decimal"/>
+      <w:lvlText w:val="%1."/>
+      <w:lvlJc w:val="left"/>
+      <w:pPr>
+        <w:tabs>
+          <w:tab w:val="num" w:pos="720"/>
+        </w:tabs>
+        <w:ind w:left="720" w:hanging="360"/>
+      </w:pPr>
+    </w:lvl>
+    <w:lvl w:ilvl="1" w:tentative="1">
+      <w:start w:val="1"/>
+      <w:numFmt w:val="decimal"/>
+      <w:lvlText w:val="%2."/>
+      <w:lvlJc w:val="left"/>
+      <w:pPr>
+        <w:tabs>
+          <w:tab w:val="num" w:pos="1440"/>
+        </w:tabs>
+        <w:ind w:left="1440" w:hanging="360"/>
+      </w:pPr>
+    </w:lvl>
+    <w:lvl w:ilvl="2" w:tentative="1">
+      <w:start w:val="1"/>
+      <w:numFmt w:val="decimal"/>
+      <w:lvlText w:val="%3."/>
+      <w:lvlJc w:val="left"/>
+      <w:pPr>
+        <w:tabs>
+          <w:tab w:val="num" w:pos="2160"/>
+        </w:tabs>
+        <w:ind w:left="2160" w:hanging="360"/>
+      </w:pPr>
+    </w:lvl>
+    <w:lvl w:ilvl="3" w:tentative="1">
+      <w:start w:val="1"/>
+      <w:numFmt w:val="decimal"/>
+      <w:lvlText w:val="%4."/>
+      <w:lvlJc w:val="left"/>
+      <w:pPr>
+        <w:tabs>
+          <w:tab w:val="num" w:pos="2880"/>
+        </w:tabs>
+        <w:ind w:left="2880" w:hanging="360"/>
+      </w:pPr>
+    </w:lvl>
+    <w:lvl w:ilvl="4" w:tentative="1">
+      <w:start w:val="1"/>
+      <w:numFmt w:val="decimal"/>
+      <w:lvlText w:val="%5."/>
+      <w:lvlJc w:val="left"/>
+      <w:pPr>
+        <w:tabs>
+          <w:tab w:val="num" w:pos="3600"/>
+        </w:tabs>
+        <w:ind w:left="3600" w:hanging="360"/>
+      </w:pPr>
+    </w:lvl>
+    <w:lvl w:ilvl="5" w:tentative="1">
+      <w:start w:val="1"/>
+      <w:numFmt w:val="decimal"/>
+      <w:lvlText w:val="%6."/>
+      <w:lvlJc w:val="left"/>
+      <w:pPr>
+        <w:tabs>
+          <w:tab w:val="num" w:pos="4320"/>
+        </w:tabs>
+        <w:ind w:left="4320" w:hanging="360"/>
+      </w:pPr>
+    </w:lvl>
+    <w:lvl w:ilvl="6" w:tentative="1">
+      <w:start w:val="1"/>
+      <w:numFmt w:val="decimal"/>
+      <w:lvlText w:val="%7."/>
+      <w:lvlJc w:val="left"/>
+      <w:pPr>
+        <w:tabs>
+          <w:tab w:val="num" w:pos="5040"/>
+        </w:tabs>
+        <w:ind w:left="5040" w:hanging="360"/>
+      </w:pPr>
+    </w:lvl>
+    <w:lvl w:ilvl="7" w:tentative="1">
+      <w:start w:val="1"/>
+      <w:numFmt w:val="decimal"/>
+      <w:lvlText w:val="%8."/>
+      <w:lvlJc w:val="left"/>
+      <w:pPr>
+        <w:tabs>
+          <w:tab w:val="num" w:pos="5760"/>
+        </w:tabs>
+        <w:ind w:left="5760" w:hanging="360"/>
+      </w:pPr>
+    </w:lvl>
+    <w:lvl w:ilvl="8" w:tentative="1">
+      <w:start w:val="1"/>
+      <w:numFmt w:val="decimal"/>
+      <w:lvlText w:val="%9."/>
+      <w:lvlJc w:val="left"/>
+      <w:pPr>
+        <w:tabs>
+          <w:tab w:val="num" w:pos="6480"/>
+        </w:tabs>
+        <w:ind w:left="6480" w:hanging="360"/>
+      </w:pPr>
+    </w:lvl>
+  </w:abstractNum>
+  <w:abstractNum w:abstractNumId="6" w15:restartNumberingAfterBreak="0">
+    <w:nsid w:val="13DC07EA"/>
+    <w:multiLevelType w:val="hybridMultilevel"/>
+    <w:tmpl w:val="A5E02EEC"/>
+    <w:lvl w:ilvl="0" w:tplc="0409000F">
+      <w:start w:val="1"/>
+      <w:numFmt w:val="decimal"/>
+      <w:lvlText w:val="%1."/>
+      <w:lvlJc w:val="left"/>
+      <w:pPr>
+        <w:ind w:left="720" w:hanging="360"/>
+      </w:pPr>
+      <w:rPr>
+        <w:rFonts w:hint="default"/>
+      </w:rPr>
+    </w:lvl>
+    <w:lvl w:ilvl="1" w:tplc="04090019" w:tentative="1">
+      <w:start w:val="1"/>
+      <w:numFmt w:val="lowerLetter"/>
+      <w:lvlText w:val="%2."/>
+      <w:lvlJc w:val="left"/>
+      <w:pPr>
+        <w:ind w:left="1440" w:hanging="360"/>
+      </w:pPr>
+    </w:lvl>
+    <w:lvl w:ilvl="2" w:tplc="0409001B" w:tentative="1">
+      <w:start w:val="1"/>
+      <w:numFmt w:val="lowerRoman"/>
+      <w:lvlText w:val="%3."/>
+      <w:lvlJc w:val="right"/>
+      <w:pPr>
+        <w:ind w:left="2160" w:hanging="180"/>
+      </w:pPr>
+    </w:lvl>
+    <w:lvl w:ilvl="3" w:tplc="0409000F" w:tentative="1">
+      <w:start w:val="1"/>
+      <w:numFmt w:val="decimal"/>
+      <w:lvlText w:val="%4."/>
+      <w:lvlJc w:val="left"/>
+      <w:pPr>
+        <w:ind w:left="2880" w:hanging="360"/>
+      </w:pPr>
+    </w:lvl>
+    <w:lvl w:ilvl="4" w:tplc="04090019" w:tentative="1">
+      <w:start w:val="1"/>
+      <w:numFmt w:val="lowerLetter"/>
+      <w:lvlText w:val="%5."/>
+      <w:lvlJc w:val="left"/>
+      <w:pPr>
+        <w:ind w:left="3600" w:hanging="360"/>
+      </w:pPr>
+    </w:lvl>
+    <w:lvl w:ilvl="5" w:tplc="0409001B" w:tentative="1">
+      <w:start w:val="1"/>
+      <w:numFmt w:val="lowerRoman"/>
+      <w:lvlText w:val="%6."/>
+      <w:lvlJc w:val="right"/>
+      <w:pPr>
+        <w:ind w:left="4320" w:hanging="180"/>
+      </w:pPr>
+    </w:lvl>
+    <w:lvl w:ilvl="6" w:tplc="0409000F" w:tentative="1">
+      <w:start w:val="1"/>
+      <w:numFmt w:val="decimal"/>
+      <w:lvlText w:val="%7."/>
+      <w:lvlJc w:val="left"/>
+      <w:pPr>
+        <w:ind w:left="5040" w:hanging="360"/>
+      </w:pPr>
+    </w:lvl>
+    <w:lvl w:ilvl="7" w:tplc="04090019" w:tentative="1">
+      <w:start w:val="1"/>
+      <w:numFmt w:val="lowerLetter"/>
+      <w:lvlText w:val="%8."/>
+      <w:lvlJc w:val="left"/>
+      <w:pPr>
+        <w:ind w:left="5760" w:hanging="360"/>
+      </w:pPr>
+    </w:lvl>
+    <w:lvl w:ilvl="8" w:tplc="0409001B" w:tentative="1">
+      <w:start w:val="1"/>
+      <w:numFmt w:val="lowerRoman"/>
+      <w:lvlText w:val="%9."/>
+      <w:lvlJc w:val="right"/>
+      <w:pPr>
+        <w:ind w:left="6480" w:hanging="180"/>
+      </w:pPr>
+    </w:lvl>
+  </w:abstractNum>
+  <w:abstractNum w:abstractNumId="7" w15:restartNumberingAfterBreak="0">
+    <w:nsid w:val="15133D43"/>
+    <w:multiLevelType w:val="hybridMultilevel"/>
+    <w:tmpl w:val="997A8D04"/>
+    <w:lvl w:ilvl="0" w:tplc="E8687F94">
+      <w:start w:val="1"/>
+      <w:numFmt w:val="hebrew1"/>
+      <w:lvlText w:val="%1."/>
+      <w:lvlJc w:val="left"/>
+      <w:pPr>
+        <w:ind w:left="720" w:hanging="360"/>
+      </w:pPr>
+      <w:rPr>
+        <w:rFonts w:hint="default"/>
+      </w:rPr>
+    </w:lvl>
+    <w:lvl w:ilvl="1" w:tplc="04090019" w:tentative="1">
+      <w:start w:val="1"/>
+      <w:numFmt w:val="lowerLetter"/>
+      <w:lvlText w:val="%2."/>
+      <w:lvlJc w:val="left"/>
+      <w:pPr>
+        <w:ind w:left="1440" w:hanging="360"/>
+      </w:pPr>
+    </w:lvl>
+    <w:lvl w:ilvl="2" w:tplc="0409001B" w:tentative="1">
+      <w:start w:val="1"/>
+      <w:numFmt w:val="lowerRoman"/>
+      <w:lvlText w:val="%3."/>
+      <w:lvlJc w:val="right"/>
+      <w:pPr>
+        <w:ind w:left="2160" w:hanging="180"/>
+      </w:pPr>
+    </w:lvl>
+    <w:lvl w:ilvl="3" w:tplc="0409000F" w:tentative="1">
+      <w:start w:val="1"/>
+      <w:numFmt w:val="decimal"/>
+      <w:lvlText w:val="%4."/>
+      <w:lvlJc w:val="left"/>
+      <w:pPr>
+        <w:ind w:left="2880" w:hanging="360"/>
+      </w:pPr>
+    </w:lvl>
+    <w:lvl w:ilvl="4" w:tplc="04090019" w:tentative="1">
+      <w:start w:val="1"/>
+      <w:numFmt w:val="lowerLetter"/>
+      <w:lvlText w:val="%5."/>
+      <w:lvlJc w:val="left"/>
+      <w:pPr>
+        <w:ind w:left="3600" w:hanging="360"/>
+      </w:pPr>
+    </w:lvl>
+    <w:lvl w:ilvl="5" w:tplc="0409001B" w:tentative="1">
+      <w:start w:val="1"/>
+      <w:numFmt w:val="lowerRoman"/>
+      <w:lvlText w:val="%6."/>
+      <w:lvlJc w:val="right"/>
+      <w:pPr>
+        <w:ind w:left="4320" w:hanging="180"/>
+      </w:pPr>
+    </w:lvl>
+    <w:lvl w:ilvl="6" w:tplc="0409000F" w:tentative="1">
+      <w:start w:val="1"/>
+      <w:numFmt w:val="decimal"/>
+      <w:lvlText w:val="%7."/>
+      <w:lvlJc w:val="left"/>
+      <w:pPr>
+        <w:ind w:left="5040" w:hanging="360"/>
+      </w:pPr>
+    </w:lvl>
+    <w:lvl w:ilvl="7" w:tplc="04090019" w:tentative="1">
+      <w:start w:val="1"/>
+      <w:numFmt w:val="lowerLetter"/>
+      <w:lvlText w:val="%8."/>
+      <w:lvlJc w:val="left"/>
+      <w:pPr>
+        <w:ind w:left="5760" w:hanging="360"/>
+      </w:pPr>
+    </w:lvl>
+    <w:lvl w:ilvl="8" w:tplc="0409001B" w:tentative="1">
+      <w:start w:val="1"/>
+      <w:numFmt w:val="lowerRoman"/>
+      <w:lvlText w:val="%9."/>
+      <w:lvlJc w:val="right"/>
+      <w:pPr>
+        <w:ind w:left="6480" w:hanging="180"/>
+      </w:pPr>
+    </w:lvl>
+  </w:abstractNum>
+  <w:abstractNum w:abstractNumId="8" w15:restartNumberingAfterBreak="0">
+    <w:nsid w:val="166F49CD"/>
+    <w:multiLevelType w:val="multilevel"/>
+    <w:tmpl w:val="09602C9E"/>
+    <w:lvl w:ilvl="0">
+      <w:start w:val="1"/>
+      <w:numFmt w:val="bullet"/>
+      <w:lvlText w:val=""/>
+      <w:lvlJc w:val="left"/>
+      <w:pPr>
+        <w:tabs>
+          <w:tab w:val="num" w:pos="720"/>
+        </w:tabs>
+        <w:ind w:left="720" w:hanging="360"/>
+      </w:pPr>
+      <w:rPr>
+        <w:rFonts w:ascii="Symbol" w:hAnsi="Symbol" w:hint="default"/>
+        <w:sz w:val="20"/>
+      </w:rPr>
+    </w:lvl>
+    <w:lvl w:ilvl="1" w:tentative="1">
+      <w:start w:val="1"/>
+      <w:numFmt w:val="bullet"/>
+      <w:lvlText w:val="o"/>
+      <w:lvlJc w:val="left"/>
+      <w:pPr>
+        <w:tabs>
+          <w:tab w:val="num" w:pos="1440"/>
+        </w:tabs>
+        <w:ind w:left="1440" w:hanging="360"/>
+      </w:pPr>
+      <w:rPr>
+        <w:rFonts w:ascii="Courier New" w:hAnsi="Courier New" w:hint="default"/>
+        <w:sz w:val="20"/>
+      </w:rPr>
+    </w:lvl>
+    <w:lvl w:ilvl="2" w:tentative="1">
+      <w:start w:val="1"/>
+      <w:numFmt w:val="bullet"/>
+      <w:lvlText w:val=""/>
+      <w:lvlJc w:val="left"/>
+      <w:pPr>
+        <w:tabs>
+          <w:tab w:val="num" w:pos="2160"/>
+        </w:tabs>
+        <w:ind w:left="2160" w:hanging="360"/>
+      </w:pPr>
+      <w:rPr>
+        <w:rFonts w:ascii="Wingdings" w:hAnsi="Wingdings" w:hint="default"/>
+        <w:sz w:val="20"/>
+      </w:rPr>
+    </w:lvl>
+    <w:lvl w:ilvl="3" w:tentative="1">
+      <w:start w:val="1"/>
+      <w:numFmt w:val="bullet"/>
+      <w:lvlText w:val=""/>
+      <w:lvlJc w:val="left"/>
+      <w:pPr>
+        <w:tabs>
+          <w:tab w:val="num" w:pos="2880"/>
+        </w:tabs>
+        <w:ind w:left="2880" w:hanging="360"/>
+      </w:pPr>
+      <w:rPr>
+        <w:rFonts w:ascii="Wingdings" w:hAnsi="Wingdings" w:hint="default"/>
+        <w:sz w:val="20"/>
+      </w:rPr>
+    </w:lvl>
+    <w:lvl w:ilvl="4" w:tentative="1">
+      <w:start w:val="1"/>
+      <w:numFmt w:val="bullet"/>
+      <w:lvlText w:val=""/>
+      <w:lvlJc w:val="left"/>
+      <w:pPr>
+        <w:tabs>
+          <w:tab w:val="num" w:pos="3600"/>
+        </w:tabs>
+        <w:ind w:left="3600" w:hanging="360"/>
+      </w:pPr>
+      <w:rPr>
+        <w:rFonts w:ascii="Wingdings" w:hAnsi="Wingdings" w:hint="default"/>
+        <w:sz w:val="20"/>
+      </w:rPr>
+    </w:lvl>
+    <w:lvl w:ilvl="5" w:tentative="1">
+      <w:start w:val="1"/>
+      <w:numFmt w:val="bullet"/>
+      <w:lvlText w:val=""/>
+      <w:lvlJc w:val="left"/>
+      <w:pPr>
+        <w:tabs>
+          <w:tab w:val="num" w:pos="4320"/>
+        </w:tabs>
+        <w:ind w:left="4320" w:hanging="360"/>
+      </w:pPr>
+      <w:rPr>
+        <w:rFonts w:ascii="Wingdings" w:hAnsi="Wingdings" w:hint="default"/>
+        <w:sz w:val="20"/>
+      </w:rPr>
+    </w:lvl>
+    <w:lvl w:ilvl="6" w:tentative="1">
+      <w:start w:val="1"/>
+      <w:numFmt w:val="bullet"/>
+      <w:lvlText w:val=""/>
+      <w:lvlJc w:val="left"/>
+      <w:pPr>
+        <w:tabs>
+          <w:tab w:val="num" w:pos="5040"/>
+        </w:tabs>
+        <w:ind w:left="5040" w:hanging="360"/>
+      </w:pPr>
+      <w:rPr>
+        <w:rFonts w:ascii="Wingdings" w:hAnsi="Wingdings" w:hint="default"/>
+        <w:sz w:val="20"/>
+      </w:rPr>
+    </w:lvl>
+    <w:lvl w:ilvl="7" w:tentative="1">
+      <w:start w:val="1"/>
+      <w:numFmt w:val="bullet"/>
+      <w:lvlText w:val=""/>
+      <w:lvlJc w:val="left"/>
+      <w:pPr>
+        <w:tabs>
+          <w:tab w:val="num" w:pos="5760"/>
+        </w:tabs>
+        <w:ind w:left="5760" w:hanging="360"/>
+      </w:pPr>
+      <w:rPr>
+        <w:rFonts w:ascii="Wingdings" w:hAnsi="Wingdings" w:hint="default"/>
+        <w:sz w:val="20"/>
+      </w:rPr>
+    </w:lvl>
+    <w:lvl w:ilvl="8" w:tentative="1">
+      <w:start w:val="1"/>
+      <w:numFmt w:val="bullet"/>
+      <w:lvlText w:val=""/>
+      <w:lvlJc w:val="left"/>
+      <w:pPr>
+        <w:tabs>
+          <w:tab w:val="num" w:pos="6480"/>
+        </w:tabs>
+        <w:ind w:left="6480" w:hanging="360"/>
+      </w:pPr>
+      <w:rPr>
+        <w:rFonts w:ascii="Wingdings" w:hAnsi="Wingdings" w:hint="default"/>
+        <w:sz w:val="20"/>
+      </w:rPr>
+    </w:lvl>
+  </w:abstractNum>
+  <w:abstractNum w:abstractNumId="9" w15:restartNumberingAfterBreak="0">
     <w:nsid w:val="29AD0269"/>
     <w:multiLevelType w:val="multilevel"/>
     <w:tmpl w:val="34D6537A"/>
@@ -1210,7 +3903,120 @@
       </w:rPr>
     </w:lvl>
   </w:abstractNum>
-  <w:abstractNum w:abstractNumId="2" w15:restartNumberingAfterBreak="0">
+  <w:abstractNum w:abstractNumId="10" w15:restartNumberingAfterBreak="0">
+    <w:nsid w:val="29E44C5F"/>
+    <w:multiLevelType w:val="multilevel"/>
+    <w:tmpl w:val="472CE734"/>
+    <w:lvl w:ilvl="0">
+      <w:start w:val="1"/>
+      <w:numFmt w:val="decimal"/>
+      <w:lvlText w:val="%1."/>
+      <w:lvlJc w:val="left"/>
+      <w:pPr>
+        <w:tabs>
+          <w:tab w:val="num" w:pos="720"/>
+        </w:tabs>
+        <w:ind w:left="720" w:hanging="360"/>
+      </w:pPr>
+    </w:lvl>
+    <w:lvl w:ilvl="1" w:tentative="1">
+      <w:start w:val="1"/>
+      <w:numFmt w:val="decimal"/>
+      <w:lvlText w:val="%2."/>
+      <w:lvlJc w:val="left"/>
+      <w:pPr>
+        <w:tabs>
+          <w:tab w:val="num" w:pos="1440"/>
+        </w:tabs>
+        <w:ind w:left="1440" w:hanging="360"/>
+      </w:pPr>
+    </w:lvl>
+    <w:lvl w:ilvl="2" w:tentative="1">
+      <w:start w:val="1"/>
+      <w:numFmt w:val="decimal"/>
+      <w:lvlText w:val="%3."/>
+      <w:lvlJc w:val="left"/>
+      <w:pPr>
+        <w:tabs>
+          <w:tab w:val="num" w:pos="2160"/>
+        </w:tabs>
+        <w:ind w:left="2160" w:hanging="360"/>
+      </w:pPr>
+    </w:lvl>
+    <w:lvl w:ilvl="3" w:tentative="1">
+      <w:start w:val="1"/>
+      <w:numFmt w:val="decimal"/>
+      <w:lvlText w:val="%4."/>
+      <w:lvlJc w:val="left"/>
+      <w:pPr>
+        <w:tabs>
+          <w:tab w:val="num" w:pos="2880"/>
+        </w:tabs>
+        <w:ind w:left="2880" w:hanging="360"/>
+      </w:pPr>
+    </w:lvl>
+    <w:lvl w:ilvl="4" w:tentative="1">
+      <w:start w:val="1"/>
+      <w:numFmt w:val="decimal"/>
+      <w:lvlText w:val="%5."/>
+      <w:lvlJc w:val="left"/>
+      <w:pPr>
+        <w:tabs>
+          <w:tab w:val="num" w:pos="3600"/>
+        </w:tabs>
+        <w:ind w:left="3600" w:hanging="360"/>
+      </w:pPr>
+    </w:lvl>
+    <w:lvl w:ilvl="5" w:tentative="1">
+      <w:start w:val="1"/>
+      <w:numFmt w:val="decimal"/>
+      <w:lvlText w:val="%6."/>
+      <w:lvlJc w:val="left"/>
+      <w:pPr>
+        <w:tabs>
+          <w:tab w:val="num" w:pos="4320"/>
+        </w:tabs>
+        <w:ind w:left="4320" w:hanging="360"/>
+      </w:pPr>
+    </w:lvl>
+    <w:lvl w:ilvl="6" w:tentative="1">
+      <w:start w:val="1"/>
+      <w:numFmt w:val="decimal"/>
+      <w:lvlText w:val="%7."/>
+      <w:lvlJc w:val="left"/>
+      <w:pPr>
+        <w:tabs>
+          <w:tab w:val="num" w:pos="5040"/>
+        </w:tabs>
+        <w:ind w:left="5040" w:hanging="360"/>
+      </w:pPr>
+    </w:lvl>
+    <w:lvl w:ilvl="7" w:tentative="1">
+      <w:start w:val="1"/>
+      <w:numFmt w:val="decimal"/>
+      <w:lvlText w:val="%8."/>
+      <w:lvlJc w:val="left"/>
+      <w:pPr>
+        <w:tabs>
+          <w:tab w:val="num" w:pos="5760"/>
+        </w:tabs>
+        <w:ind w:left="5760" w:hanging="360"/>
+      </w:pPr>
+    </w:lvl>
+    <w:lvl w:ilvl="8" w:tentative="1">
+      <w:start w:val="1"/>
+      <w:numFmt w:val="decimal"/>
+      <w:lvlText w:val="%9."/>
+      <w:lvlJc w:val="left"/>
+      <w:pPr>
+        <w:tabs>
+          <w:tab w:val="num" w:pos="6480"/>
+        </w:tabs>
+        <w:ind w:left="6480" w:hanging="360"/>
+      </w:pPr>
+    </w:lvl>
+  </w:abstractNum>
+  <w:abstractNum w:abstractNumId="11" w15:restartNumberingAfterBreak="0">
     <w:nsid w:val="54772956"/>
     <w:multiLevelType w:val="multilevel"/>
     <w:tmpl w:val="FE44FACE"/>
@@ -1359,7 +4165,622 @@
       </w:rPr>
     </w:lvl>
   </w:abstractNum>
-  <w:abstractNum w:abstractNumId="3" w15:restartNumberingAfterBreak="0">
+  <w:abstractNum w:abstractNumId="12" w15:restartNumberingAfterBreak="0">
+    <w:nsid w:val="57116DEC"/>
+    <w:multiLevelType w:val="multilevel"/>
+    <w:tmpl w:val="8D22FADE"/>
+    <w:lvl w:ilvl="0">
+      <w:start w:val="1"/>
+      <w:numFmt w:val="bullet"/>
+      <w:lvlText w:val=""/>
+      <w:lvlJc w:val="left"/>
+      <w:pPr>
+        <w:tabs>
+          <w:tab w:val="num" w:pos="720"/>
+        </w:tabs>
+        <w:ind w:left="720" w:hanging="360"/>
+      </w:pPr>
+      <w:rPr>
+        <w:rFonts w:ascii="Symbol" w:hAnsi="Symbol" w:hint="default"/>
+        <w:sz w:val="20"/>
+      </w:rPr>
+    </w:lvl>
+    <w:lvl w:ilvl="1" w:tentative="1">
+      <w:start w:val="1"/>
+      <w:numFmt w:val="bullet"/>
+      <w:lvlText w:val="o"/>
+      <w:lvlJc w:val="left"/>
+      <w:pPr>
+        <w:tabs>
+          <w:tab w:val="num" w:pos="1440"/>
+        </w:tabs>
+        <w:ind w:left="1440" w:hanging="360"/>
+      </w:pPr>
+      <w:rPr>
+        <w:rFonts w:ascii="Courier New" w:hAnsi="Courier New" w:hint="default"/>
+        <w:sz w:val="20"/>
+      </w:rPr>
+    </w:lvl>
+    <w:lvl w:ilvl="2" w:tentative="1">
+      <w:start w:val="1"/>
+      <w:numFmt w:val="bullet"/>
+      <w:lvlText w:val=""/>
+      <w:lvlJc w:val="left"/>
+      <w:pPr>
+        <w:tabs>
+          <w:tab w:val="num" w:pos="2160"/>
+        </w:tabs>
+        <w:ind w:left="2160" w:hanging="360"/>
+      </w:pPr>
+      <w:rPr>
+        <w:rFonts w:ascii="Wingdings" w:hAnsi="Wingdings" w:hint="default"/>
+        <w:sz w:val="20"/>
+      </w:rPr>
+    </w:lvl>
+    <w:lvl w:ilvl="3" w:tentative="1">
+      <w:start w:val="1"/>
+      <w:numFmt w:val="bullet"/>
+      <w:lvlText w:val=""/>
+      <w:lvlJc w:val="left"/>
+      <w:pPr>
+        <w:tabs>
+          <w:tab w:val="num" w:pos="2880"/>
+        </w:tabs>
+        <w:ind w:left="2880" w:hanging="360"/>
+      </w:pPr>
+      <w:rPr>
+        <w:rFonts w:ascii="Wingdings" w:hAnsi="Wingdings" w:hint="default"/>
+        <w:sz w:val="20"/>
+      </w:rPr>
+    </w:lvl>
+    <w:lvl w:ilvl="4" w:tentative="1">
+      <w:start w:val="1"/>
+      <w:numFmt w:val="bullet"/>
+      <w:lvlText w:val=""/>
+      <w:lvlJc w:val="left"/>
+      <w:pPr>
+        <w:tabs>
+          <w:tab w:val="num" w:pos="3600"/>
+        </w:tabs>
+        <w:ind w:left="3600" w:hanging="360"/>
+      </w:pPr>
+      <w:rPr>
+        <w:rFonts w:ascii="Wingdings" w:hAnsi="Wingdings" w:hint="default"/>
+        <w:sz w:val="20"/>
+      </w:rPr>
+    </w:lvl>
+    <w:lvl w:ilvl="5" w:tentative="1">
+      <w:start w:val="1"/>
+      <w:numFmt w:val="bullet"/>
+      <w:lvlText w:val=""/>
+      <w:lvlJc w:val="left"/>
+      <w:pPr>
+        <w:tabs>
+          <w:tab w:val="num" w:pos="4320"/>
+        </w:tabs>
+        <w:ind w:left="4320" w:hanging="360"/>
+      </w:pPr>
+      <w:rPr>
+        <w:rFonts w:ascii="Wingdings" w:hAnsi="Wingdings" w:hint="default"/>
+        <w:sz w:val="20"/>
+      </w:rPr>
+    </w:lvl>
+    <w:lvl w:ilvl="6" w:tentative="1">
+      <w:start w:val="1"/>
+      <w:numFmt w:val="bullet"/>
+      <w:lvlText w:val=""/>
+      <w:lvlJc w:val="left"/>
+      <w:pPr>
+        <w:tabs>
+          <w:tab w:val="num" w:pos="5040"/>
+        </w:tabs>
+        <w:ind w:left="5040" w:hanging="360"/>
+      </w:pPr>
+      <w:rPr>
+        <w:rFonts w:ascii="Wingdings" w:hAnsi="Wingdings" w:hint="default"/>
+        <w:sz w:val="20"/>
+      </w:rPr>
+    </w:lvl>
+    <w:lvl w:ilvl="7" w:tentative="1">
+      <w:start w:val="1"/>
+      <w:numFmt w:val="bullet"/>
+      <w:lvlText w:val=""/>
+      <w:lvlJc w:val="left"/>
+      <w:pPr>
+        <w:tabs>
+          <w:tab w:val="num" w:pos="5760"/>
+        </w:tabs>
+        <w:ind w:left="5760" w:hanging="360"/>
+      </w:pPr>
+      <w:rPr>
+        <w:rFonts w:ascii="Wingdings" w:hAnsi="Wingdings" w:hint="default"/>
+        <w:sz w:val="20"/>
+      </w:rPr>
+    </w:lvl>
+    <w:lvl w:ilvl="8" w:tentative="1">
+      <w:start w:val="1"/>
+      <w:numFmt w:val="bullet"/>
+      <w:lvlText w:val=""/>
+      <w:lvlJc w:val="left"/>
+      <w:pPr>
+        <w:tabs>
+          <w:tab w:val="num" w:pos="6480"/>
+        </w:tabs>
+        <w:ind w:left="6480" w:hanging="360"/>
+      </w:pPr>
+      <w:rPr>
+        <w:rFonts w:ascii="Wingdings" w:hAnsi="Wingdings" w:hint="default"/>
+        <w:sz w:val="20"/>
+      </w:rPr>
+    </w:lvl>
+  </w:abstractNum>
+  <w:abstractNum w:abstractNumId="13" w15:restartNumberingAfterBreak="0">
+    <w:nsid w:val="57B925DB"/>
+    <w:multiLevelType w:val="multilevel"/>
+    <w:tmpl w:val="0B040E52"/>
+    <w:lvl w:ilvl="0">
+      <w:start w:val="1"/>
+      <w:numFmt w:val="bullet"/>
+      <w:lvlText w:val=""/>
+      <w:lvlJc w:val="left"/>
+      <w:pPr>
+        <w:tabs>
+          <w:tab w:val="num" w:pos="720"/>
+        </w:tabs>
+        <w:ind w:left="720" w:hanging="360"/>
+      </w:pPr>
+      <w:rPr>
+        <w:rFonts w:ascii="Symbol" w:hAnsi="Symbol" w:hint="default"/>
+        <w:sz w:val="20"/>
+      </w:rPr>
+    </w:lvl>
+    <w:lvl w:ilvl="1" w:tentative="1">
+      <w:start w:val="1"/>
+      <w:numFmt w:val="bullet"/>
+      <w:lvlText w:val="o"/>
+      <w:lvlJc w:val="left"/>
+      <w:pPr>
+        <w:tabs>
+          <w:tab w:val="num" w:pos="1440"/>
+        </w:tabs>
+        <w:ind w:left="1440" w:hanging="360"/>
+      </w:pPr>
+      <w:rPr>
+        <w:rFonts w:ascii="Courier New" w:hAnsi="Courier New" w:hint="default"/>
+        <w:sz w:val="20"/>
+      </w:rPr>
+    </w:lvl>
+    <w:lvl w:ilvl="2" w:tentative="1">
+      <w:start w:val="1"/>
+      <w:numFmt w:val="bullet"/>
+      <w:lvlText w:val=""/>
+      <w:lvlJc w:val="left"/>
+      <w:pPr>
+        <w:tabs>
+          <w:tab w:val="num" w:pos="2160"/>
+        </w:tabs>
+        <w:ind w:left="2160" w:hanging="360"/>
+      </w:pPr>
+      <w:rPr>
+        <w:rFonts w:ascii="Wingdings" w:hAnsi="Wingdings" w:hint="default"/>
+        <w:sz w:val="20"/>
+      </w:rPr>
+    </w:lvl>
+    <w:lvl w:ilvl="3" w:tentative="1">
+      <w:start w:val="1"/>
+      <w:numFmt w:val="bullet"/>
+      <w:lvlText w:val=""/>
+      <w:lvlJc w:val="left"/>
+      <w:pPr>
+        <w:tabs>
+          <w:tab w:val="num" w:pos="2880"/>
+        </w:tabs>
+        <w:ind w:left="2880" w:hanging="360"/>
+      </w:pPr>
+      <w:rPr>
+        <w:rFonts w:ascii="Wingdings" w:hAnsi="Wingdings" w:hint="default"/>
+        <w:sz w:val="20"/>
+      </w:rPr>
+    </w:lvl>
+    <w:lvl w:ilvl="4" w:tentative="1">
+      <w:start w:val="1"/>
+      <w:numFmt w:val="bullet"/>
+      <w:lvlText w:val=""/>
+      <w:lvlJc w:val="left"/>
+      <w:pPr>
+        <w:tabs>
+          <w:tab w:val="num" w:pos="3600"/>
+        </w:tabs>
+        <w:ind w:left="3600" w:hanging="360"/>
+      </w:pPr>
+      <w:rPr>
+        <w:rFonts w:ascii="Wingdings" w:hAnsi="Wingdings" w:hint="default"/>
+        <w:sz w:val="20"/>
+      </w:rPr>
+    </w:lvl>
+    <w:lvl w:ilvl="5" w:tentative="1">
+      <w:start w:val="1"/>
+      <w:numFmt w:val="bullet"/>
+      <w:lvlText w:val=""/>
+      <w:lvlJc w:val="left"/>
+      <w:pPr>
+        <w:tabs>
+          <w:tab w:val="num" w:pos="4320"/>
+        </w:tabs>
+        <w:ind w:left="4320" w:hanging="360"/>
+      </w:pPr>
+      <w:rPr>
+        <w:rFonts w:ascii="Wingdings" w:hAnsi="Wingdings" w:hint="default"/>
+        <w:sz w:val="20"/>
+      </w:rPr>
+    </w:lvl>
+    <w:lvl w:ilvl="6" w:tentative="1">
+      <w:start w:val="1"/>
+      <w:numFmt w:val="bullet"/>
+      <w:lvlText w:val=""/>
+      <w:lvlJc w:val="left"/>
+      <w:pPr>
+        <w:tabs>
+          <w:tab w:val="num" w:pos="5040"/>
+        </w:tabs>
+        <w:ind w:left="5040" w:hanging="360"/>
+      </w:pPr>
+      <w:rPr>
+        <w:rFonts w:ascii="Wingdings" w:hAnsi="Wingdings" w:hint="default"/>
+        <w:sz w:val="20"/>
+      </w:rPr>
+    </w:lvl>
+    <w:lvl w:ilvl="7" w:tentative="1">
+      <w:start w:val="1"/>
+      <w:numFmt w:val="bullet"/>
+      <w:lvlText w:val=""/>
+      <w:lvlJc w:val="left"/>
+      <w:pPr>
+        <w:tabs>
+          <w:tab w:val="num" w:pos="5760"/>
+        </w:tabs>
+        <w:ind w:left="5760" w:hanging="360"/>
+      </w:pPr>
+      <w:rPr>
+        <w:rFonts w:ascii="Wingdings" w:hAnsi="Wingdings" w:hint="default"/>
+        <w:sz w:val="20"/>
+      </w:rPr>
+    </w:lvl>
+    <w:lvl w:ilvl="8" w:tentative="1">
+      <w:start w:val="1"/>
+      <w:numFmt w:val="bullet"/>
+      <w:lvlText w:val=""/>
+      <w:lvlJc w:val="left"/>
+      <w:pPr>
+        <w:tabs>
+          <w:tab w:val="num" w:pos="6480"/>
+        </w:tabs>
+        <w:ind w:left="6480" w:hanging="360"/>
+      </w:pPr>
+      <w:rPr>
+        <w:rFonts w:ascii="Wingdings" w:hAnsi="Wingdings" w:hint="default"/>
+        <w:sz w:val="20"/>
+      </w:rPr>
+    </w:lvl>
+  </w:abstractNum>
+  <w:abstractNum w:abstractNumId="14" w15:restartNumberingAfterBreak="0">
+    <w:nsid w:val="67A03B8A"/>
+    <w:multiLevelType w:val="multilevel"/>
+    <w:tmpl w:val="9B802234"/>
+    <w:lvl w:ilvl="0">
+      <w:start w:val="1"/>
+      <w:numFmt w:val="decimal"/>
+      <w:lvlText w:val="%1."/>
+      <w:lvlJc w:val="left"/>
+      <w:pPr>
+        <w:tabs>
+          <w:tab w:val="num" w:pos="720"/>
+        </w:tabs>
+        <w:ind w:left="720" w:hanging="360"/>
+      </w:pPr>
+    </w:lvl>
+    <w:lvl w:ilvl="1" w:tentative="1">
+      <w:start w:val="1"/>
+      <w:numFmt w:val="decimal"/>
+      <w:lvlText w:val="%2."/>
+      <w:lvlJc w:val="left"/>
+      <w:pPr>
+        <w:tabs>
+          <w:tab w:val="num" w:pos="1440"/>
+        </w:tabs>
+        <w:ind w:left="1440" w:hanging="360"/>
+      </w:pPr>
+    </w:lvl>
+    <w:lvl w:ilvl="2" w:tentative="1">
+      <w:start w:val="1"/>
+      <w:numFmt w:val="decimal"/>
+      <w:lvlText w:val="%3."/>
+      <w:lvlJc w:val="left"/>
+      <w:pPr>
+        <w:tabs>
+          <w:tab w:val="num" w:pos="2160"/>
+        </w:tabs>
+        <w:ind w:left="2160" w:hanging="360"/>
+      </w:pPr>
+    </w:lvl>
+    <w:lvl w:ilvl="3" w:tentative="1">
+      <w:start w:val="1"/>
+      <w:numFmt w:val="decimal"/>
+      <w:lvlText w:val="%4."/>
+      <w:lvlJc w:val="left"/>
+      <w:pPr>
+        <w:tabs>
+          <w:tab w:val="num" w:pos="2880"/>
+        </w:tabs>
+        <w:ind w:left="2880" w:hanging="360"/>
+      </w:pPr>
+    </w:lvl>
+    <w:lvl w:ilvl="4" w:tentative="1">
+      <w:start w:val="1"/>
+      <w:numFmt w:val="decimal"/>
+      <w:lvlText w:val="%5."/>
+      <w:lvlJc w:val="left"/>
+      <w:pPr>
+        <w:tabs>
+          <w:tab w:val="num" w:pos="3600"/>
+        </w:tabs>
+        <w:ind w:left="3600" w:hanging="360"/>
+      </w:pPr>
+    </w:lvl>
+    <w:lvl w:ilvl="5" w:tentative="1">
+      <w:start w:val="1"/>
+      <w:numFmt w:val="decimal"/>
+      <w:lvlText w:val="%6."/>
+      <w:lvlJc w:val="left"/>
+      <w:pPr>
+        <w:tabs>
+          <w:tab w:val="num" w:pos="4320"/>
+        </w:tabs>
+        <w:ind w:left="4320" w:hanging="360"/>
+      </w:pPr>
+    </w:lvl>
+    <w:lvl w:ilvl="6" w:tentative="1">
+      <w:start w:val="1"/>
+      <w:numFmt w:val="decimal"/>
+      <w:lvlText w:val="%7."/>
+      <w:lvlJc w:val="left"/>
+      <w:pPr>
+        <w:tabs>
+          <w:tab w:val="num" w:pos="5040"/>
+        </w:tabs>
+        <w:ind w:left="5040" w:hanging="360"/>
+      </w:pPr>
+    </w:lvl>
+    <w:lvl w:ilvl="7" w:tentative="1">
+      <w:start w:val="1"/>
+      <w:numFmt w:val="decimal"/>
+      <w:lvlText w:val="%8."/>
+      <w:lvlJc w:val="left"/>
+      <w:pPr>
+        <w:tabs>
+          <w:tab w:val="num" w:pos="5760"/>
+        </w:tabs>
+        <w:ind w:left="5760" w:hanging="360"/>
+      </w:pPr>
+    </w:lvl>
+    <w:lvl w:ilvl="8" w:tentative="1">
+      <w:start w:val="1"/>
+      <w:numFmt w:val="decimal"/>
+      <w:lvlText w:val="%9."/>
+      <w:lvlJc w:val="left"/>
+      <w:pPr>
+        <w:tabs>
+          <w:tab w:val="num" w:pos="6480"/>
+        </w:tabs>
+        <w:ind w:left="6480" w:hanging="360"/>
+      </w:pPr>
+    </w:lvl>
+  </w:abstractNum>
+  <w:abstractNum w:abstractNumId="15" w15:restartNumberingAfterBreak="0">
+    <w:nsid w:val="6C346579"/>
+    <w:multiLevelType w:val="multilevel"/>
+    <w:tmpl w:val="24CAD034"/>
+    <w:lvl w:ilvl="0">
+      <w:start w:val="1"/>
+      <w:numFmt w:val="decimal"/>
+      <w:lvlText w:val="%1."/>
+      <w:lvlJc w:val="left"/>
+      <w:pPr>
+        <w:tabs>
+          <w:tab w:val="num" w:pos="720"/>
+        </w:tabs>
+        <w:ind w:left="720" w:hanging="360"/>
+      </w:pPr>
+    </w:lvl>
+    <w:lvl w:ilvl="1" w:tentative="1">
+      <w:start w:val="1"/>
+      <w:numFmt w:val="decimal"/>
+      <w:lvlText w:val="%2."/>
+      <w:lvlJc w:val="left"/>
+      <w:pPr>
+        <w:tabs>
+          <w:tab w:val="num" w:pos="1440"/>
+        </w:tabs>
+        <w:ind w:left="1440" w:hanging="360"/>
+      </w:pPr>
+    </w:lvl>
+    <w:lvl w:ilvl="2" w:tentative="1">
+      <w:start w:val="1"/>
+      <w:numFmt w:val="decimal"/>
+      <w:lvlText w:val="%3."/>
+      <w:lvlJc w:val="left"/>
+      <w:pPr>
+        <w:tabs>
+          <w:tab w:val="num" w:pos="2160"/>
+        </w:tabs>
+        <w:ind w:left="2160" w:hanging="360"/>
+      </w:pPr>
+    </w:lvl>
+    <w:lvl w:ilvl="3" w:tentative="1">
+      <w:start w:val="1"/>
+      <w:numFmt w:val="decimal"/>
+      <w:lvlText w:val="%4."/>
+      <w:lvlJc w:val="left"/>
+      <w:pPr>
+        <w:tabs>
+          <w:tab w:val="num" w:pos="2880"/>
+        </w:tabs>
+        <w:ind w:left="2880" w:hanging="360"/>
+      </w:pPr>
+    </w:lvl>
+    <w:lvl w:ilvl="4" w:tentative="1">
+      <w:start w:val="1"/>
+      <w:numFmt w:val="decimal"/>
+      <w:lvlText w:val="%5."/>
+      <w:lvlJc w:val="left"/>
+      <w:pPr>
+        <w:tabs>
+          <w:tab w:val="num" w:pos="3600"/>
+        </w:tabs>
+        <w:ind w:left="3600" w:hanging="360"/>
+      </w:pPr>
+    </w:lvl>
+    <w:lvl w:ilvl="5" w:tentative="1">
+      <w:start w:val="1"/>
+      <w:numFmt w:val="decimal"/>
+      <w:lvlText w:val="%6."/>
+      <w:lvlJc w:val="left"/>
+      <w:pPr>
+        <w:tabs>
+          <w:tab w:val="num" w:pos="4320"/>
+        </w:tabs>
+        <w:ind w:left="4320" w:hanging="360"/>
+      </w:pPr>
+    </w:lvl>
+    <w:lvl w:ilvl="6" w:tentative="1">
+      <w:start w:val="1"/>
+      <w:numFmt w:val="decimal"/>
+      <w:lvlText w:val="%7."/>
+      <w:lvlJc w:val="left"/>
+      <w:pPr>
+        <w:tabs>
+          <w:tab w:val="num" w:pos="5040"/>
+        </w:tabs>
+        <w:ind w:left="5040" w:hanging="360"/>
+      </w:pPr>
+    </w:lvl>
+    <w:lvl w:ilvl="7" w:tentative="1">
+      <w:start w:val="1"/>
+      <w:numFmt w:val="decimal"/>
+      <w:lvlText w:val="%8."/>
+      <w:lvlJc w:val="left"/>
+      <w:pPr>
+        <w:tabs>
+          <w:tab w:val="num" w:pos="5760"/>
+        </w:tabs>
+        <w:ind w:left="5760" w:hanging="360"/>
+      </w:pPr>
+    </w:lvl>
+    <w:lvl w:ilvl="8" w:tentative="1">
+      <w:start w:val="1"/>
+      <w:numFmt w:val="decimal"/>
+      <w:lvlText w:val="%9."/>
+      <w:lvlJc w:val="left"/>
+      <w:pPr>
+        <w:tabs>
+          <w:tab w:val="num" w:pos="6480"/>
+        </w:tabs>
+        <w:ind w:left="6480" w:hanging="360"/>
+      </w:pPr>
+    </w:lvl>
+  </w:abstractNum>
+  <w:abstractNum w:abstractNumId="16" w15:restartNumberingAfterBreak="0">
+    <w:nsid w:val="6E3C4C76"/>
+    <w:multiLevelType w:val="hybridMultilevel"/>
+    <w:tmpl w:val="67C20FD6"/>
+    <w:lvl w:ilvl="0" w:tplc="DC1E110E">
+      <w:start w:val="1"/>
+      <w:numFmt w:val="decimal"/>
+      <w:lvlText w:val="%1."/>
+      <w:lvlJc w:val="left"/>
+      <w:pPr>
+        <w:ind w:left="720" w:hanging="360"/>
+      </w:pPr>
+      <w:rPr>
+        <w:rFonts w:hint="default"/>
+        <w:b/>
+        <w:bCs/>
+      </w:rPr>
+    </w:lvl>
+    <w:lvl w:ilvl="1" w:tplc="04090019" w:tentative="1">
+      <w:start w:val="1"/>
+      <w:numFmt w:val="lowerLetter"/>
+      <w:lvlText w:val="%2."/>
+      <w:lvlJc w:val="left"/>
+      <w:pPr>
+        <w:ind w:left="1440" w:hanging="360"/>
+      </w:pPr>
+    </w:lvl>
+    <w:lvl w:ilvl="2" w:tplc="0409001B" w:tentative="1">
+      <w:start w:val="1"/>
+      <w:numFmt w:val="lowerRoman"/>
+      <w:lvlText w:val="%3."/>
+      <w:lvlJc w:val="right"/>
+      <w:pPr>
+        <w:ind w:left="2160" w:hanging="180"/>
+      </w:pPr>
+    </w:lvl>
+    <w:lvl w:ilvl="3" w:tplc="0409000F" w:tentative="1">
+      <w:start w:val="1"/>
+      <w:numFmt w:val="decimal"/>
+      <w:lvlText w:val="%4."/>
+      <w:lvlJc w:val="left"/>
+      <w:pPr>
+        <w:ind w:left="2880" w:hanging="360"/>
+      </w:pPr>
+    </w:lvl>
+    <w:lvl w:ilvl="4" w:tplc="04090019" w:tentative="1">
+      <w:start w:val="1"/>
+      <w:numFmt w:val="lowerLetter"/>
+      <w:lvlText w:val="%5."/>
+      <w:lvlJc w:val="left"/>
+      <w:pPr>
+        <w:ind w:left="3600" w:hanging="360"/>
+      </w:pPr>
+    </w:lvl>
+    <w:lvl w:ilvl="5" w:tplc="0409001B" w:tentative="1">
+      <w:start w:val="1"/>
+      <w:numFmt w:val="lowerRoman"/>
+      <w:lvlText w:val="%6."/>
+      <w:lvlJc w:val="right"/>
+      <w:pPr>
+        <w:ind w:left="4320" w:hanging="180"/>
+      </w:pPr>
+    </w:lvl>
+    <w:lvl w:ilvl="6" w:tplc="0409000F" w:tentative="1">
+      <w:start w:val="1"/>
+      <w:numFmt w:val="decimal"/>
+      <w:lvlText w:val="%7."/>
+      <w:lvlJc w:val="left"/>
+      <w:pPr>
+        <w:ind w:left="5040" w:hanging="360"/>
+      </w:pPr>
+    </w:lvl>
+    <w:lvl w:ilvl="7" w:tplc="04090019" w:tentative="1">
+      <w:start w:val="1"/>
+      <w:numFmt w:val="lowerLetter"/>
+      <w:lvlText w:val="%8."/>
+      <w:lvlJc w:val="left"/>
+      <w:pPr>
+        <w:ind w:left="5760" w:hanging="360"/>
+      </w:pPr>
+    </w:lvl>
+    <w:lvl w:ilvl="8" w:tplc="0409001B" w:tentative="1">
+      <w:start w:val="1"/>
+      <w:numFmt w:val="lowerRoman"/>
+      <w:lvlText w:val="%9."/>
+      <w:lvlJc w:val="right"/>
+      <w:pPr>
+        <w:ind w:left="6480" w:hanging="180"/>
+      </w:pPr>
+    </w:lvl>
+  </w:abstractNum>
+  <w:abstractNum w:abstractNumId="17" w15:restartNumberingAfterBreak="0">
     <w:nsid w:val="765C07A9"/>
     <w:multiLevelType w:val="multilevel"/>
     <w:tmpl w:val="24AE9040"/>
@@ -1508,17 +4929,327 @@
       </w:rPr>
     </w:lvl>
   </w:abstractNum>
+  <w:abstractNum w:abstractNumId="18" w15:restartNumberingAfterBreak="0">
+    <w:nsid w:val="79B15E07"/>
+    <w:multiLevelType w:val="multilevel"/>
+    <w:tmpl w:val="F1063A96"/>
+    <w:lvl w:ilvl="0">
+      <w:start w:val="1"/>
+      <w:numFmt w:val="bullet"/>
+      <w:lvlText w:val=""/>
+      <w:lvlJc w:val="left"/>
+      <w:pPr>
+        <w:tabs>
+          <w:tab w:val="num" w:pos="720"/>
+        </w:tabs>
+        <w:ind w:left="720" w:hanging="360"/>
+      </w:pPr>
+      <w:rPr>
+        <w:rFonts w:ascii="Symbol" w:hAnsi="Symbol" w:hint="default"/>
+        <w:sz w:val="20"/>
+      </w:rPr>
+    </w:lvl>
+    <w:lvl w:ilvl="1" w:tentative="1">
+      <w:start w:val="1"/>
+      <w:numFmt w:val="bullet"/>
+      <w:lvlText w:val="o"/>
+      <w:lvlJc w:val="left"/>
+      <w:pPr>
+        <w:tabs>
+          <w:tab w:val="num" w:pos="1440"/>
+        </w:tabs>
+        <w:ind w:left="1440" w:hanging="360"/>
+      </w:pPr>
+      <w:rPr>
+        <w:rFonts w:ascii="Courier New" w:hAnsi="Courier New" w:hint="default"/>
+        <w:sz w:val="20"/>
+      </w:rPr>
+    </w:lvl>
+    <w:lvl w:ilvl="2" w:tentative="1">
+      <w:start w:val="1"/>
+      <w:numFmt w:val="bullet"/>
+      <w:lvlText w:val=""/>
+      <w:lvlJc w:val="left"/>
+      <w:pPr>
+        <w:tabs>
+          <w:tab w:val="num" w:pos="2160"/>
+        </w:tabs>
+        <w:ind w:left="2160" w:hanging="360"/>
+      </w:pPr>
+      <w:rPr>
+        <w:rFonts w:ascii="Wingdings" w:hAnsi="Wingdings" w:hint="default"/>
+        <w:sz w:val="20"/>
+      </w:rPr>
+    </w:lvl>
+    <w:lvl w:ilvl="3" w:tentative="1">
+      <w:start w:val="1"/>
+      <w:numFmt w:val="bullet"/>
+      <w:lvlText w:val=""/>
+      <w:lvlJc w:val="left"/>
+      <w:pPr>
+        <w:tabs>
+          <w:tab w:val="num" w:pos="2880"/>
+        </w:tabs>
+        <w:ind w:left="2880" w:hanging="360"/>
+      </w:pPr>
+      <w:rPr>
+        <w:rFonts w:ascii="Wingdings" w:hAnsi="Wingdings" w:hint="default"/>
+        <w:sz w:val="20"/>
+      </w:rPr>
+    </w:lvl>
+    <w:lvl w:ilvl="4" w:tentative="1">
+      <w:start w:val="1"/>
+      <w:numFmt w:val="bullet"/>
+      <w:lvlText w:val=""/>
+      <w:lvlJc w:val="left"/>
+      <w:pPr>
+        <w:tabs>
+          <w:tab w:val="num" w:pos="3600"/>
+        </w:tabs>
+        <w:ind w:left="3600" w:hanging="360"/>
+      </w:pPr>
+      <w:rPr>
+        <w:rFonts w:ascii="Wingdings" w:hAnsi="Wingdings" w:hint="default"/>
+        <w:sz w:val="20"/>
+      </w:rPr>
+    </w:lvl>
+    <w:lvl w:ilvl="5" w:tentative="1">
+      <w:start w:val="1"/>
+      <w:numFmt w:val="bullet"/>
+      <w:lvlText w:val=""/>
+      <w:lvlJc w:val="left"/>
+      <w:pPr>
+        <w:tabs>
+          <w:tab w:val="num" w:pos="4320"/>
+        </w:tabs>
+        <w:ind w:left="4320" w:hanging="360"/>
+      </w:pPr>
+      <w:rPr>
+        <w:rFonts w:ascii="Wingdings" w:hAnsi="Wingdings" w:hint="default"/>
+        <w:sz w:val="20"/>
+      </w:rPr>
+    </w:lvl>
+    <w:lvl w:ilvl="6" w:tentative="1">
+      <w:start w:val="1"/>
+      <w:numFmt w:val="bullet"/>
+      <w:lvlText w:val=""/>
+      <w:lvlJc w:val="left"/>
+      <w:pPr>
+        <w:tabs>
+          <w:tab w:val="num" w:pos="5040"/>
+        </w:tabs>
+        <w:ind w:left="5040" w:hanging="360"/>
+      </w:pPr>
+      <w:rPr>
+        <w:rFonts w:ascii="Wingdings" w:hAnsi="Wingdings" w:hint="default"/>
+        <w:sz w:val="20"/>
+      </w:rPr>
+    </w:lvl>
+    <w:lvl w:ilvl="7" w:tentative="1">
+      <w:start w:val="1"/>
+      <w:numFmt w:val="bullet"/>
+      <w:lvlText w:val=""/>
+      <w:lvlJc w:val="left"/>
+      <w:pPr>
+        <w:tabs>
+          <w:tab w:val="num" w:pos="5760"/>
+        </w:tabs>
+        <w:ind w:left="5760" w:hanging="360"/>
+      </w:pPr>
+      <w:rPr>
+        <w:rFonts w:ascii="Wingdings" w:hAnsi="Wingdings" w:hint="default"/>
+        <w:sz w:val="20"/>
+      </w:rPr>
+    </w:lvl>
+    <w:lvl w:ilvl="8" w:tentative="1">
+      <w:start w:val="1"/>
+      <w:numFmt w:val="bullet"/>
+      <w:lvlText w:val=""/>
+      <w:lvlJc w:val="left"/>
+      <w:pPr>
+        <w:tabs>
+          <w:tab w:val="num" w:pos="6480"/>
+        </w:tabs>
+        <w:ind w:left="6480" w:hanging="360"/>
+      </w:pPr>
+      <w:rPr>
+        <w:rFonts w:ascii="Wingdings" w:hAnsi="Wingdings" w:hint="default"/>
+        <w:sz w:val="20"/>
+      </w:rPr>
+    </w:lvl>
+  </w:abstractNum>
+  <w:abstractNum w:abstractNumId="19" w15:restartNumberingAfterBreak="0">
+    <w:nsid w:val="7A07435F"/>
+    <w:multiLevelType w:val="multilevel"/>
+    <w:tmpl w:val="879AB78C"/>
+    <w:lvl w:ilvl="0">
+      <w:start w:val="1"/>
+      <w:numFmt w:val="decimal"/>
+      <w:lvlText w:val="%1."/>
+      <w:lvlJc w:val="left"/>
+      <w:pPr>
+        <w:tabs>
+          <w:tab w:val="num" w:pos="720"/>
+        </w:tabs>
+        <w:ind w:left="720" w:hanging="360"/>
+      </w:pPr>
+    </w:lvl>
+    <w:lvl w:ilvl="1" w:tentative="1">
+      <w:start w:val="1"/>
+      <w:numFmt w:val="decimal"/>
+      <w:lvlText w:val="%2."/>
+      <w:lvlJc w:val="left"/>
+      <w:pPr>
+        <w:tabs>
+          <w:tab w:val="num" w:pos="1440"/>
+        </w:tabs>
+        <w:ind w:left="1440" w:hanging="360"/>
+      </w:pPr>
+    </w:lvl>
+    <w:lvl w:ilvl="2" w:tentative="1">
+      <w:start w:val="1"/>
+      <w:numFmt w:val="decimal"/>
+      <w:lvlText w:val="%3."/>
+      <w:lvlJc w:val="left"/>
+      <w:pPr>
+        <w:tabs>
+          <w:tab w:val="num" w:pos="2160"/>
+        </w:tabs>
+        <w:ind w:left="2160" w:hanging="360"/>
+      </w:pPr>
+    </w:lvl>
+    <w:lvl w:ilvl="3" w:tentative="1">
+      <w:start w:val="1"/>
+      <w:numFmt w:val="decimal"/>
+      <w:lvlText w:val="%4."/>
+      <w:lvlJc w:val="left"/>
+      <w:pPr>
+        <w:tabs>
+          <w:tab w:val="num" w:pos="2880"/>
+        </w:tabs>
+        <w:ind w:left="2880" w:hanging="360"/>
+      </w:pPr>
+    </w:lvl>
+    <w:lvl w:ilvl="4" w:tentative="1">
+      <w:start w:val="1"/>
+      <w:numFmt w:val="decimal"/>
+      <w:lvlText w:val="%5."/>
+      <w:lvlJc w:val="left"/>
+      <w:pPr>
+        <w:tabs>
+          <w:tab w:val="num" w:pos="3600"/>
+        </w:tabs>
+        <w:ind w:left="3600" w:hanging="360"/>
+      </w:pPr>
+    </w:lvl>
+    <w:lvl w:ilvl="5" w:tentative="1">
+      <w:start w:val="1"/>
+      <w:numFmt w:val="decimal"/>
+      <w:lvlText w:val="%6."/>
+      <w:lvlJc w:val="left"/>
+      <w:pPr>
+        <w:tabs>
+          <w:tab w:val="num" w:pos="4320"/>
+        </w:tabs>
+        <w:ind w:left="4320" w:hanging="360"/>
+      </w:pPr>
+    </w:lvl>
+    <w:lvl w:ilvl="6" w:tentative="1">
+      <w:start w:val="1"/>
+      <w:numFmt w:val="decimal"/>
+      <w:lvlText w:val="%7."/>
+      <w:lvlJc w:val="left"/>
+      <w:pPr>
+        <w:tabs>
+          <w:tab w:val="num" w:pos="5040"/>
+        </w:tabs>
+        <w:ind w:left="5040" w:hanging="360"/>
+      </w:pPr>
+    </w:lvl>
+    <w:lvl w:ilvl="7" w:tentative="1">
+      <w:start w:val="1"/>
+      <w:numFmt w:val="decimal"/>
+      <w:lvlText w:val="%8."/>
+      <w:lvlJc w:val="left"/>
+      <w:pPr>
+        <w:tabs>
+          <w:tab w:val="num" w:pos="5760"/>
+        </w:tabs>
+        <w:ind w:left="5760" w:hanging="360"/>
+      </w:pPr>
+    </w:lvl>
+    <w:lvl w:ilvl="8" w:tentative="1">
+      <w:start w:val="1"/>
+      <w:numFmt w:val="decimal"/>
+      <w:lvlText w:val="%9."/>
+      <w:lvlJc w:val="left"/>
+      <w:pPr>
+        <w:tabs>
+          <w:tab w:val="num" w:pos="6480"/>
+        </w:tabs>
+        <w:ind w:left="6480" w:hanging="360"/>
+      </w:pPr>
+    </w:lvl>
+  </w:abstractNum>
   <w:num w:numId="1" w16cid:durableId="2125272534">
+    <w:abstractNumId w:val="9"/>
+  </w:num>
+  <w:num w:numId="2" w16cid:durableId="1037893928">
+    <w:abstractNumId w:val="11"/>
+  </w:num>
+  <w:num w:numId="3" w16cid:durableId="350650139">
+    <w:abstractNumId w:val="3"/>
+  </w:num>
+  <w:num w:numId="4" w16cid:durableId="1017659732">
+    <w:abstractNumId w:val="17"/>
+  </w:num>
+  <w:num w:numId="5" w16cid:durableId="1277131165">
+    <w:abstractNumId w:val="16"/>
+  </w:num>
+  <w:num w:numId="6" w16cid:durableId="1731735084">
+    <w:abstractNumId w:val="13"/>
+  </w:num>
+  <w:num w:numId="7" w16cid:durableId="21394937">
+    <w:abstractNumId w:val="18"/>
+  </w:num>
+  <w:num w:numId="8" w16cid:durableId="284505403">
+    <w:abstractNumId w:val="8"/>
+  </w:num>
+  <w:num w:numId="9" w16cid:durableId="1443574380">
+    <w:abstractNumId w:val="12"/>
+  </w:num>
+  <w:num w:numId="10" w16cid:durableId="1340157814">
     <w:abstractNumId w:val="1"/>
   </w:num>
-  <w:num w:numId="2" w16cid:durableId="1037893928">
+  <w:num w:numId="11" w16cid:durableId="1162548411">
+    <w:abstractNumId w:val="0"/>
+  </w:num>
+  <w:num w:numId="12" w16cid:durableId="1554004452">
     <w:abstractNumId w:val="2"/>
   </w:num>
-  <w:num w:numId="3" w16cid:durableId="350650139">
-    <w:abstractNumId w:val="0"/>
+  <w:num w:numId="13" w16cid:durableId="40906847">
+    <w:abstractNumId w:val="15"/>
   </w:num>
-  <w:num w:numId="4" w16cid:durableId="1017659732">
-    <w:abstractNumId w:val="3"/>
+  <w:num w:numId="14" w16cid:durableId="943266090">
+    <w:abstractNumId w:val="14"/>
+  </w:num>
+  <w:num w:numId="15" w16cid:durableId="41834705">
+    <w:abstractNumId w:val="19"/>
+  </w:num>
+  <w:num w:numId="16" w16cid:durableId="706830412">
+    <w:abstractNumId w:val="5"/>
+  </w:num>
+  <w:num w:numId="17" w16cid:durableId="697125419">
+    <w:abstractNumId w:val="10"/>
+  </w:num>
+  <w:num w:numId="18" w16cid:durableId="559293947">
+    <w:abstractNumId w:val="6"/>
+  </w:num>
+  <w:num w:numId="19" w16cid:durableId="1592352980">
+    <w:abstractNumId w:val="7"/>
+  </w:num>
+  <w:num w:numId="20" w16cid:durableId="1477337748">
+    <w:abstractNumId w:val="4"/>
   </w:num>
 </w:numbering>
 </file>
@@ -1951,7 +5682,6 @@
     <w:next w:val="Normal"/>
     <w:link w:val="Heading2Char"/>
     <w:uiPriority w:val="9"/>
-    <w:semiHidden/>
     <w:unhideWhenUsed/>
     <w:qFormat/>
     <w:rsid w:val="002C266C"/>
@@ -1974,7 +5704,6 @@
     <w:next w:val="Normal"/>
     <w:link w:val="Heading3Char"/>
     <w:uiPriority w:val="9"/>
-    <w:semiHidden/>
     <w:unhideWhenUsed/>
     <w:qFormat/>
     <w:rsid w:val="002C266C"/>
@@ -2167,7 +5896,6 @@
     <w:basedOn w:val="DefaultParagraphFont"/>
     <w:link w:val="Heading2"/>
     <w:uiPriority w:val="9"/>
-    <w:semiHidden/>
     <w:rsid w:val="002C266C"/>
     <w:rPr>
       <w:rFonts w:asciiTheme="majorHAnsi" w:eastAsiaTheme="majorEastAsia" w:hAnsiTheme="majorHAnsi" w:cstheme="majorBidi"/>
@@ -2181,7 +5909,6 @@
     <w:basedOn w:val="DefaultParagraphFont"/>
     <w:link w:val="Heading3"/>
     <w:uiPriority w:val="9"/>
-    <w:semiHidden/>
     <w:rsid w:val="002C266C"/>
     <w:rPr>
       <w:rFonts w:eastAsiaTheme="majorEastAsia" w:cstheme="majorBidi"/>
@@ -2460,6 +6187,18 @@
     <w:rPr>
       <w:color w:val="605E5C"/>
       <w:shd w:val="clear" w:color="auto" w:fill="E1DFDD"/>
+    </w:rPr>
+  </w:style>
+  <w:style w:type="character" w:styleId="FollowedHyperlink">
+    <w:name w:val="FollowedHyperlink"/>
+    <w:basedOn w:val="DefaultParagraphFont"/>
+    <w:uiPriority w:val="99"/>
+    <w:semiHidden/>
+    <w:unhideWhenUsed/>
+    <w:rsid w:val="005E32EC"/>
+    <w:rPr>
+      <w:color w:val="96607D" w:themeColor="followedHyperlink"/>
+      <w:u w:val="single"/>
     </w:rPr>
   </w:style>
 </w:styles>

--- a/SRS - Software Requirements Specification.docx
+++ b/SRS - Software Requirements Specification.docx
@@ -328,6 +328,13 @@
       </w:r>
       <w:r>
         <w:rPr>
+          <w:rFonts w:hint="cs"/>
+          <w:rtl/>
+        </w:rPr>
+        <w:t xml:space="preserve"> </w:t>
+      </w:r>
+      <w:r>
+        <w:rPr>
           <w:rtl/>
         </w:rPr>
         <w:t>מעוניינים בממשק נוח ומהיר להוספת ועדכון משימות. השפעתם קריטית – אם המערכת תהיה מסורבלת, הם לא ישתמשו בה והפרויקט ייכשל</w:t>
@@ -360,6 +367,13 @@
         <w:t>:</w:t>
       </w:r>
       <w:r>
+        <w:t xml:space="preserve"> </w:t>
+      </w:r>
+      <w:r>
+        <w:rPr>
+          <w:rFonts w:hint="cs"/>
+          <w:rtl/>
+        </w:rPr>
         <w:t xml:space="preserve"> </w:t>
       </w:r>
       <w:r>
@@ -431,6 +445,13 @@
       </w:r>
       <w:r>
         <w:rPr>
+          <w:rFonts w:hint="cs"/>
+          <w:rtl/>
+        </w:rPr>
+        <w:t xml:space="preserve"> </w:t>
+      </w:r>
+      <w:r>
+        <w:rPr>
           <w:rtl/>
         </w:rPr>
         <w:t>משפיעים על הפרויקט בדרישות אבטחה ותאימות לשרתי הארגון. השפעה שלילית אפשרית: חסימת המערכת אם היא לא עומדת בתקני אבטחת מידע</w:t>
@@ -463,6 +484,13 @@
         <w:t>:</w:t>
       </w:r>
       <w:r>
+        <w:t xml:space="preserve"> </w:t>
+      </w:r>
+      <w:r>
+        <w:rPr>
+          <w:rFonts w:hint="cs"/>
+          <w:rtl/>
+        </w:rPr>
         <w:t xml:space="preserve"> </w:t>
       </w:r>
       <w:r>
@@ -1363,14 +1391,14 @@
           <w:bCs/>
           <w:rtl/>
         </w:rPr>
-        <w:t>ניהול הרשאות תחום</w:t>
-      </w:r>
-      <w:r>
-        <w:rPr>
-          <w:b/>
-          <w:bCs/>
-        </w:rPr>
-        <w:t>:</w:t>
+        <w:t>שמירה אוטומטית</w:t>
+      </w:r>
+      <w:r>
+        <w:rPr>
+          <w:b/>
+          <w:bCs/>
+        </w:rPr>
+        <w:t xml:space="preserve"> (Persistence)</w:t>
       </w:r>
       <w:r>
         <w:t xml:space="preserve"> </w:t>
@@ -1380,13 +1408,13 @@
           <w:rFonts w:hint="cs"/>
           <w:rtl/>
         </w:rPr>
-        <w:t xml:space="preserve"> </w:t>
-      </w:r>
-      <w:r>
-        <w:rPr>
-          <w:rtl/>
-        </w:rPr>
-        <w:t>המערכת תמנע ממשתמש מתחום אחד (למשל: "פיתוח") לצפות או לערוך משימות השייכות לתחום אחר (למשל: "עיצוב")</w:t>
+        <w:t xml:space="preserve">: </w:t>
+      </w:r>
+      <w:r>
+        <w:rPr>
+          <w:rtl/>
+        </w:rPr>
+        <w:t>המערכת תבצע כתיבה לקובץ הנתונים המקומי מיד עם אישור כל פעולת "צור", "עדכן" או "מחק", למניעת אובדן מידע במקרה של סגירה פתאומית</w:t>
       </w:r>
       <w:r>
         <w:t>.</w:t>
@@ -1406,14 +1434,14 @@
           <w:bCs/>
           <w:rtl/>
         </w:rPr>
-        <w:t>שמירה אוטומטית</w:t>
-      </w:r>
-      <w:r>
-        <w:rPr>
-          <w:b/>
-          <w:bCs/>
-        </w:rPr>
-        <w:t xml:space="preserve"> (Persistence)</w:t>
+        <w:t>ניתוק משתמש</w:t>
+      </w:r>
+      <w:r>
+        <w:rPr>
+          <w:b/>
+          <w:bCs/>
+        </w:rPr>
+        <w:t xml:space="preserve"> (Logout)</w:t>
       </w:r>
       <w:r>
         <w:t xml:space="preserve"> </w:t>
@@ -1429,7 +1457,16 @@
         <w:rPr>
           <w:rtl/>
         </w:rPr>
-        <w:t>המערכת תבצע כתיבה לקובץ הנתונים המקומי מיד עם אישור כל פעולת "צור", "עדכן" או "מחק", למניעת אובדן מידע במקרה של סגירה פתאומית</w:t>
+        <w:t>המערכת תאפשר למשתמש לסיים את הסשן הנוכחי</w:t>
+      </w:r>
+      <w:r>
+        <w:t xml:space="preserve">; </w:t>
+      </w:r>
+      <w:r>
+        <w:rPr>
+          <w:rtl/>
+        </w:rPr>
+        <w:t>עם הניתוק, המערכת תנקה את פרטי המשתמש מהזיכרון ותחזיר את התצוגה למסך ההתחברות</w:t>
       </w:r>
       <w:r>
         <w:t>.</w:t>
@@ -1437,26 +1474,108 @@
     </w:p>
     <w:p>
       <w:pPr>
+        <w:bidi/>
+        <w:rPr>
+          <w:rtl/>
+        </w:rPr>
+      </w:pPr>
+    </w:p>
+    <w:p>
+      <w:pPr>
+        <w:bidi/>
+        <w:rPr>
+          <w:b/>
+          <w:bCs/>
+        </w:rPr>
+      </w:pPr>
+      <w:r>
+        <w:rPr>
+          <w:b/>
+          <w:bCs/>
+          <w:rtl/>
+        </w:rPr>
+        <w:t>גבולות הגזרה של המערכת</w:t>
+      </w:r>
+      <w:r>
+        <w:rPr>
+          <w:b/>
+          <w:bCs/>
+        </w:rPr>
+        <w:t xml:space="preserve"> (Out of Scope</w:t>
+      </w:r>
+      <w:r>
+        <w:rPr>
+          <w:b/>
+          <w:bCs/>
+        </w:rPr>
+        <w:t>)</w:t>
+      </w:r>
+      <w:r>
+        <w:rPr>
+          <w:b/>
+          <w:bCs/>
+        </w:rPr>
+        <w:t xml:space="preserve"> </w:t>
+      </w:r>
+      <w:r>
+        <w:rPr>
+          <w:rFonts w:hint="cs"/>
+          <w:b/>
+          <w:bCs/>
+          <w:rtl/>
+        </w:rPr>
+        <w:t xml:space="preserve">- </w:t>
+      </w:r>
+      <w:r>
+        <w:rPr>
+          <w:b/>
+          <w:bCs/>
+          <w:rtl/>
+        </w:rPr>
+        <w:t>מה המערכת לא עושה</w:t>
+      </w:r>
+    </w:p>
+    <w:p>
+      <w:pPr>
+        <w:bidi/>
+        <w:rPr>
+          <w:rtl/>
+        </w:rPr>
+      </w:pPr>
+      <w:r>
+        <w:rPr>
+          <w:rtl/>
+        </w:rPr>
+        <w:t>תת-סעיף זה מגדיר במפורש פעולות ויכולות שהמערכת אינה נועדה לבצע בשום צורה, על מנת לתחם את הפרויקט ולמנוע זליגת דרישות</w:t>
+      </w:r>
+      <w:r>
+        <w:t xml:space="preserve"> (Scope Creep)</w:t>
+      </w:r>
+    </w:p>
+    <w:p>
+      <w:pPr>
+        <w:pStyle w:val="ListParagraph"/>
         <w:numPr>
           <w:ilvl w:val="0"/>
           <w:numId w:val="15"/>
         </w:numPr>
         <w:bidi/>
-      </w:pPr>
-      <w:r>
-        <w:rPr>
-          <w:b/>
-          <w:bCs/>
-          <w:rtl/>
-        </w:rPr>
-        <w:t>ניתוק משתמש</w:t>
-      </w:r>
-      <w:r>
-        <w:rPr>
-          <w:b/>
-          <w:bCs/>
-        </w:rPr>
-        <w:t xml:space="preserve"> (Logout)</w:t>
+        <w:spacing w:line="240" w:lineRule="auto"/>
+      </w:pPr>
+      <w:r>
+        <w:rPr>
+          <w:b/>
+          <w:bCs/>
+          <w:rtl/>
+        </w:rPr>
+        <w:t>ניהול הרשאות תחום</w:t>
+      </w:r>
+      <w:r>
+        <w:rPr>
+          <w:b/>
+          <w:bCs/>
+        </w:rPr>
+        <w:t>:</w:t>
       </w:r>
       <w:r>
         <w:t xml:space="preserve"> </w:t>
@@ -1466,26 +1585,272 @@
           <w:rFonts w:hint="cs"/>
           <w:rtl/>
         </w:rPr>
-        <w:t xml:space="preserve">: </w:t>
-      </w:r>
-      <w:r>
-        <w:rPr>
-          <w:rtl/>
-        </w:rPr>
-        <w:t>המערכת תאפשר למשתמש לסיים את הסשן הנוכחי</w:t>
-      </w:r>
-      <w:r>
-        <w:t xml:space="preserve">; </w:t>
-      </w:r>
-      <w:r>
-        <w:rPr>
-          <w:rtl/>
-        </w:rPr>
-        <w:t>עם הניתוק, המערכת תנקה את פרטי המשתמש מהזיכרון ותחזיר את התצוגה למסך ההתחברות</w:t>
+        <w:t xml:space="preserve"> </w:t>
+      </w:r>
+      <w:r>
+        <w:rPr>
+          <w:rtl/>
+        </w:rPr>
+        <w:t>המערכת תמנע ממשתמש מתחום אחד (למשל: "פיתוח") לצפות או לערוך משימות השייכות לתחום אחר (למשל: "עיצוב")</w:t>
+      </w:r>
+      <w:r>
+        <w:rPr>
+          <w:rtl/>
+        </w:rPr>
+        <w:br/>
+      </w:r>
+    </w:p>
+    <w:p>
+      <w:pPr>
+        <w:pStyle w:val="ListParagraph"/>
+        <w:numPr>
+          <w:ilvl w:val="0"/>
+          <w:numId w:val="15"/>
+        </w:numPr>
+        <w:bidi/>
+      </w:pPr>
+      <w:r>
+        <w:rPr>
+          <w:b/>
+          <w:bCs/>
+          <w:rtl/>
+        </w:rPr>
+        <w:t>ללא סנכרון חיצוני</w:t>
+      </w:r>
+      <w:r>
+        <w:rPr>
+          <w:b/>
+          <w:bCs/>
+        </w:rPr>
+        <w:t>:</w:t>
+      </w:r>
+      <w:r>
+        <w:t xml:space="preserve"> </w:t>
+      </w:r>
+      <w:r>
+        <w:rPr>
+          <w:rFonts w:hint="cs"/>
+          <w:rtl/>
+        </w:rPr>
+        <w:t xml:space="preserve"> </w:t>
+      </w:r>
+      <w:r>
+        <w:rPr>
+          <w:rtl/>
+        </w:rPr>
+        <w:t>המערכת אינה מתממשקת ואינה מסתנכרנת עם יומנים חיצוניים</w:t>
+      </w:r>
+      <w:r>
+        <w:t xml:space="preserve"> (</w:t>
+      </w:r>
+      <w:r>
+        <w:rPr>
+          <w:rtl/>
+        </w:rPr>
+        <w:t>כגון</w:t>
+      </w:r>
+      <w:r>
+        <w:t xml:space="preserve"> Google Calendar </w:t>
+      </w:r>
+      <w:r>
+        <w:rPr>
+          <w:rtl/>
+        </w:rPr>
+        <w:t>או</w:t>
+      </w:r>
+      <w:r>
+        <w:t xml:space="preserve"> Microsoft Outlook) </w:t>
+      </w:r>
+      <w:r>
+        <w:rPr>
+          <w:rtl/>
+        </w:rPr>
+        <w:t>או תוכנות ארגוניות אחרות</w:t>
       </w:r>
       <w:r>
         <w:t>.</w:t>
       </w:r>
+    </w:p>
+    <w:p>
+      <w:pPr>
+        <w:numPr>
+          <w:ilvl w:val="0"/>
+          <w:numId w:val="15"/>
+        </w:numPr>
+        <w:bidi/>
+      </w:pPr>
+      <w:r>
+        <w:rPr>
+          <w:b/>
+          <w:bCs/>
+          <w:rtl/>
+        </w:rPr>
+        <w:t>ללא תקשורת בין-אישית</w:t>
+      </w:r>
+      <w:r>
+        <w:rPr>
+          <w:b/>
+          <w:bCs/>
+        </w:rPr>
+        <w:t>:</w:t>
+      </w:r>
+      <w:r>
+        <w:t xml:space="preserve"> </w:t>
+      </w:r>
+      <w:r>
+        <w:rPr>
+          <w:rFonts w:hint="cs"/>
+          <w:rtl/>
+        </w:rPr>
+        <w:t xml:space="preserve"> </w:t>
+      </w:r>
+      <w:r>
+        <w:rPr>
+          <w:rtl/>
+        </w:rPr>
+        <w:t>המערכת אינה מהווה פלטפורמת תקשורת; היא אינה תומכת בצ'אט פנימי, שליחת הודעות ישירות בין משתמשים או תיוג</w:t>
+      </w:r>
+      <w:r>
+        <w:t xml:space="preserve"> (Mentions).</w:t>
+      </w:r>
+    </w:p>
+    <w:p>
+      <w:pPr>
+        <w:numPr>
+          <w:ilvl w:val="0"/>
+          <w:numId w:val="15"/>
+        </w:numPr>
+        <w:bidi/>
+      </w:pPr>
+      <w:r>
+        <w:rPr>
+          <w:b/>
+          <w:bCs/>
+          <w:rtl/>
+        </w:rPr>
+        <w:t>ללא התראות מחוץ למערכת</w:t>
+      </w:r>
+      <w:r>
+        <w:rPr>
+          <w:b/>
+          <w:bCs/>
+        </w:rPr>
+        <w:t>:</w:t>
+      </w:r>
+      <w:r>
+        <w:t xml:space="preserve"> </w:t>
+      </w:r>
+      <w:r>
+        <w:rPr>
+          <w:rFonts w:hint="cs"/>
+          <w:rtl/>
+        </w:rPr>
+        <w:t xml:space="preserve"> </w:t>
+      </w:r>
+      <w:r>
+        <w:rPr>
+          <w:rtl/>
+        </w:rPr>
+        <w:t>המערכת אינה שולחת התראות אקטיביות מחוץ לסביבת הריצה שלה</w:t>
+      </w:r>
+      <w:r>
+        <w:t xml:space="preserve"> </w:t>
+      </w:r>
+      <w:r>
+        <w:rPr>
+          <w:rFonts w:hint="cs"/>
+          <w:rtl/>
+        </w:rPr>
+        <w:t>(</w:t>
+      </w:r>
+      <w:r>
+        <w:rPr>
+          <w:rtl/>
+        </w:rPr>
+        <w:t>לדוגמה: אין תמיכה בשליחת מכתבי דוא"ל, הודעות</w:t>
+      </w:r>
+      <w:r>
+        <w:t xml:space="preserve"> SMS </w:t>
+      </w:r>
+      <w:r>
+        <w:rPr>
+          <w:rtl/>
+        </w:rPr>
+        <w:t>או התראות</w:t>
+      </w:r>
+      <w:r>
+        <w:t xml:space="preserve"> Push </w:t>
+      </w:r>
+      <w:r>
+        <w:rPr>
+          <w:rtl/>
+        </w:rPr>
+        <w:t>לטלפון הנייד</w:t>
+      </w:r>
+      <w:r>
+        <w:rPr>
+          <w:rFonts w:hint="cs"/>
+          <w:rtl/>
+        </w:rPr>
+        <w:t>)</w:t>
+      </w:r>
+    </w:p>
+    <w:p>
+      <w:pPr>
+        <w:numPr>
+          <w:ilvl w:val="0"/>
+          <w:numId w:val="15"/>
+        </w:numPr>
+        <w:bidi/>
+      </w:pPr>
+      <w:r>
+        <w:rPr>
+          <w:b/>
+          <w:bCs/>
+          <w:rtl/>
+        </w:rPr>
+        <w:t>ללא ניהול שעון נוכחות</w:t>
+      </w:r>
+      <w:r>
+        <w:rPr>
+          <w:b/>
+          <w:bCs/>
+        </w:rPr>
+        <w:t>:</w:t>
+      </w:r>
+      <w:r>
+        <w:t xml:space="preserve"> </w:t>
+      </w:r>
+      <w:r>
+        <w:rPr>
+          <w:rFonts w:hint="cs"/>
+          <w:rtl/>
+        </w:rPr>
+        <w:t xml:space="preserve"> </w:t>
+      </w:r>
+      <w:r>
+        <w:rPr>
+          <w:rtl/>
+        </w:rPr>
+        <w:t>המערכת נועדה לניהול משימות ובאגים בלבד, ואינה כוללת מערכת למדידת שעות עבודה</w:t>
+      </w:r>
+      <w:r>
+        <w:t xml:space="preserve"> (Timesheets) </w:t>
+      </w:r>
+      <w:r>
+        <w:rPr>
+          <w:rtl/>
+        </w:rPr>
+        <w:t>לצורכי חישוב שכר של העובדים</w:t>
+      </w:r>
+      <w:r>
+        <w:t>.</w:t>
+      </w:r>
+    </w:p>
+    <w:p>
+      <w:pPr>
+        <w:bidi/>
+      </w:pPr>
     </w:p>
     <w:p>
       <w:r>
@@ -1515,43 +1880,55 @@
     <w:p>
       <w:pPr>
         <w:bidi/>
-      </w:pPr>
-      <w:r>
-        <w:rPr>
-          <w:rtl/>
-        </w:rPr>
-        <w:t xml:space="preserve">דרישות אלו מתארות </w:t>
-      </w:r>
-      <w:r>
-        <w:rPr>
-          <w:b/>
-          <w:bCs/>
-          <w:rtl/>
-        </w:rPr>
-        <w:t>איך</w:t>
-      </w:r>
-      <w:r>
-        <w:rPr>
-          <w:rtl/>
-        </w:rPr>
-        <w:t xml:space="preserve"> המערכת מתפקדת</w:t>
-      </w:r>
-      <w:r>
-        <w:t xml:space="preserve"> (Quality attributes)</w:t>
+        <w:rPr>
+          <w:b/>
+          <w:bCs/>
+        </w:rPr>
+      </w:pPr>
+      <w:r>
+        <w:rPr>
+          <w:b/>
+          <w:bCs/>
+          <w:rtl/>
+        </w:rPr>
+        <w:t>דרישות לא פונקציונליות</w:t>
+      </w:r>
+      <w:r>
+        <w:rPr>
+          <w:b/>
+          <w:bCs/>
+        </w:rPr>
+        <w:t xml:space="preserve"> (Non-Functional Requirements)</w:t>
       </w:r>
       <w:r>
         <w:rPr>
           <w:rFonts w:hint="cs"/>
-          <w:rtl/>
-        </w:rPr>
-        <w:t xml:space="preserve"> </w:t>
+          <w:b/>
+          <w:bCs/>
+          <w:rtl/>
+        </w:rPr>
+        <w:t xml:space="preserve"> </w:t>
+      </w:r>
+    </w:p>
+    <w:p>
+      <w:pPr>
+        <w:bidi/>
+      </w:pPr>
+      <w:r>
+        <w:rPr>
+          <w:rtl/>
+        </w:rPr>
+        <w:t>דרישות אלו מתארות איך המערכת מתפקדת ומשויכות למודל סיווג הדרישות (לצמתים הנמוכים ביותר בעץ)</w:t>
+      </w:r>
+      <w:r>
+        <w:t>:</w:t>
       </w:r>
     </w:p>
     <w:p>
       <w:pPr>
         <w:numPr>
           <w:ilvl w:val="0"/>
-          <w:numId w:val="16"/>
+          <w:numId w:val="21"/>
         </w:numPr>
         <w:bidi/>
       </w:pPr>
@@ -1561,14 +1938,14 @@
           <w:bCs/>
           <w:rtl/>
         </w:rPr>
-        <w:t>ביצועים</w:t>
-      </w:r>
-      <w:r>
-        <w:rPr>
-          <w:b/>
-          <w:bCs/>
-        </w:rPr>
-        <w:t xml:space="preserve"> (Performance)</w:t>
+        <w:t>דרישות ביצועים</w:t>
+      </w:r>
+      <w:r>
+        <w:rPr>
+          <w:b/>
+          <w:bCs/>
+        </w:rPr>
+        <w:t xml:space="preserve"> (Performance Requirements)</w:t>
       </w:r>
       <w:r>
         <w:t xml:space="preserve"> </w:t>
@@ -1588,13 +1965,64 @@
       </w:r>
       <w:r>
         <w:t>.</w:t>
+      </w:r>
+    </w:p>
+    <w:p>
+      <w:pPr>
+        <w:numPr>
+          <w:ilvl w:val="1"/>
+          <w:numId w:val="21"/>
+        </w:numPr>
+        <w:bidi/>
+      </w:pPr>
+      <w:r>
+        <w:rPr>
+          <w:b/>
+          <w:bCs/>
+          <w:rtl/>
+        </w:rPr>
+        <w:t>שיוך בעץ</w:t>
+      </w:r>
+    </w:p>
+    <w:p>
+      <w:pPr>
+        <w:bidi/>
+        <w:ind w:left="1440"/>
+      </w:pPr>
+      <w:r>
+        <w:t xml:space="preserve">Product Requirements </w:t>
+      </w:r>
+      <w:r>
+        <w:rPr>
+          <w:rFonts w:ascii="Segoe UI Symbol" w:hAnsi="Segoe UI Symbol" w:cs="Segoe UI Symbol"/>
+        </w:rPr>
+        <w:t>➔</w:t>
+      </w:r>
+      <w:r>
+        <w:t xml:space="preserve"> Efficiency Requirements </w:t>
+      </w:r>
+      <w:r>
+        <w:rPr>
+          <w:rFonts w:ascii="Segoe UI Symbol" w:hAnsi="Segoe UI Symbol" w:cs="Segoe UI Symbol"/>
+        </w:rPr>
+        <w:t>➔</w:t>
+      </w:r>
+      <w:r>
+        <w:t xml:space="preserve"> </w:t>
+      </w:r>
+      <w:r>
+        <w:rPr>
+          <w:b/>
+          <w:bCs/>
+        </w:rPr>
+        <w:t>Performance Requirements</w:t>
       </w:r>
     </w:p>
     <w:p>
       <w:pPr>
         <w:numPr>
           <w:ilvl w:val="0"/>
-          <w:numId w:val="16"/>
+          <w:numId w:val="21"/>
         </w:numPr>
         <w:bidi/>
       </w:pPr>
@@ -1604,14 +2032,14 @@
           <w:bCs/>
           <w:rtl/>
         </w:rPr>
-        <w:t>אמינות</w:t>
-      </w:r>
-      <w:r>
-        <w:rPr>
-          <w:b/>
-          <w:bCs/>
-        </w:rPr>
-        <w:t xml:space="preserve"> (Reliability)</w:t>
+        <w:t>דרישות שטח אחסון</w:t>
+      </w:r>
+      <w:r>
+        <w:rPr>
+          <w:b/>
+          <w:bCs/>
+        </w:rPr>
+        <w:t xml:space="preserve"> (Space Requirements)</w:t>
       </w:r>
       <w:r>
         <w:t xml:space="preserve"> </w:t>
@@ -1627,44 +2055,77 @@
         <w:rPr>
           <w:rtl/>
         </w:rPr>
-        <w:t>המערכת תבטיח שלמות נתונים</w:t>
-      </w:r>
-      <w:r>
-        <w:t xml:space="preserve"> (Data Integrity) </w:t>
-      </w:r>
-      <w:r>
-        <w:rPr>
-          <w:rtl/>
-        </w:rPr>
-        <w:t>של 100% בעת שמירה לקובץ</w:t>
-      </w:r>
-      <w:r>
-        <w:t xml:space="preserve">; </w:t>
-      </w:r>
-      <w:r>
-        <w:rPr>
-          <w:rtl/>
-        </w:rPr>
-        <w:t>במקרה של שגיאת כתיבה, המערכת תבצע ניסיון חוזר</w:t>
-      </w:r>
-      <w:r>
-        <w:t xml:space="preserve"> (Retry) </w:t>
-      </w:r>
-      <w:r>
-        <w:rPr>
-          <w:rtl/>
-        </w:rPr>
-        <w:t>ותתריע למשתמש</w:t>
+        <w:t>יעילות אחסון: נפח קובץ הנתונים המקומי בו נשמרות המשימות לא יעלה על 5</w:t>
+      </w:r>
+      <w:r>
+        <w:t xml:space="preserve">MB </w:t>
+      </w:r>
+      <w:r>
+        <w:rPr>
+          <w:rtl/>
+        </w:rPr>
+        <w:t>עבור מאגר של עד 500 משימות הכוללות טקסט חופשי</w:t>
       </w:r>
       <w:r>
         <w:t>.</w:t>
+      </w:r>
+    </w:p>
+    <w:p>
+      <w:pPr>
+        <w:numPr>
+          <w:ilvl w:val="1"/>
+          <w:numId w:val="21"/>
+        </w:numPr>
+        <w:bidi/>
+      </w:pPr>
+      <w:r>
+        <w:rPr>
+          <w:b/>
+          <w:bCs/>
+          <w:rtl/>
+        </w:rPr>
+        <w:t>שיוך בעץ</w:t>
+      </w:r>
+    </w:p>
+    <w:p>
+      <w:pPr>
+        <w:bidi/>
+        <w:ind w:left="1440"/>
+      </w:pPr>
+      <w:r>
+        <w:t xml:space="preserve">Product Requirements </w:t>
+      </w:r>
+      <w:r>
+        <w:rPr>
+          <w:rFonts w:ascii="Segoe UI Symbol" w:hAnsi="Segoe UI Symbol" w:cs="Segoe UI Symbol"/>
+        </w:rPr>
+        <w:t>➔</w:t>
+      </w:r>
+      <w:r>
+        <w:t xml:space="preserve"> Efficiency Requirements </w:t>
+      </w:r>
+      <w:r>
+        <w:rPr>
+          <w:rFonts w:ascii="Segoe UI Symbol" w:hAnsi="Segoe UI Symbol" w:cs="Segoe UI Symbol"/>
+        </w:rPr>
+        <w:t>➔</w:t>
+      </w:r>
+      <w:r>
+        <w:t xml:space="preserve"> </w:t>
+      </w:r>
+      <w:r>
+        <w:rPr>
+          <w:b/>
+          <w:bCs/>
+        </w:rPr>
+        <w:t>Space Requirements</w:t>
       </w:r>
     </w:p>
     <w:p>
       <w:pPr>
         <w:numPr>
           <w:ilvl w:val="0"/>
-          <w:numId w:val="16"/>
+          <w:numId w:val="21"/>
         </w:numPr>
         <w:bidi/>
       </w:pPr>
@@ -1674,14 +2135,14 @@
           <w:bCs/>
           <w:rtl/>
         </w:rPr>
-        <w:t>אבטחה</w:t>
-      </w:r>
-      <w:r>
-        <w:rPr>
-          <w:b/>
-          <w:bCs/>
-        </w:rPr>
-        <w:t xml:space="preserve"> (Security)</w:t>
+        <w:t>דרישות שמישות</w:t>
+      </w:r>
+      <w:r>
+        <w:rPr>
+          <w:b/>
+          <w:bCs/>
+        </w:rPr>
+        <w:t xml:space="preserve"> (Usability Requirements)</w:t>
       </w:r>
       <w:r>
         <w:t xml:space="preserve"> </w:t>
@@ -1697,26 +2158,68 @@
         <w:rPr>
           <w:rtl/>
         </w:rPr>
-        <w:t>מערכת תבצע הצפנה בסיסית של סיסמאות המשתמשים בקובץ הנתונים</w:t>
-      </w:r>
-      <w:r>
-        <w:t xml:space="preserve"> (Hashing) </w:t>
-      </w:r>
-      <w:r>
-        <w:rPr>
-          <w:rtl/>
-        </w:rPr>
-        <w:t>ולא תשמור אותן כטקסט גלוי</w:t>
-      </w:r>
-      <w:r>
-        <w:t xml:space="preserve"> (Plain Text).</w:t>
+        <w:t>המשחק יהיה ידידותי, כך שמשתמש חדש יוכל להבין את הממשק ולהשלים פעולת יצירת משימה ראשונה בתוך פחות מ-2 דקות מרגע הכניסה הראשונית למערכת</w:t>
+      </w:r>
+      <w:r>
+        <w:t>.</w:t>
+      </w:r>
+    </w:p>
+    <w:p>
+      <w:pPr>
+        <w:numPr>
+          <w:ilvl w:val="1"/>
+          <w:numId w:val="21"/>
+        </w:numPr>
+        <w:bidi/>
+      </w:pPr>
+      <w:r>
+        <w:rPr>
+          <w:b/>
+          <w:bCs/>
+          <w:rtl/>
+        </w:rPr>
+        <w:t>שיוך בעץ</w:t>
+      </w:r>
+    </w:p>
+    <w:p>
+      <w:pPr>
+        <w:bidi/>
+        <w:ind w:left="1440"/>
+      </w:pPr>
+      <w:r>
+        <w:rPr>
+          <w:rFonts w:hint="cs"/>
+          <w:b/>
+          <w:bCs/>
+          <w:rtl/>
+        </w:rPr>
+        <w:t xml:space="preserve"> </w:t>
+      </w:r>
+      <w:r>
+        <w:t xml:space="preserve">Product Requirements </w:t>
+      </w:r>
+      <w:r>
+        <w:rPr>
+          <w:rFonts w:ascii="Segoe UI Symbol" w:hAnsi="Segoe UI Symbol" w:cs="Segoe UI Symbol"/>
+        </w:rPr>
+        <w:t>➔</w:t>
+      </w:r>
+      <w:r>
+        <w:t xml:space="preserve"> </w:t>
+      </w:r>
+      <w:r>
+        <w:rPr>
+          <w:b/>
+          <w:bCs/>
+        </w:rPr>
+        <w:t>Usability Requirements</w:t>
       </w:r>
     </w:p>
     <w:p>
       <w:pPr>
         <w:numPr>
           <w:ilvl w:val="0"/>
-          <w:numId w:val="16"/>
+          <w:numId w:val="21"/>
         </w:numPr>
         <w:bidi/>
       </w:pPr>
@@ -1726,14 +2229,14 @@
           <w:bCs/>
           <w:rtl/>
         </w:rPr>
-        <w:t>תחזוקתיות</w:t>
-      </w:r>
-      <w:r>
-        <w:rPr>
-          <w:b/>
-          <w:bCs/>
-        </w:rPr>
-        <w:t xml:space="preserve"> (Maintainability)</w:t>
+        <w:t>דרישות אמינות</w:t>
+      </w:r>
+      <w:r>
+        <w:rPr>
+          <w:b/>
+          <w:bCs/>
+        </w:rPr>
+        <w:t xml:space="preserve"> (Dependability Requirements)</w:t>
       </w:r>
       <w:r>
         <w:t xml:space="preserve"> </w:t>
@@ -1749,26 +2252,77 @@
         <w:rPr>
           <w:rtl/>
         </w:rPr>
-        <w:t>הקוד ימומש תוך הפרדה בין שכבת הלוגיקה לשכבת הנתונים, עם כיסוי בדיקות</w:t>
-      </w:r>
-      <w:r>
-        <w:t xml:space="preserve"> JUnit </w:t>
-      </w:r>
-      <w:r>
-        <w:rPr>
-          <w:rtl/>
-        </w:rPr>
-        <w:t>של לפחות 70% מהפונקציות המרכזיות</w:t>
+        <w:t>המערכת תבטיח שלמות נתונים</w:t>
+      </w:r>
+      <w:r>
+        <w:t xml:space="preserve"> (Data Integrity) </w:t>
+      </w:r>
+      <w:r>
+        <w:rPr>
+          <w:rtl/>
+        </w:rPr>
+        <w:t>של 100% בעת שמירה לקובץ; במקרה של שגיאת כתיבה, המערכת תבצע ניסיון חוזר</w:t>
+      </w:r>
+      <w:r>
+        <w:t xml:space="preserve"> (Retry) </w:t>
+      </w:r>
+      <w:r>
+        <w:rPr>
+          <w:rtl/>
+        </w:rPr>
+        <w:t>ותתריע למשתמש למניעת אובדן מידע</w:t>
       </w:r>
       <w:r>
         <w:t>.</w:t>
+      </w:r>
+    </w:p>
+    <w:p>
+      <w:pPr>
+        <w:numPr>
+          <w:ilvl w:val="1"/>
+          <w:numId w:val="21"/>
+        </w:numPr>
+        <w:bidi/>
+      </w:pPr>
+      <w:r>
+        <w:rPr>
+          <w:b/>
+          <w:bCs/>
+          <w:rtl/>
+        </w:rPr>
+        <w:t>שיוך בעץ</w:t>
+      </w:r>
+    </w:p>
+    <w:p>
+      <w:pPr>
+        <w:bidi/>
+        <w:ind w:left="1440"/>
+      </w:pPr>
+      <w:r>
+        <w:t xml:space="preserve">Product Requirements </w:t>
+      </w:r>
+      <w:r>
+        <w:rPr>
+          <w:rFonts w:ascii="Segoe UI Symbol" w:hAnsi="Segoe UI Symbol" w:cs="Segoe UI Symbol"/>
+        </w:rPr>
+        <w:t>➔</w:t>
+      </w:r>
+      <w:r>
+        <w:t xml:space="preserve"> </w:t>
+      </w:r>
+      <w:r>
+        <w:rPr>
+          <w:b/>
+          <w:bCs/>
+        </w:rPr>
+        <w:t>Dependability Requirements</w:t>
       </w:r>
     </w:p>
     <w:p>
       <w:pPr>
         <w:numPr>
           <w:ilvl w:val="0"/>
-          <w:numId w:val="16"/>
+          <w:numId w:val="21"/>
         </w:numPr>
         <w:bidi/>
       </w:pPr>
@@ -1778,40 +2332,84 @@
           <w:bCs/>
           <w:rtl/>
         </w:rPr>
-        <w:t>ידידותיות</w:t>
-      </w:r>
-      <w:r>
-        <w:rPr>
-          <w:b/>
-          <w:bCs/>
-        </w:rPr>
-        <w:t xml:space="preserve"> (Usability)</w:t>
-      </w:r>
-      <w:r>
-        <w:t xml:space="preserve"> </w:t>
-      </w:r>
-      <w:r>
-        <w:rPr>
-          <w:rFonts w:hint="cs"/>
-          <w:rtl/>
-        </w:rPr>
-        <w:t xml:space="preserve">: </w:t>
-      </w:r>
-      <w:r>
-        <w:rPr>
-          <w:rtl/>
-        </w:rPr>
-        <w:t>משתמש חדש יוכל להשלים פעולת יצירת משימה ראשונה בתוך פחות מ-2 דקות מרגע הכניסה הראשונית למערכת</w:t>
-      </w:r>
-      <w:r>
-        <w:t>.</w:t>
+        <w:t>דרישות אבטחה</w:t>
+      </w:r>
+      <w:r>
+        <w:rPr>
+          <w:b/>
+          <w:bCs/>
+        </w:rPr>
+        <w:t xml:space="preserve"> (Security Requirements):</w:t>
+      </w:r>
+      <w:r>
+        <w:t xml:space="preserve"> </w:t>
+      </w:r>
+      <w:r>
+        <w:rPr>
+          <w:rtl/>
+        </w:rPr>
+        <w:t>המערכת תבצע הצפנה בסיסית של סיסמאות המשתמשים בקובץ הנתונים</w:t>
+      </w:r>
+      <w:r>
+        <w:t xml:space="preserve"> (Hashing) </w:t>
+      </w:r>
+      <w:r>
+        <w:rPr>
+          <w:rtl/>
+        </w:rPr>
+        <w:t>ולא תשמור אותן כטקסט גלוי</w:t>
+      </w:r>
+      <w:r>
+        <w:t xml:space="preserve"> (Plain Text).</w:t>
+      </w:r>
+    </w:p>
+    <w:p>
+      <w:pPr>
+        <w:numPr>
+          <w:ilvl w:val="1"/>
+          <w:numId w:val="21"/>
+        </w:numPr>
+        <w:bidi/>
+      </w:pPr>
+      <w:r>
+        <w:rPr>
+          <w:b/>
+          <w:bCs/>
+          <w:rtl/>
+        </w:rPr>
+        <w:t>שיוך בעץ</w:t>
+      </w:r>
+    </w:p>
+    <w:p>
+      <w:pPr>
+        <w:bidi/>
+        <w:ind w:left="1440"/>
+      </w:pPr>
+      <w:r>
+        <w:t xml:space="preserve">Product Requirements </w:t>
+      </w:r>
+      <w:r>
+        <w:rPr>
+          <w:rFonts w:ascii="Segoe UI Symbol" w:hAnsi="Segoe UI Symbol" w:cs="Segoe UI Symbol"/>
+        </w:rPr>
+        <w:t>➔</w:t>
+      </w:r>
+      <w:r>
+        <w:t xml:space="preserve"> </w:t>
+      </w:r>
+      <w:r>
+        <w:rPr>
+          <w:b/>
+          <w:bCs/>
+        </w:rPr>
+        <w:t>Security Requirements</w:t>
       </w:r>
     </w:p>
     <w:p>
       <w:pPr>
         <w:numPr>
           <w:ilvl w:val="0"/>
-          <w:numId w:val="16"/>
+          <w:numId w:val="21"/>
         </w:numPr>
         <w:bidi/>
       </w:pPr>
@@ -1821,33 +2419,27 @@
           <w:bCs/>
           <w:rtl/>
         </w:rPr>
-        <w:t>ניידות</w:t>
-      </w:r>
-      <w:r>
-        <w:rPr>
-          <w:b/>
-          <w:bCs/>
-        </w:rPr>
-        <w:t xml:space="preserve"> (Portability)</w:t>
-      </w:r>
-      <w:r>
-        <w:t xml:space="preserve"> </w:t>
-      </w:r>
-      <w:r>
-        <w:rPr>
-          <w:rFonts w:hint="cs"/>
-          <w:rtl/>
-        </w:rPr>
-        <w:t xml:space="preserve">: </w:t>
-      </w:r>
-      <w:r>
-        <w:rPr>
-          <w:rtl/>
-        </w:rPr>
-        <w:t>המערכת תהיה תואמת להרצה על סביבות</w:t>
-      </w:r>
-      <w:r>
-        <w:t xml:space="preserve"> Windows </w:t>
+        <w:lastRenderedPageBreak/>
+        <w:t>דרישות סביבה</w:t>
+      </w:r>
+      <w:r>
+        <w:rPr>
+          <w:b/>
+          <w:bCs/>
+        </w:rPr>
+        <w:t xml:space="preserve"> (Environmental Requirements):</w:t>
+      </w:r>
+      <w:r>
+        <w:t xml:space="preserve"> </w:t>
+      </w:r>
+      <w:r>
+        <w:rPr>
+          <w:rtl/>
+        </w:rPr>
+        <w:t>המערכת תהיה ניידת ותואמת להרצה על סביבות הפעלה שונות</w:t>
+      </w:r>
+      <w:r>
+        <w:t xml:space="preserve"> (Windows </w:t>
       </w:r>
       <w:r>
         <w:rPr>
@@ -1856,16 +2448,16 @@
         <w:t>ו</w:t>
       </w:r>
       <w:r>
-        <w:t xml:space="preserve">-Linux </w:t>
-      </w:r>
-      <w:r>
-        <w:rPr>
-          <w:rtl/>
-        </w:rPr>
-        <w:t>ללא שינוי בקוד המקור, תוך שימוש ב</w:t>
-      </w:r>
-      <w:r>
-        <w:t xml:space="preserve">-Java Runtime Environment </w:t>
+        <w:t xml:space="preserve">-Linux) </w:t>
+      </w:r>
+      <w:r>
+        <w:rPr>
+          <w:rtl/>
+        </w:rPr>
+        <w:t>ללא שינוי בקוד המקור, תוך שימוש בסביבת הריצה</w:t>
+      </w:r>
+      <w:r>
+        <w:t xml:space="preserve"> Java Runtime Environment </w:t>
       </w:r>
       <w:r>
         <w:rPr>
@@ -1875,13 +2467,55 @@
       </w:r>
       <w:r>
         <w:t>.</w:t>
+      </w:r>
+    </w:p>
+    <w:p>
+      <w:pPr>
+        <w:numPr>
+          <w:ilvl w:val="1"/>
+          <w:numId w:val="21"/>
+        </w:numPr>
+        <w:bidi/>
+      </w:pPr>
+      <w:r>
+        <w:rPr>
+          <w:b/>
+          <w:bCs/>
+          <w:rtl/>
+        </w:rPr>
+        <w:t>שיוך בעץ</w:t>
+      </w:r>
+    </w:p>
+    <w:p>
+      <w:pPr>
+        <w:bidi/>
+        <w:ind w:left="1440"/>
+      </w:pPr>
+      <w:r>
+        <w:t xml:space="preserve">Organizational Requirements </w:t>
+      </w:r>
+      <w:r>
+        <w:rPr>
+          <w:rFonts w:ascii="Segoe UI Symbol" w:hAnsi="Segoe UI Symbol" w:cs="Segoe UI Symbol"/>
+        </w:rPr>
+        <w:t>➔</w:t>
+      </w:r>
+      <w:r>
+        <w:t xml:space="preserve"> </w:t>
+      </w:r>
+      <w:r>
+        <w:rPr>
+          <w:b/>
+          <w:bCs/>
+        </w:rPr>
+        <w:t>Environmental Requirements</w:t>
       </w:r>
     </w:p>
     <w:p>
       <w:pPr>
         <w:numPr>
           <w:ilvl w:val="0"/>
-          <w:numId w:val="16"/>
+          <w:numId w:val="21"/>
         </w:numPr>
         <w:bidi/>
       </w:pPr>
@@ -1891,39 +2525,32 @@
           <w:bCs/>
           <w:rtl/>
         </w:rPr>
-        <w:t>יכולת בדיקה</w:t>
-      </w:r>
-      <w:r>
-        <w:rPr>
-          <w:b/>
-          <w:bCs/>
-        </w:rPr>
-        <w:t xml:space="preserve"> (Testability)</w:t>
-      </w:r>
-      <w:r>
-        <w:t xml:space="preserve"> </w:t>
-      </w:r>
-      <w:r>
-        <w:rPr>
-          <w:rFonts w:hint="cs"/>
-          <w:rtl/>
-        </w:rPr>
-        <w:t xml:space="preserve">: </w:t>
-      </w:r>
-      <w:r>
-        <w:rPr>
-          <w:rtl/>
-        </w:rPr>
-        <w:t>כל דרישה פונקציונלית במערכת תלווה במקרה בדיקה</w:t>
-      </w:r>
-      <w:r>
-        <w:t xml:space="preserve"> (Test Case) </w:t>
-      </w:r>
-      <w:r>
-        <w:rPr>
-          <w:rtl/>
-        </w:rPr>
-        <w:t>המגדיר קלט צפוי ותוצאה רצויה שניתן לאמת באופן ידני או אוטומטי</w:t>
+        <w:t>דרישות תפעוליות</w:t>
+      </w:r>
+      <w:r>
+        <w:rPr>
+          <w:b/>
+          <w:bCs/>
+        </w:rPr>
+        <w:t xml:space="preserve"> (Operational Requirements):</w:t>
+      </w:r>
+      <w:r>
+        <w:t xml:space="preserve"> </w:t>
+      </w:r>
+      <w:r>
+        <w:rPr>
+          <w:rtl/>
+        </w:rPr>
+        <w:t>המערכת תאפשר עבודה תפעולית שוטפת ומלאה (צפייה ועריכה) במצב לא מקוון</w:t>
+      </w:r>
+      <w:r>
+        <w:t xml:space="preserve"> (Offline) </w:t>
+      </w:r>
+      <w:r>
+        <w:rPr>
+          <w:rtl/>
+        </w:rPr>
+        <w:t>ללא תלות בחיבור רשת, תוך הסתמכות מלאה על מסד הנתונים המקומי</w:t>
       </w:r>
       <w:r>
         <w:t>.</w:t>
@@ -1931,9 +2558,55 @@
     </w:p>
     <w:p>
       <w:pPr>
+        <w:numPr>
+          <w:ilvl w:val="1"/>
+          <w:numId w:val="21"/>
+        </w:numPr>
+        <w:bidi/>
+      </w:pPr>
+      <w:r>
+        <w:rPr>
+          <w:b/>
+          <w:bCs/>
+          <w:rtl/>
+        </w:rPr>
+        <w:t>שיוך בעץ</w:t>
+      </w:r>
+    </w:p>
+    <w:p>
+      <w:pPr>
+        <w:bidi/>
+        <w:ind w:left="1440"/>
+        <w:rPr>
+          <w:rtl/>
+        </w:rPr>
+      </w:pPr>
+      <w:r>
+        <w:t xml:space="preserve">Organizational Requirements </w:t>
+      </w:r>
+      <w:r>
+        <w:rPr>
+          <w:rFonts w:ascii="Segoe UI Symbol" w:hAnsi="Segoe UI Symbol" w:cs="Segoe UI Symbol"/>
+        </w:rPr>
+        <w:t>➔</w:t>
+      </w:r>
+      <w:r>
+        <w:t xml:space="preserve"> </w:t>
+      </w:r>
+      <w:r>
+        <w:rPr>
+          <w:b/>
+          <w:bCs/>
+        </w:rPr>
+        <w:t>Operational Requirements</w:t>
+      </w:r>
+    </w:p>
+    <w:p>
+      <w:pPr>
+        <w:pStyle w:val="ListParagraph"/>
         <w:numPr>
           <w:ilvl w:val="0"/>
-          <w:numId w:val="16"/>
+          <w:numId w:val="21"/>
         </w:numPr>
         <w:bidi/>
       </w:pPr>
@@ -1943,39 +2616,32 @@
           <w:bCs/>
           <w:rtl/>
         </w:rPr>
-        <w:t>זמינות</w:t>
-      </w:r>
-      <w:r>
-        <w:rPr>
-          <w:b/>
-          <w:bCs/>
-        </w:rPr>
-        <w:t xml:space="preserve"> (Availability)</w:t>
-      </w:r>
-      <w:r>
-        <w:t xml:space="preserve"> </w:t>
-      </w:r>
-      <w:r>
-        <w:rPr>
-          <w:rFonts w:hint="cs"/>
-          <w:rtl/>
-        </w:rPr>
-        <w:t xml:space="preserve">: </w:t>
-      </w:r>
-      <w:r>
-        <w:rPr>
-          <w:rtl/>
-        </w:rPr>
-        <w:t>המערכת תאפשר עבודה מלאה (צפייה ועריכה) במצב לא מקוון</w:t>
-      </w:r>
-      <w:r>
-        <w:t xml:space="preserve"> (Offline) </w:t>
-      </w:r>
-      <w:r>
-        <w:rPr>
-          <w:rtl/>
-        </w:rPr>
-        <w:t>תוך הסתמכות על מסד נתונים מקומי בלבד</w:t>
+        <w:t>דרישות פיתוח</w:t>
+      </w:r>
+      <w:r>
+        <w:rPr>
+          <w:b/>
+          <w:bCs/>
+        </w:rPr>
+        <w:t xml:space="preserve"> (Development Requirements):</w:t>
+      </w:r>
+      <w:r>
+        <w:t xml:space="preserve"> </w:t>
+      </w:r>
+      <w:r>
+        <w:rPr>
+          <w:rtl/>
+        </w:rPr>
+        <w:t>הקוד ימומש מתוך ראייה של תחזוקתיות, תוך הפרדה מוחלטת בין שכבת הלוגיקה לשכבת הנתונים, ועם כיסוי בדיקות</w:t>
+      </w:r>
+      <w:r>
+        <w:t xml:space="preserve"> (JUnit) </w:t>
+      </w:r>
+      <w:r>
+        <w:rPr>
+          <w:rtl/>
+        </w:rPr>
+        <w:t>של לפחות 70% מהפונקציות המרכזיות</w:t>
       </w:r>
       <w:r>
         <w:t>.</w:t>
@@ -1983,9 +2649,52 @@
     </w:p>
     <w:p>
       <w:pPr>
+        <w:numPr>
+          <w:ilvl w:val="1"/>
+          <w:numId w:val="21"/>
+        </w:numPr>
+        <w:bidi/>
+      </w:pPr>
+      <w:r>
+        <w:rPr>
+          <w:b/>
+          <w:bCs/>
+          <w:rtl/>
+        </w:rPr>
+        <w:t>שיוך בעץ</w:t>
+      </w:r>
+    </w:p>
+    <w:p>
+      <w:pPr>
+        <w:bidi/>
+        <w:ind w:left="1440"/>
+      </w:pPr>
+      <w:r>
+        <w:t xml:space="preserve">Organizational Requirements </w:t>
+      </w:r>
+      <w:r>
+        <w:rPr>
+          <w:rFonts w:ascii="Segoe UI Symbol" w:hAnsi="Segoe UI Symbol" w:cs="Segoe UI Symbol"/>
+        </w:rPr>
+        <w:t>➔</w:t>
+      </w:r>
+      <w:r>
+        <w:t xml:space="preserve"> </w:t>
+      </w:r>
+      <w:r>
+        <w:rPr>
+          <w:b/>
+          <w:bCs/>
+        </w:rPr>
+        <w:t>Development Requirements</w:t>
+      </w:r>
+    </w:p>
+    <w:p>
+      <w:pPr>
+        <w:pStyle w:val="ListParagraph"/>
         <w:numPr>
           <w:ilvl w:val="0"/>
-          <w:numId w:val="16"/>
+          <w:numId w:val="21"/>
         </w:numPr>
         <w:bidi/>
       </w:pPr>
@@ -1995,49 +2704,75 @@
           <w:bCs/>
           <w:rtl/>
         </w:rPr>
-        <w:t>יעילות אחסון</w:t>
-      </w:r>
-      <w:r>
-        <w:rPr>
-          <w:b/>
-          <w:bCs/>
-        </w:rPr>
-        <w:t xml:space="preserve"> (Efficiency)</w:t>
-      </w:r>
-      <w:r>
-        <w:t xml:space="preserve"> </w:t>
-      </w:r>
-      <w:r>
-        <w:rPr>
-          <w:rFonts w:hint="cs"/>
-          <w:rtl/>
-        </w:rPr>
-        <w:t xml:space="preserve">: </w:t>
-      </w:r>
-      <w:r>
-        <w:rPr>
-          <w:rtl/>
-        </w:rPr>
-        <w:t>נפח קובץ הנתונים המקומי לא יעלה על 5</w:t>
-      </w:r>
-      <w:r>
-        <w:t xml:space="preserve">MB </w:t>
-      </w:r>
-      <w:r>
-        <w:rPr>
-          <w:rtl/>
-        </w:rPr>
-        <w:t>עבור אחסון של עד 500 משימות הכוללות טקסט חופשי</w:t>
+        <w:t>דרישות חקיקה ורגולציה</w:t>
+      </w:r>
+      <w:r>
+        <w:rPr>
+          <w:b/>
+          <w:bCs/>
+        </w:rPr>
+        <w:t xml:space="preserve"> (Legislative Requirements):</w:t>
+      </w:r>
+      <w:r>
+        <w:t xml:space="preserve"> </w:t>
+      </w:r>
+      <w:r>
+        <w:rPr>
+          <w:rtl/>
+        </w:rPr>
+        <w:t>המערכת תעמוד בעקרונות בסיסיים של חוק הגנת הפרטיות, כך שתובטח למשתמש הבעלות המלאה על נתוניו, והוא יוכל לבצע מחיקה מוחלטת ובלתי הפיכה של חשבונו וכלל המשימות שלו מהמאגר (מימוש "הזכות להישכח")</w:t>
       </w:r>
       <w:r>
         <w:t>.</w:t>
+      </w:r>
+    </w:p>
+    <w:p>
+      <w:pPr>
+        <w:numPr>
+          <w:ilvl w:val="1"/>
+          <w:numId w:val="21"/>
+        </w:numPr>
+        <w:bidi/>
+      </w:pPr>
+      <w:r>
+        <w:rPr>
+          <w:b/>
+          <w:bCs/>
+          <w:rtl/>
+        </w:rPr>
+        <w:t>שיוך בעץ</w:t>
+      </w:r>
+    </w:p>
+    <w:p>
+      <w:pPr>
+        <w:bidi/>
+        <w:ind w:left="1440"/>
+      </w:pPr>
+      <w:r>
+        <w:t xml:space="preserve">External Requirements </w:t>
+      </w:r>
+      <w:r>
+        <w:rPr>
+          <w:rFonts w:ascii="Segoe UI Symbol" w:hAnsi="Segoe UI Symbol" w:cs="Segoe UI Symbol"/>
+        </w:rPr>
+        <w:t>➔</w:t>
+      </w:r>
+      <w:r>
+        <w:t xml:space="preserve"> </w:t>
+      </w:r>
+      <w:r>
+        <w:rPr>
+          <w:b/>
+          <w:bCs/>
+        </w:rPr>
+        <w:t>Legislative Requirements</w:t>
       </w:r>
     </w:p>
     <w:p>
       <w:pPr>
         <w:numPr>
           <w:ilvl w:val="0"/>
-          <w:numId w:val="16"/>
+          <w:numId w:val="21"/>
         </w:numPr>
         <w:bidi/>
       </w:pPr>
@@ -2047,30 +2782,23 @@
           <w:bCs/>
           <w:rtl/>
         </w:rPr>
-        <w:t>קריאות</w:t>
-      </w:r>
-      <w:r>
-        <w:rPr>
-          <w:b/>
-          <w:bCs/>
-        </w:rPr>
-        <w:t xml:space="preserve"> (Understandability)</w:t>
-      </w:r>
-      <w:r>
-        <w:t xml:space="preserve"> </w:t>
-      </w:r>
-      <w:r>
-        <w:rPr>
-          <w:rFonts w:hint="cs"/>
-          <w:rtl/>
-        </w:rPr>
-        <w:t xml:space="preserve">: </w:t>
-      </w:r>
-      <w:r>
-        <w:rPr>
-          <w:rtl/>
-        </w:rPr>
-        <w:t>הקוד יכתב באנגלית תקנית ויכלול הערות</w:t>
+        <w:t>דרישות פיתוח וקריאות</w:t>
+      </w:r>
+      <w:r>
+        <w:rPr>
+          <w:b/>
+          <w:bCs/>
+        </w:rPr>
+        <w:t xml:space="preserve"> (Development Requirements):</w:t>
+      </w:r>
+      <w:r>
+        <w:t xml:space="preserve"> </w:t>
+      </w:r>
+      <w:r>
+        <w:rPr>
+          <w:rtl/>
+        </w:rPr>
+        <w:t>לטובת הבנת המערכת על ידי מפתחים עתידיים, הקוד ייכתב באנגלית תקנית ויכלול הערות</w:t>
       </w:r>
       <w:r>
         <w:t xml:space="preserve"> (Comments) </w:t>
@@ -2097,11 +2825,58 @@
         <w:rPr>
           <w:rtl/>
         </w:rPr>
-        <w:t>בהתאם לסטנדרט התיעוד של</w:t>
-      </w:r>
-      <w:r>
-        <w:t xml:space="preserve"> JavaDoc.</w:t>
-      </w:r>
+        <w:t>בהתאם לסטנדרטים לפיתוח תוכנה</w:t>
+      </w:r>
+      <w:r>
+        <w:t xml:space="preserve"> (JavaDoc).</w:t>
+      </w:r>
+    </w:p>
+    <w:p>
+      <w:pPr>
+        <w:numPr>
+          <w:ilvl w:val="1"/>
+          <w:numId w:val="21"/>
+        </w:numPr>
+        <w:bidi/>
+      </w:pPr>
+      <w:r>
+        <w:rPr>
+          <w:b/>
+          <w:bCs/>
+          <w:rtl/>
+        </w:rPr>
+        <w:t>שיוך בעץ</w:t>
+      </w:r>
+    </w:p>
+    <w:p>
+      <w:pPr>
+        <w:bidi/>
+        <w:ind w:left="1440"/>
+      </w:pPr>
+      <w:r>
+        <w:t xml:space="preserve">Organizational Requirements </w:t>
+      </w:r>
+      <w:r>
+        <w:rPr>
+          <w:rFonts w:ascii="Segoe UI Symbol" w:hAnsi="Segoe UI Symbol" w:cs="Segoe UI Symbol"/>
+        </w:rPr>
+        <w:t>➔</w:t>
+      </w:r>
+      <w:r>
+        <w:t xml:space="preserve"> </w:t>
+      </w:r>
+      <w:r>
+        <w:rPr>
+          <w:b/>
+          <w:bCs/>
+        </w:rPr>
+        <w:t>Development Requirements</w:t>
+      </w:r>
+    </w:p>
+    <w:p>
+      <w:pPr>
+        <w:bidi/>
+      </w:pPr>
     </w:p>
     <w:p>
       <w:pPr>
@@ -2445,7 +3220,24 @@
           <w:rFonts w:hint="cs"/>
           <w:rtl/>
         </w:rPr>
-        <w:t xml:space="preserve"> לדוגמא-</w:t>
+        <w:t xml:space="preserve"> לדוגמא</w:t>
+      </w:r>
+      <w:r>
+        <w:rPr>
+          <w:rFonts w:hint="cs"/>
+          <w:rtl/>
+        </w:rPr>
+        <w:t xml:space="preserve"> עבור </w:t>
+      </w:r>
+      <w:r>
+        <w:t>Desktop</w:t>
+      </w:r>
+      <w:r>
+        <w:rPr>
+          <w:rFonts w:hint="cs"/>
+          <w:rtl/>
+        </w:rPr>
+        <w:t>-</w:t>
       </w:r>
     </w:p>
     <w:p>
@@ -3755,6 +4547,232 @@
     </w:lvl>
   </w:abstractNum>
   <w:abstractNum w:abstractNumId="9" w15:restartNumberingAfterBreak="0">
+    <w:nsid w:val="190A5D49"/>
+    <w:multiLevelType w:val="multilevel"/>
+    <w:tmpl w:val="879AB78C"/>
+    <w:lvl w:ilvl="0">
+      <w:start w:val="1"/>
+      <w:numFmt w:val="decimal"/>
+      <w:lvlText w:val="%1."/>
+      <w:lvlJc w:val="left"/>
+      <w:pPr>
+        <w:tabs>
+          <w:tab w:val="num" w:pos="720"/>
+        </w:tabs>
+        <w:ind w:left="720" w:hanging="360"/>
+      </w:pPr>
+    </w:lvl>
+    <w:lvl w:ilvl="1" w:tentative="1">
+      <w:start w:val="1"/>
+      <w:numFmt w:val="decimal"/>
+      <w:lvlText w:val="%2."/>
+      <w:lvlJc w:val="left"/>
+      <w:pPr>
+        <w:tabs>
+          <w:tab w:val="num" w:pos="1440"/>
+        </w:tabs>
+        <w:ind w:left="1440" w:hanging="360"/>
+      </w:pPr>
+    </w:lvl>
+    <w:lvl w:ilvl="2" w:tentative="1">
+      <w:start w:val="1"/>
+      <w:numFmt w:val="decimal"/>
+      <w:lvlText w:val="%3."/>
+      <w:lvlJc w:val="left"/>
+      <w:pPr>
+        <w:tabs>
+          <w:tab w:val="num" w:pos="2160"/>
+        </w:tabs>
+        <w:ind w:left="2160" w:hanging="360"/>
+      </w:pPr>
+    </w:lvl>
+    <w:lvl w:ilvl="3" w:tentative="1">
+      <w:start w:val="1"/>
+      <w:numFmt w:val="decimal"/>
+      <w:lvlText w:val="%4."/>
+      <w:lvlJc w:val="left"/>
+      <w:pPr>
+        <w:tabs>
+          <w:tab w:val="num" w:pos="2880"/>
+        </w:tabs>
+        <w:ind w:left="2880" w:hanging="360"/>
+      </w:pPr>
+    </w:lvl>
+    <w:lvl w:ilvl="4" w:tentative="1">
+      <w:start w:val="1"/>
+      <w:numFmt w:val="decimal"/>
+      <w:lvlText w:val="%5."/>
+      <w:lvlJc w:val="left"/>
+      <w:pPr>
+        <w:tabs>
+          <w:tab w:val="num" w:pos="3600"/>
+        </w:tabs>
+        <w:ind w:left="3600" w:hanging="360"/>
+      </w:pPr>
+    </w:lvl>
+    <w:lvl w:ilvl="5" w:tentative="1">
+      <w:start w:val="1"/>
+      <w:numFmt w:val="decimal"/>
+      <w:lvlText w:val="%6."/>
+      <w:lvlJc w:val="left"/>
+      <w:pPr>
+        <w:tabs>
+          <w:tab w:val="num" w:pos="4320"/>
+        </w:tabs>
+        <w:ind w:left="4320" w:hanging="360"/>
+      </w:pPr>
+    </w:lvl>
+    <w:lvl w:ilvl="6" w:tentative="1">
+      <w:start w:val="1"/>
+      <w:numFmt w:val="decimal"/>
+      <w:lvlText w:val="%7."/>
+      <w:lvlJc w:val="left"/>
+      <w:pPr>
+        <w:tabs>
+          <w:tab w:val="num" w:pos="5040"/>
+        </w:tabs>
+        <w:ind w:left="5040" w:hanging="360"/>
+      </w:pPr>
+    </w:lvl>
+    <w:lvl w:ilvl="7" w:tentative="1">
+      <w:start w:val="1"/>
+      <w:numFmt w:val="decimal"/>
+      <w:lvlText w:val="%8."/>
+      <w:lvlJc w:val="left"/>
+      <w:pPr>
+        <w:tabs>
+          <w:tab w:val="num" w:pos="5760"/>
+        </w:tabs>
+        <w:ind w:left="5760" w:hanging="360"/>
+      </w:pPr>
+    </w:lvl>
+    <w:lvl w:ilvl="8" w:tentative="1">
+      <w:start w:val="1"/>
+      <w:numFmt w:val="decimal"/>
+      <w:lvlText w:val="%9."/>
+      <w:lvlJc w:val="left"/>
+      <w:pPr>
+        <w:tabs>
+          <w:tab w:val="num" w:pos="6480"/>
+        </w:tabs>
+        <w:ind w:left="6480" w:hanging="360"/>
+      </w:pPr>
+    </w:lvl>
+  </w:abstractNum>
+  <w:abstractNum w:abstractNumId="10" w15:restartNumberingAfterBreak="0">
+    <w:nsid w:val="19AB61A5"/>
+    <w:multiLevelType w:val="multilevel"/>
+    <w:tmpl w:val="472CE734"/>
+    <w:lvl w:ilvl="0">
+      <w:start w:val="1"/>
+      <w:numFmt w:val="decimal"/>
+      <w:lvlText w:val="%1."/>
+      <w:lvlJc w:val="left"/>
+      <w:pPr>
+        <w:tabs>
+          <w:tab w:val="num" w:pos="720"/>
+        </w:tabs>
+        <w:ind w:left="720" w:hanging="360"/>
+      </w:pPr>
+    </w:lvl>
+    <w:lvl w:ilvl="1" w:tentative="1">
+      <w:start w:val="1"/>
+      <w:numFmt w:val="decimal"/>
+      <w:lvlText w:val="%2."/>
+      <w:lvlJc w:val="left"/>
+      <w:pPr>
+        <w:tabs>
+          <w:tab w:val="num" w:pos="1440"/>
+        </w:tabs>
+        <w:ind w:left="1440" w:hanging="360"/>
+      </w:pPr>
+    </w:lvl>
+    <w:lvl w:ilvl="2" w:tentative="1">
+      <w:start w:val="1"/>
+      <w:numFmt w:val="decimal"/>
+      <w:lvlText w:val="%3."/>
+      <w:lvlJc w:val="left"/>
+      <w:pPr>
+        <w:tabs>
+          <w:tab w:val="num" w:pos="2160"/>
+        </w:tabs>
+        <w:ind w:left="2160" w:hanging="360"/>
+      </w:pPr>
+    </w:lvl>
+    <w:lvl w:ilvl="3" w:tentative="1">
+      <w:start w:val="1"/>
+      <w:numFmt w:val="decimal"/>
+      <w:lvlText w:val="%4."/>
+      <w:lvlJc w:val="left"/>
+      <w:pPr>
+        <w:tabs>
+          <w:tab w:val="num" w:pos="2880"/>
+        </w:tabs>
+        <w:ind w:left="2880" w:hanging="360"/>
+      </w:pPr>
+    </w:lvl>
+    <w:lvl w:ilvl="4" w:tentative="1">
+      <w:start w:val="1"/>
+      <w:numFmt w:val="decimal"/>
+      <w:lvlText w:val="%5."/>
+      <w:lvlJc w:val="left"/>
+      <w:pPr>
+        <w:tabs>
+          <w:tab w:val="num" w:pos="3600"/>
+        </w:tabs>
+        <w:ind w:left="3600" w:hanging="360"/>
+      </w:pPr>
+    </w:lvl>
+    <w:lvl w:ilvl="5" w:tentative="1">
+      <w:start w:val="1"/>
+      <w:numFmt w:val="decimal"/>
+      <w:lvlText w:val="%6."/>
+      <w:lvlJc w:val="left"/>
+      <w:pPr>
+        <w:tabs>
+          <w:tab w:val="num" w:pos="4320"/>
+        </w:tabs>
+        <w:ind w:left="4320" w:hanging="360"/>
+      </w:pPr>
+    </w:lvl>
+    <w:lvl w:ilvl="6" w:tentative="1">
+      <w:start w:val="1"/>
+      <w:numFmt w:val="decimal"/>
+      <w:lvlText w:val="%7."/>
+      <w:lvlJc w:val="left"/>
+      <w:pPr>
+        <w:tabs>
+          <w:tab w:val="num" w:pos="5040"/>
+        </w:tabs>
+        <w:ind w:left="5040" w:hanging="360"/>
+      </w:pPr>
+    </w:lvl>
+    <w:lvl w:ilvl="7" w:tentative="1">
+      <w:start w:val="1"/>
+      <w:numFmt w:val="decimal"/>
+      <w:lvlText w:val="%8."/>
+      <w:lvlJc w:val="left"/>
+      <w:pPr>
+        <w:tabs>
+          <w:tab w:val="num" w:pos="5760"/>
+        </w:tabs>
+        <w:ind w:left="5760" w:hanging="360"/>
+      </w:pPr>
+    </w:lvl>
+    <w:lvl w:ilvl="8" w:tentative="1">
+      <w:start w:val="1"/>
+      <w:numFmt w:val="decimal"/>
+      <w:lvlText w:val="%9."/>
+      <w:lvlJc w:val="left"/>
+      <w:pPr>
+        <w:tabs>
+          <w:tab w:val="num" w:pos="6480"/>
+        </w:tabs>
+        <w:ind w:left="6480" w:hanging="360"/>
+      </w:pPr>
+    </w:lvl>
+  </w:abstractNum>
+  <w:abstractNum w:abstractNumId="11" w15:restartNumberingAfterBreak="0">
     <w:nsid w:val="29AD0269"/>
     <w:multiLevelType w:val="multilevel"/>
     <w:tmpl w:val="34D6537A"/>
@@ -3903,7 +4921,7 @@
       </w:rPr>
     </w:lvl>
   </w:abstractNum>
-  <w:abstractNum w:abstractNumId="10" w15:restartNumberingAfterBreak="0">
+  <w:abstractNum w:abstractNumId="12" w15:restartNumberingAfterBreak="0">
     <w:nsid w:val="29E44C5F"/>
     <w:multiLevelType w:val="multilevel"/>
     <w:tmpl w:val="472CE734"/>
@@ -4016,7 +5034,273 @@
       </w:pPr>
     </w:lvl>
   </w:abstractNum>
-  <w:abstractNum w:abstractNumId="11" w15:restartNumberingAfterBreak="0">
+  <w:abstractNum w:abstractNumId="13" w15:restartNumberingAfterBreak="0">
+    <w:nsid w:val="417903FB"/>
+    <w:multiLevelType w:val="multilevel"/>
+    <w:tmpl w:val="472CE734"/>
+    <w:lvl w:ilvl="0">
+      <w:start w:val="1"/>
+      <w:numFmt w:val="decimal"/>
+      <w:lvlText w:val="%1."/>
+      <w:lvlJc w:val="left"/>
+      <w:pPr>
+        <w:tabs>
+          <w:tab w:val="num" w:pos="720"/>
+        </w:tabs>
+        <w:ind w:left="720" w:hanging="360"/>
+      </w:pPr>
+    </w:lvl>
+    <w:lvl w:ilvl="1">
+      <w:start w:val="1"/>
+      <w:numFmt w:val="bullet"/>
+      <w:lvlText w:val="o"/>
+      <w:lvlJc w:val="left"/>
+      <w:pPr>
+        <w:tabs>
+          <w:tab w:val="num" w:pos="1440"/>
+        </w:tabs>
+        <w:ind w:left="1440" w:hanging="360"/>
+      </w:pPr>
+      <w:rPr>
+        <w:rFonts w:ascii="Courier New" w:hAnsi="Courier New" w:hint="default"/>
+        <w:sz w:val="20"/>
+      </w:rPr>
+    </w:lvl>
+    <w:lvl w:ilvl="2">
+      <w:start w:val="1"/>
+      <w:numFmt w:val="decimal"/>
+      <w:lvlText w:val="%3."/>
+      <w:lvlJc w:val="left"/>
+      <w:pPr>
+        <w:tabs>
+          <w:tab w:val="num" w:pos="2160"/>
+        </w:tabs>
+        <w:ind w:left="2160" w:hanging="360"/>
+      </w:pPr>
+    </w:lvl>
+    <w:lvl w:ilvl="3" w:tentative="1">
+      <w:start w:val="1"/>
+      <w:numFmt w:val="decimal"/>
+      <w:lvlText w:val="%4."/>
+      <w:lvlJc w:val="left"/>
+      <w:pPr>
+        <w:tabs>
+          <w:tab w:val="num" w:pos="2880"/>
+        </w:tabs>
+        <w:ind w:left="2880" w:hanging="360"/>
+      </w:pPr>
+    </w:lvl>
+    <w:lvl w:ilvl="4" w:tentative="1">
+      <w:start w:val="1"/>
+      <w:numFmt w:val="decimal"/>
+      <w:lvlText w:val="%5."/>
+      <w:lvlJc w:val="left"/>
+      <w:pPr>
+        <w:tabs>
+          <w:tab w:val="num" w:pos="3600"/>
+        </w:tabs>
+        <w:ind w:left="3600" w:hanging="360"/>
+      </w:pPr>
+    </w:lvl>
+    <w:lvl w:ilvl="5" w:tentative="1">
+      <w:start w:val="1"/>
+      <w:numFmt w:val="decimal"/>
+      <w:lvlText w:val="%6."/>
+      <w:lvlJc w:val="left"/>
+      <w:pPr>
+        <w:tabs>
+          <w:tab w:val="num" w:pos="4320"/>
+        </w:tabs>
+        <w:ind w:left="4320" w:hanging="360"/>
+      </w:pPr>
+    </w:lvl>
+    <w:lvl w:ilvl="6" w:tentative="1">
+      <w:start w:val="1"/>
+      <w:numFmt w:val="decimal"/>
+      <w:lvlText w:val="%7."/>
+      <w:lvlJc w:val="left"/>
+      <w:pPr>
+        <w:tabs>
+          <w:tab w:val="num" w:pos="5040"/>
+        </w:tabs>
+        <w:ind w:left="5040" w:hanging="360"/>
+      </w:pPr>
+    </w:lvl>
+    <w:lvl w:ilvl="7" w:tentative="1">
+      <w:start w:val="1"/>
+      <w:numFmt w:val="decimal"/>
+      <w:lvlText w:val="%8."/>
+      <w:lvlJc w:val="left"/>
+      <w:pPr>
+        <w:tabs>
+          <w:tab w:val="num" w:pos="5760"/>
+        </w:tabs>
+        <w:ind w:left="5760" w:hanging="360"/>
+      </w:pPr>
+    </w:lvl>
+    <w:lvl w:ilvl="8" w:tentative="1">
+      <w:start w:val="1"/>
+      <w:numFmt w:val="decimal"/>
+      <w:lvlText w:val="%9."/>
+      <w:lvlJc w:val="left"/>
+      <w:pPr>
+        <w:tabs>
+          <w:tab w:val="num" w:pos="6480"/>
+        </w:tabs>
+        <w:ind w:left="6480" w:hanging="360"/>
+      </w:pPr>
+    </w:lvl>
+  </w:abstractNum>
+  <w:abstractNum w:abstractNumId="14" w15:restartNumberingAfterBreak="0">
+    <w:nsid w:val="52543482"/>
+    <w:multiLevelType w:val="multilevel"/>
+    <w:tmpl w:val="34285020"/>
+    <w:lvl w:ilvl="0">
+      <w:start w:val="1"/>
+      <w:numFmt w:val="bullet"/>
+      <w:lvlText w:val=""/>
+      <w:lvlJc w:val="left"/>
+      <w:pPr>
+        <w:tabs>
+          <w:tab w:val="num" w:pos="720"/>
+        </w:tabs>
+        <w:ind w:left="720" w:hanging="360"/>
+      </w:pPr>
+      <w:rPr>
+        <w:rFonts w:ascii="Symbol" w:hAnsi="Symbol" w:hint="default"/>
+        <w:sz w:val="20"/>
+      </w:rPr>
+    </w:lvl>
+    <w:lvl w:ilvl="1" w:tentative="1">
+      <w:start w:val="1"/>
+      <w:numFmt w:val="bullet"/>
+      <w:lvlText w:val="o"/>
+      <w:lvlJc w:val="left"/>
+      <w:pPr>
+        <w:tabs>
+          <w:tab w:val="num" w:pos="1440"/>
+        </w:tabs>
+        <w:ind w:left="1440" w:hanging="360"/>
+      </w:pPr>
+      <w:rPr>
+        <w:rFonts w:ascii="Courier New" w:hAnsi="Courier New" w:hint="default"/>
+        <w:sz w:val="20"/>
+      </w:rPr>
+    </w:lvl>
+    <w:lvl w:ilvl="2" w:tentative="1">
+      <w:start w:val="1"/>
+      <w:numFmt w:val="bullet"/>
+      <w:lvlText w:val=""/>
+      <w:lvlJc w:val="left"/>
+      <w:pPr>
+        <w:tabs>
+          <w:tab w:val="num" w:pos="2160"/>
+        </w:tabs>
+        <w:ind w:left="2160" w:hanging="360"/>
+      </w:pPr>
+      <w:rPr>
+        <w:rFonts w:ascii="Wingdings" w:hAnsi="Wingdings" w:hint="default"/>
+        <w:sz w:val="20"/>
+      </w:rPr>
+    </w:lvl>
+    <w:lvl w:ilvl="3" w:tentative="1">
+      <w:start w:val="1"/>
+      <w:numFmt w:val="bullet"/>
+      <w:lvlText w:val=""/>
+      <w:lvlJc w:val="left"/>
+      <w:pPr>
+        <w:tabs>
+          <w:tab w:val="num" w:pos="2880"/>
+        </w:tabs>
+        <w:ind w:left="2880" w:hanging="360"/>
+      </w:pPr>
+      <w:rPr>
+        <w:rFonts w:ascii="Wingdings" w:hAnsi="Wingdings" w:hint="default"/>
+        <w:sz w:val="20"/>
+      </w:rPr>
+    </w:lvl>
+    <w:lvl w:ilvl="4" w:tentative="1">
+      <w:start w:val="1"/>
+      <w:numFmt w:val="bullet"/>
+      <w:lvlText w:val=""/>
+      <w:lvlJc w:val="left"/>
+      <w:pPr>
+        <w:tabs>
+          <w:tab w:val="num" w:pos="3600"/>
+        </w:tabs>
+        <w:ind w:left="3600" w:hanging="360"/>
+      </w:pPr>
+      <w:rPr>
+        <w:rFonts w:ascii="Wingdings" w:hAnsi="Wingdings" w:hint="default"/>
+        <w:sz w:val="20"/>
+      </w:rPr>
+    </w:lvl>
+    <w:lvl w:ilvl="5" w:tentative="1">
+      <w:start w:val="1"/>
+      <w:numFmt w:val="bullet"/>
+      <w:lvlText w:val=""/>
+      <w:lvlJc w:val="left"/>
+      <w:pPr>
+        <w:tabs>
+          <w:tab w:val="num" w:pos="4320"/>
+        </w:tabs>
+        <w:ind w:left="4320" w:hanging="360"/>
+      </w:pPr>
+      <w:rPr>
+        <w:rFonts w:ascii="Wingdings" w:hAnsi="Wingdings" w:hint="default"/>
+        <w:sz w:val="20"/>
+      </w:rPr>
+    </w:lvl>
+    <w:lvl w:ilvl="6" w:tentative="1">
+      <w:start w:val="1"/>
+      <w:numFmt w:val="bullet"/>
+      <w:lvlText w:val=""/>
+      <w:lvlJc w:val="left"/>
+      <w:pPr>
+        <w:tabs>
+          <w:tab w:val="num" w:pos="5040"/>
+        </w:tabs>
+        <w:ind w:left="5040" w:hanging="360"/>
+      </w:pPr>
+      <w:rPr>
+        <w:rFonts w:ascii="Wingdings" w:hAnsi="Wingdings" w:hint="default"/>
+        <w:sz w:val="20"/>
+      </w:rPr>
+    </w:lvl>
+    <w:lvl w:ilvl="7" w:tentative="1">
+      <w:start w:val="1"/>
+      <w:numFmt w:val="bullet"/>
+      <w:lvlText w:val=""/>
+      <w:lvlJc w:val="left"/>
+      <w:pPr>
+        <w:tabs>
+          <w:tab w:val="num" w:pos="5760"/>
+        </w:tabs>
+        <w:ind w:left="5760" w:hanging="360"/>
+      </w:pPr>
+      <w:rPr>
+        <w:rFonts w:ascii="Wingdings" w:hAnsi="Wingdings" w:hint="default"/>
+        <w:sz w:val="20"/>
+      </w:rPr>
+    </w:lvl>
+    <w:lvl w:ilvl="8" w:tentative="1">
+      <w:start w:val="1"/>
+      <w:numFmt w:val="bullet"/>
+      <w:lvlText w:val=""/>
+      <w:lvlJc w:val="left"/>
+      <w:pPr>
+        <w:tabs>
+          <w:tab w:val="num" w:pos="6480"/>
+        </w:tabs>
+        <w:ind w:left="6480" w:hanging="360"/>
+      </w:pPr>
+      <w:rPr>
+        <w:rFonts w:ascii="Wingdings" w:hAnsi="Wingdings" w:hint="default"/>
+        <w:sz w:val="20"/>
+      </w:rPr>
+    </w:lvl>
+  </w:abstractNum>
+  <w:abstractNum w:abstractNumId="15" w15:restartNumberingAfterBreak="0">
     <w:nsid w:val="54772956"/>
     <w:multiLevelType w:val="multilevel"/>
     <w:tmpl w:val="FE44FACE"/>
@@ -4165,7 +5449,7 @@
       </w:rPr>
     </w:lvl>
   </w:abstractNum>
-  <w:abstractNum w:abstractNumId="12" w15:restartNumberingAfterBreak="0">
+  <w:abstractNum w:abstractNumId="16" w15:restartNumberingAfterBreak="0">
     <w:nsid w:val="57116DEC"/>
     <w:multiLevelType w:val="multilevel"/>
     <w:tmpl w:val="8D22FADE"/>
@@ -4314,7 +5598,7 @@
       </w:rPr>
     </w:lvl>
   </w:abstractNum>
-  <w:abstractNum w:abstractNumId="13" w15:restartNumberingAfterBreak="0">
+  <w:abstractNum w:abstractNumId="17" w15:restartNumberingAfterBreak="0">
     <w:nsid w:val="57B925DB"/>
     <w:multiLevelType w:val="multilevel"/>
     <w:tmpl w:val="0B040E52"/>
@@ -4463,7 +5747,156 @@
       </w:rPr>
     </w:lvl>
   </w:abstractNum>
-  <w:abstractNum w:abstractNumId="14" w15:restartNumberingAfterBreak="0">
+  <w:abstractNum w:abstractNumId="18" w15:restartNumberingAfterBreak="0">
+    <w:nsid w:val="5D193FEC"/>
+    <w:multiLevelType w:val="multilevel"/>
+    <w:tmpl w:val="E462416E"/>
+    <w:lvl w:ilvl="0">
+      <w:start w:val="1"/>
+      <w:numFmt w:val="bullet"/>
+      <w:lvlText w:val=""/>
+      <w:lvlJc w:val="left"/>
+      <w:pPr>
+        <w:tabs>
+          <w:tab w:val="num" w:pos="720"/>
+        </w:tabs>
+        <w:ind w:left="720" w:hanging="360"/>
+      </w:pPr>
+      <w:rPr>
+        <w:rFonts w:ascii="Symbol" w:hAnsi="Symbol" w:hint="default"/>
+        <w:sz w:val="20"/>
+      </w:rPr>
+    </w:lvl>
+    <w:lvl w:ilvl="1" w:tentative="1">
+      <w:start w:val="1"/>
+      <w:numFmt w:val="bullet"/>
+      <w:lvlText w:val="o"/>
+      <w:lvlJc w:val="left"/>
+      <w:pPr>
+        <w:tabs>
+          <w:tab w:val="num" w:pos="1440"/>
+        </w:tabs>
+        <w:ind w:left="1440" w:hanging="360"/>
+      </w:pPr>
+      <w:rPr>
+        <w:rFonts w:ascii="Courier New" w:hAnsi="Courier New" w:hint="default"/>
+        <w:sz w:val="20"/>
+      </w:rPr>
+    </w:lvl>
+    <w:lvl w:ilvl="2" w:tentative="1">
+      <w:start w:val="1"/>
+      <w:numFmt w:val="bullet"/>
+      <w:lvlText w:val=""/>
+      <w:lvlJc w:val="left"/>
+      <w:pPr>
+        <w:tabs>
+          <w:tab w:val="num" w:pos="2160"/>
+        </w:tabs>
+        <w:ind w:left="2160" w:hanging="360"/>
+      </w:pPr>
+      <w:rPr>
+        <w:rFonts w:ascii="Wingdings" w:hAnsi="Wingdings" w:hint="default"/>
+        <w:sz w:val="20"/>
+      </w:rPr>
+    </w:lvl>
+    <w:lvl w:ilvl="3" w:tentative="1">
+      <w:start w:val="1"/>
+      <w:numFmt w:val="bullet"/>
+      <w:lvlText w:val=""/>
+      <w:lvlJc w:val="left"/>
+      <w:pPr>
+        <w:tabs>
+          <w:tab w:val="num" w:pos="2880"/>
+        </w:tabs>
+        <w:ind w:left="2880" w:hanging="360"/>
+      </w:pPr>
+      <w:rPr>
+        <w:rFonts w:ascii="Wingdings" w:hAnsi="Wingdings" w:hint="default"/>
+        <w:sz w:val="20"/>
+      </w:rPr>
+    </w:lvl>
+    <w:lvl w:ilvl="4" w:tentative="1">
+      <w:start w:val="1"/>
+      <w:numFmt w:val="bullet"/>
+      <w:lvlText w:val=""/>
+      <w:lvlJc w:val="left"/>
+      <w:pPr>
+        <w:tabs>
+          <w:tab w:val="num" w:pos="3600"/>
+        </w:tabs>
+        <w:ind w:left="3600" w:hanging="360"/>
+      </w:pPr>
+      <w:rPr>
+        <w:rFonts w:ascii="Wingdings" w:hAnsi="Wingdings" w:hint="default"/>
+        <w:sz w:val="20"/>
+      </w:rPr>
+    </w:lvl>
+    <w:lvl w:ilvl="5" w:tentative="1">
+      <w:start w:val="1"/>
+      <w:numFmt w:val="bullet"/>
+      <w:lvlText w:val=""/>
+      <w:lvlJc w:val="left"/>
+      <w:pPr>
+        <w:tabs>
+          <w:tab w:val="num" w:pos="4320"/>
+        </w:tabs>
+        <w:ind w:left="4320" w:hanging="360"/>
+      </w:pPr>
+      <w:rPr>
+        <w:rFonts w:ascii="Wingdings" w:hAnsi="Wingdings" w:hint="default"/>
+        <w:sz w:val="20"/>
+      </w:rPr>
+    </w:lvl>
+    <w:lvl w:ilvl="6" w:tentative="1">
+      <w:start w:val="1"/>
+      <w:numFmt w:val="bullet"/>
+      <w:lvlText w:val=""/>
+      <w:lvlJc w:val="left"/>
+      <w:pPr>
+        <w:tabs>
+          <w:tab w:val="num" w:pos="5040"/>
+        </w:tabs>
+        <w:ind w:left="5040" w:hanging="360"/>
+      </w:pPr>
+      <w:rPr>
+        <w:rFonts w:ascii="Wingdings" w:hAnsi="Wingdings" w:hint="default"/>
+        <w:sz w:val="20"/>
+      </w:rPr>
+    </w:lvl>
+    <w:lvl w:ilvl="7" w:tentative="1">
+      <w:start w:val="1"/>
+      <w:numFmt w:val="bullet"/>
+      <w:lvlText w:val=""/>
+      <w:lvlJc w:val="left"/>
+      <w:pPr>
+        <w:tabs>
+          <w:tab w:val="num" w:pos="5760"/>
+        </w:tabs>
+        <w:ind w:left="5760" w:hanging="360"/>
+      </w:pPr>
+      <w:rPr>
+        <w:rFonts w:ascii="Wingdings" w:hAnsi="Wingdings" w:hint="default"/>
+        <w:sz w:val="20"/>
+      </w:rPr>
+    </w:lvl>
+    <w:lvl w:ilvl="8" w:tentative="1">
+      <w:start w:val="1"/>
+      <w:numFmt w:val="bullet"/>
+      <w:lvlText w:val=""/>
+      <w:lvlJc w:val="left"/>
+      <w:pPr>
+        <w:tabs>
+          <w:tab w:val="num" w:pos="6480"/>
+        </w:tabs>
+        <w:ind w:left="6480" w:hanging="360"/>
+      </w:pPr>
+      <w:rPr>
+        <w:rFonts w:ascii="Wingdings" w:hAnsi="Wingdings" w:hint="default"/>
+        <w:sz w:val="20"/>
+      </w:rPr>
+    </w:lvl>
+  </w:abstractNum>
+  <w:abstractNum w:abstractNumId="19" w15:restartNumberingAfterBreak="0">
     <w:nsid w:val="67A03B8A"/>
     <w:multiLevelType w:val="multilevel"/>
     <w:tmpl w:val="9B802234"/>
@@ -4576,7 +6009,7 @@
       </w:pPr>
     </w:lvl>
   </w:abstractNum>
-  <w:abstractNum w:abstractNumId="15" w15:restartNumberingAfterBreak="0">
+  <w:abstractNum w:abstractNumId="20" w15:restartNumberingAfterBreak="0">
     <w:nsid w:val="6C346579"/>
     <w:multiLevelType w:val="multilevel"/>
     <w:tmpl w:val="24CAD034"/>
@@ -4689,7 +6122,7 @@
       </w:pPr>
     </w:lvl>
   </w:abstractNum>
-  <w:abstractNum w:abstractNumId="16" w15:restartNumberingAfterBreak="0">
+  <w:abstractNum w:abstractNumId="21" w15:restartNumberingAfterBreak="0">
     <w:nsid w:val="6E3C4C76"/>
     <w:multiLevelType w:val="hybridMultilevel"/>
     <w:tmpl w:val="67C20FD6"/>
@@ -4780,7 +6213,7 @@
       </w:pPr>
     </w:lvl>
   </w:abstractNum>
-  <w:abstractNum w:abstractNumId="17" w15:restartNumberingAfterBreak="0">
+  <w:abstractNum w:abstractNumId="22" w15:restartNumberingAfterBreak="0">
     <w:nsid w:val="765C07A9"/>
     <w:multiLevelType w:val="multilevel"/>
     <w:tmpl w:val="24AE9040"/>
@@ -4929,7 +6362,7 @@
       </w:rPr>
     </w:lvl>
   </w:abstractNum>
-  <w:abstractNum w:abstractNumId="18" w15:restartNumberingAfterBreak="0">
+  <w:abstractNum w:abstractNumId="23" w15:restartNumberingAfterBreak="0">
     <w:nsid w:val="79B15E07"/>
     <w:multiLevelType w:val="multilevel"/>
     <w:tmpl w:val="F1063A96"/>
@@ -5078,7 +6511,7 @@
       </w:rPr>
     </w:lvl>
   </w:abstractNum>
-  <w:abstractNum w:abstractNumId="19" w15:restartNumberingAfterBreak="0">
+  <w:abstractNum w:abstractNumId="24" w15:restartNumberingAfterBreak="0">
     <w:nsid w:val="7A07435F"/>
     <w:multiLevelType w:val="multilevel"/>
     <w:tmpl w:val="879AB78C"/>
@@ -5192,31 +6625,31 @@
     </w:lvl>
   </w:abstractNum>
   <w:num w:numId="1" w16cid:durableId="2125272534">
-    <w:abstractNumId w:val="9"/>
+    <w:abstractNumId w:val="11"/>
   </w:num>
   <w:num w:numId="2" w16cid:durableId="1037893928">
-    <w:abstractNumId w:val="11"/>
+    <w:abstractNumId w:val="15"/>
   </w:num>
   <w:num w:numId="3" w16cid:durableId="350650139">
     <w:abstractNumId w:val="3"/>
   </w:num>
   <w:num w:numId="4" w16cid:durableId="1017659732">
+    <w:abstractNumId w:val="22"/>
+  </w:num>
+  <w:num w:numId="5" w16cid:durableId="1277131165">
+    <w:abstractNumId w:val="21"/>
+  </w:num>
+  <w:num w:numId="6" w16cid:durableId="1731735084">
     <w:abstractNumId w:val="17"/>
   </w:num>
-  <w:num w:numId="5" w16cid:durableId="1277131165">
-    <w:abstractNumId w:val="16"/>
-  </w:num>
-  <w:num w:numId="6" w16cid:durableId="1731735084">
-    <w:abstractNumId w:val="13"/>
-  </w:num>
   <w:num w:numId="7" w16cid:durableId="21394937">
-    <w:abstractNumId w:val="18"/>
+    <w:abstractNumId w:val="23"/>
   </w:num>
   <w:num w:numId="8" w16cid:durableId="284505403">
     <w:abstractNumId w:val="8"/>
   </w:num>
   <w:num w:numId="9" w16cid:durableId="1443574380">
-    <w:abstractNumId w:val="12"/>
+    <w:abstractNumId w:val="16"/>
   </w:num>
   <w:num w:numId="10" w16cid:durableId="1340157814">
     <w:abstractNumId w:val="1"/>
@@ -5228,19 +6661,19 @@
     <w:abstractNumId w:val="2"/>
   </w:num>
   <w:num w:numId="13" w16cid:durableId="40906847">
-    <w:abstractNumId w:val="15"/>
+    <w:abstractNumId w:val="20"/>
   </w:num>
   <w:num w:numId="14" w16cid:durableId="943266090">
-    <w:abstractNumId w:val="14"/>
+    <w:abstractNumId w:val="19"/>
   </w:num>
   <w:num w:numId="15" w16cid:durableId="41834705">
-    <w:abstractNumId w:val="19"/>
+    <w:abstractNumId w:val="24"/>
   </w:num>
   <w:num w:numId="16" w16cid:durableId="706830412">
     <w:abstractNumId w:val="5"/>
   </w:num>
   <w:num w:numId="17" w16cid:durableId="697125419">
-    <w:abstractNumId w:val="10"/>
+    <w:abstractNumId w:val="12"/>
   </w:num>
   <w:num w:numId="18" w16cid:durableId="559293947">
     <w:abstractNumId w:val="6"/>
@@ -5250,6 +6683,21 @@
   </w:num>
   <w:num w:numId="20" w16cid:durableId="1477337748">
     <w:abstractNumId w:val="4"/>
+  </w:num>
+  <w:num w:numId="21" w16cid:durableId="1593389450">
+    <w:abstractNumId w:val="13"/>
+  </w:num>
+  <w:num w:numId="22" w16cid:durableId="1065688804">
+    <w:abstractNumId w:val="18"/>
+  </w:num>
+  <w:num w:numId="23" w16cid:durableId="494035556">
+    <w:abstractNumId w:val="14"/>
+  </w:num>
+  <w:num w:numId="24" w16cid:durableId="1233810439">
+    <w:abstractNumId w:val="10"/>
+  </w:num>
+  <w:num w:numId="25" w16cid:durableId="292058391">
+    <w:abstractNumId w:val="9"/>
   </w:num>
 </w:numbering>
 </file>

--- a/SRS - Software Requirements Specification.docx
+++ b/SRS - Software Requirements Specification.docx
@@ -495,10 +495,137 @@
       </w:r>
       <w:r>
         <w:rPr>
-          <w:rtl/>
-        </w:rPr>
-        <w:t>אמנם הם לא משתמשים במערכת, אך הם מושפעים מאיכות התיקונים (באגים) המנוהלים בה. אם המערכת תהיה יעילה, הם יקבלו מוצר טוב יותר</w:t>
-      </w:r>
+          <w:rFonts w:hint="cs"/>
+          <w:rtl/>
+        </w:rPr>
+        <w:t>א</w:t>
+      </w:r>
+      <w:r>
+        <w:rPr>
+          <w:rtl/>
+        </w:rPr>
+        <w:t>מנם אינם משתמשים במערכת ישירות, אך הם משפיעים עליה דרך תלונות ובאגים שמדווחים לארגון, אשר נכנסים כמשימות חדשות במערכת ומכתיבים את סדרי העדיפויות והעומס בה. השפעה שלילית אפשרית: לחץ ליישם פיצ’רים ייעודיים לטיפול בפניות לקוחות שאינם בליבת המערכת ועלולים להסיט אותה ממטרתה.</w:t>
+      </w:r>
+    </w:p>
+    <w:p>
+      <w:pPr>
+        <w:numPr>
+          <w:ilvl w:val="0"/>
+          <w:numId w:val="2"/>
+        </w:numPr>
+        <w:bidi/>
+        <w:spacing w:line="276" w:lineRule="auto"/>
+      </w:pPr>
+      <w:r>
+        <w:rPr>
+          <w:b/>
+          <w:bCs/>
+          <w:rtl/>
+        </w:rPr>
+        <w:t>מתחרים בשוק (</w:t>
+      </w:r>
+      <w:r>
+        <w:rPr>
+          <w:b/>
+          <w:bCs/>
+        </w:rPr>
+        <w:t>Jira, Trello, Asana, Monday</w:t>
+      </w:r>
+      <w:r>
+        <w:rPr>
+          <w:b/>
+          <w:bCs/>
+          <w:rtl/>
+        </w:rPr>
+        <w:t>)</w:t>
+      </w:r>
+      <w:r>
+        <w:rPr>
+          <w:b/>
+          <w:bCs/>
+        </w:rPr>
+        <w:t>:</w:t>
+      </w:r>
+      <w:r>
+        <w:t xml:space="preserve"> </w:t>
+      </w:r>
+      <w:r>
+        <w:rPr>
+          <w:rtl/>
+        </w:rPr>
+        <w:t xml:space="preserve">פלטפורמות ניהול משימות מבוססות שמהוות סטנדרט שוק וקובעות את ציפיות המשתמשים מממשק ופיצ’רים. השפעתם על המערכת היא בכך שהם מציבים את "רף הכניסה" שאליו המשתמשים הפוטנציאליים משווים. </w:t>
+      </w:r>
+      <w:r>
+        <w:rPr>
+          <w:rtl/>
+        </w:rPr>
+        <w:lastRenderedPageBreak/>
+        <w:t xml:space="preserve">השפעה שלילית מובהקת: משתמשים עלולים לדחות את המערכת אם היא לא מציעה לפחות חלק מהיכולות הבסיסיות שהם רגילים אליהן (סינון, תיוג, ייצוא), מה שמכריח אותנו להשקיע משאבים בפיצ’רים "חובה" במקום בייחודיות התחומית של </w:t>
+      </w:r>
+      <w:r>
+        <w:t>TaskMaster Pro</w:t>
+      </w:r>
+      <w:r>
+        <w:rPr>
+          <w:rtl/>
+        </w:rPr>
+        <w:t>.</w:t>
+      </w:r>
+    </w:p>
+    <w:p>
+      <w:pPr>
+        <w:numPr>
+          <w:ilvl w:val="0"/>
+          <w:numId w:val="2"/>
+        </w:numPr>
+        <w:bidi/>
+        <w:spacing w:line="276" w:lineRule="auto"/>
+      </w:pPr>
+      <w:r>
+        <w:rPr>
+          <w:b/>
+          <w:bCs/>
+          <w:rtl/>
+        </w:rPr>
+        <w:t>מחלקת משאבי אנוש (</w:t>
+      </w:r>
+      <w:r>
+        <w:rPr>
+          <w:b/>
+          <w:bCs/>
+        </w:rPr>
+        <w:t>HR</w:t>
+      </w:r>
+      <w:r>
+        <w:rPr>
+          <w:b/>
+          <w:bCs/>
+          <w:rtl/>
+        </w:rPr>
+        <w:t>) של הארגון</w:t>
+      </w:r>
+      <w:r>
+        <w:rPr>
+          <w:b/>
+          <w:bCs/>
+        </w:rPr>
+        <w:t>:</w:t>
+      </w:r>
+      <w:r>
+        <w:t xml:space="preserve"> </w:t>
+      </w:r>
+      <w:r>
+        <w:rPr>
+          <w:rtl/>
+        </w:rPr>
+        <w:t>מעוניינים בנתוני המערכת לצורכי הערכת ביצועים של עובדים – כמות משימות שנסגרו, עמידה בלוחות זמנים וכדומה. השפעה שלילית מובהקת: לחץ אפשרי להוסיף יכולות מעקב ו"מדידת פרודוקטיביות" שעלולות לפגוע באמון המשתמשים במערכת ולגרום להם להפסיק להשתמש בה או למלא בה נתונים לא מדויקים. דרישה זו מנוגדת לדרישת הפרטיות בסעיף הדרישות הלא פונקציונליות.</w:t>
+      </w:r>
+    </w:p>
+    <w:p>
+      <w:pPr>
+        <w:bidi/>
+        <w:ind w:left="720"/>
+      </w:pPr>
     </w:p>
     <w:p>
       <w:pPr>
@@ -2156,9 +2283,16 @@
       </w:r>
       <w:r>
         <w:rPr>
-          <w:rtl/>
-        </w:rPr>
-        <w:t>המשחק יהיה ידידותי, כך שמשתמש חדש יוכל להבין את הממשק ולהשלים פעולת יצירת משימה ראשונה בתוך פחות מ-2 דקות מרגע הכניסה הראשונית למערכת</w:t>
+          <w:rFonts w:hint="cs"/>
+          <w:rtl/>
+        </w:rPr>
+        <w:t>הממשק</w:t>
+      </w:r>
+      <w:r>
+        <w:rPr>
+          <w:rtl/>
+        </w:rPr>
+        <w:t xml:space="preserve"> יהיה ידידותי, כך שמשתמש חדש יוכל להבין את הממשק ולהשלים פעולת יצירת משימה ראשונה בתוך פחות מ-2 דקות מרגע הכניסה הראשונית למערכת</w:t>
       </w:r>
       <w:r>
         <w:t>.</w:t>
@@ -6514,7 +6648,7 @@
   <w:abstractNum w:abstractNumId="24" w15:restartNumberingAfterBreak="0">
     <w:nsid w:val="7A07435F"/>
     <w:multiLevelType w:val="multilevel"/>
-    <w:tmpl w:val="879AB78C"/>
+    <w:tmpl w:val="76028C22"/>
     <w:lvl w:ilvl="0">
       <w:start w:val="1"/>
       <w:numFmt w:val="decimal"/>
@@ -6698,6 +6832,18 @@
   </w:num>
   <w:num w:numId="25" w16cid:durableId="292058391">
     <w:abstractNumId w:val="9"/>
+  </w:num>
+  <w:num w:numId="26" w16cid:durableId="880169158">
+    <w:abstractNumId w:val="15"/>
+    <w:lvlOverride w:ilvl="0"/>
+    <w:lvlOverride w:ilvl="1"/>
+    <w:lvlOverride w:ilvl="2"/>
+    <w:lvlOverride w:ilvl="3"/>
+    <w:lvlOverride w:ilvl="4"/>
+    <w:lvlOverride w:ilvl="5"/>
+    <w:lvlOverride w:ilvl="6"/>
+    <w:lvlOverride w:ilvl="7"/>
+    <w:lvlOverride w:ilvl="8"/>
   </w:num>
 </w:numbering>
 </file>

--- a/SRS - Software Requirements Specification.docx
+++ b/SRS - Software Requirements Specification.docx
@@ -15,6 +15,7 @@
           <w:rtl/>
         </w:rPr>
       </w:pPr>
+      <w:proofErr w:type="spellStart"/>
       <w:r>
         <w:rPr>
           <w:rFonts w:hint="cs"/>
@@ -25,10 +26,12 @@
           <w:u w:val="single"/>
           <w:rtl/>
         </w:rPr>
-        <w:t xml:space="preserve">פרוייקט הנדסת תוכנה </w:t>
-      </w:r>
-      <w:r>
-        <w:rPr>
+        <w:t>פרוייקט</w:t>
+      </w:r>
+      <w:proofErr w:type="spellEnd"/>
+      <w:r>
+        <w:rPr>
+          <w:rFonts w:hint="cs"/>
           <w:b/>
           <w:bCs/>
           <w:sz w:val="28"/>
@@ -36,11 +39,10 @@
           <w:u w:val="single"/>
           <w:rtl/>
         </w:rPr>
-        <w:t>–</w:t>
-      </w:r>
-      <w:r>
-        <w:rPr>
-          <w:rFonts w:hint="cs"/>
+        <w:t xml:space="preserve"> הנדסת תוכנה </w:t>
+      </w:r>
+      <w:r>
+        <w:rPr>
           <w:b/>
           <w:bCs/>
           <w:sz w:val="28"/>
@@ -48,71 +50,19 @@
           <w:u w:val="single"/>
           <w:rtl/>
         </w:rPr>
+        <w:t>–</w:t>
+      </w:r>
+      <w:r>
+        <w:rPr>
+          <w:rFonts w:hint="cs"/>
+          <w:b/>
+          <w:bCs/>
+          <w:sz w:val="28"/>
+          <w:szCs w:val="28"/>
+          <w:u w:val="single"/>
+          <w:rtl/>
+        </w:rPr>
         <w:t xml:space="preserve"> חלק א</w:t>
-      </w:r>
-    </w:p>
-    <w:p>
-      <w:pPr>
-        <w:bidi/>
-        <w:rPr>
-          <w:b/>
-          <w:bCs/>
-          <w:rtl/>
-        </w:rPr>
-      </w:pPr>
-      <w:r>
-        <w:rPr>
-          <w:b/>
-          <w:bCs/>
-          <w:rtl/>
-        </w:rPr>
-        <w:t xml:space="preserve">מסמך דרישות: </w:t>
-      </w:r>
-      <w:r>
-        <w:rPr>
-          <w:b/>
-          <w:bCs/>
-        </w:rPr>
-        <w:t>TaskMaster Pro</w:t>
-      </w:r>
-    </w:p>
-    <w:p>
-      <w:pPr>
-        <w:bidi/>
-        <w:rPr>
-          <w:rtl/>
-        </w:rPr>
-      </w:pPr>
-      <w:r>
-        <w:rPr>
-          <w:b/>
-          <w:bCs/>
-          <w:rtl/>
-        </w:rPr>
-        <w:t>קורס</w:t>
-      </w:r>
-      <w:r>
-        <w:rPr>
-          <w:b/>
-          <w:bCs/>
-        </w:rPr>
-        <w:t>:</w:t>
-      </w:r>
-      <w:r>
-        <w:t xml:space="preserve"> </w:t>
-      </w:r>
-      <w:r>
-        <w:rPr>
-          <w:rtl/>
-        </w:rPr>
-        <w:t>הנדסת תוכנ</w:t>
-      </w:r>
-      <w:r>
-        <w:rPr>
-          <w:rFonts w:hint="cs"/>
-          <w:rtl/>
-        </w:rPr>
-        <w:t>ה</w:t>
       </w:r>
     </w:p>
     <w:p>
@@ -181,12 +131,21 @@
           <w:bCs/>
         </w:rPr>
       </w:pPr>
-      <w:r>
-        <w:rPr>
-          <w:b/>
-          <w:bCs/>
-        </w:rPr>
-        <w:t>TaskMaster Pro</w:t>
+      <w:proofErr w:type="spellStart"/>
+      <w:r>
+        <w:rPr>
+          <w:b/>
+          <w:bCs/>
+        </w:rPr>
+        <w:t>TaskMaster</w:t>
+      </w:r>
+      <w:proofErr w:type="spellEnd"/>
+      <w:r>
+        <w:rPr>
+          <w:b/>
+          <w:bCs/>
+        </w:rPr>
+        <w:t xml:space="preserve"> Pro</w:t>
       </w:r>
     </w:p>
     <w:p>
@@ -226,12 +185,21 @@
         </w:rPr>
         <w:t xml:space="preserve">מערכת </w:t>
       </w:r>
-      <w:r>
-        <w:rPr>
-          <w:b/>
-          <w:bCs/>
-        </w:rPr>
-        <w:t>TaskMaster Pro</w:t>
+      <w:proofErr w:type="spellStart"/>
+      <w:r>
+        <w:rPr>
+          <w:b/>
+          <w:bCs/>
+        </w:rPr>
+        <w:t>TaskMaster</w:t>
+      </w:r>
+      <w:proofErr w:type="spellEnd"/>
+      <w:r>
+        <w:rPr>
+          <w:b/>
+          <w:bCs/>
+        </w:rPr>
+        <w:t xml:space="preserve"> Pro</w:t>
       </w:r>
       <w:r>
         <w:t xml:space="preserve"> </w:t>
@@ -553,17 +521,15 @@
         <w:rPr>
           <w:rtl/>
         </w:rPr>
-        <w:t xml:space="preserve">פלטפורמות ניהול משימות מבוססות שמהוות סטנדרט שוק וקובעות את ציפיות המשתמשים מממשק ופיצ’רים. השפעתם על המערכת היא בכך שהם מציבים את "רף הכניסה" שאליו המשתמשים הפוטנציאליים משווים. </w:t>
-      </w:r>
-      <w:r>
-        <w:rPr>
-          <w:rtl/>
-        </w:rPr>
-        <w:lastRenderedPageBreak/>
-        <w:t xml:space="preserve">השפעה שלילית מובהקת: משתמשים עלולים לדחות את המערכת אם היא לא מציעה לפחות חלק מהיכולות הבסיסיות שהם רגילים אליהן (סינון, תיוג, ייצוא), מה שמכריח אותנו להשקיע משאבים בפיצ’רים "חובה" במקום בייחודיות התחומית של </w:t>
-      </w:r>
-      <w:r>
-        <w:t>TaskMaster Pro</w:t>
+        <w:t xml:space="preserve">פלטפורמות ניהול משימות מבוססות שמהוות סטנדרט שוק וקובעות את ציפיות המשתמשים מממשק ופיצ’רים. השפעתם על המערכת היא בכך שהם מציבים את "רף הכניסה" שאליו המשתמשים הפוטנציאליים משווים. השפעה שלילית מובהקת: משתמשים עלולים לדחות את המערכת אם היא לא מציעה לפחות חלק מהיכולות הבסיסיות שהם רגילים אליהן (סינון, תיוג, ייצוא), מה שמכריח אותנו להשקיע משאבים בפיצ’רים "חובה" במקום בייחודיות התחומית של </w:t>
+      </w:r>
+      <w:proofErr w:type="spellStart"/>
+      <w:r>
+        <w:t>TaskMaster</w:t>
+      </w:r>
+      <w:proofErr w:type="spellEnd"/>
+      <w:r>
+        <w:t xml:space="preserve"> Pro</w:t>
       </w:r>
       <w:r>
         <w:rPr>
@@ -587,6 +553,7 @@
           <w:bCs/>
           <w:rtl/>
         </w:rPr>
+        <w:lastRenderedPageBreak/>
         <w:t>מחלקת משאבי אנוש (</w:t>
       </w:r>
       <w:r>
@@ -1380,7 +1347,25 @@
           <w:rtl/>
         </w:rPr>
         <w:lastRenderedPageBreak/>
-        <w:t>תצוגת דשבורד סיכומי</w:t>
+        <w:t xml:space="preserve">תצוגת </w:t>
+      </w:r>
+      <w:proofErr w:type="spellStart"/>
+      <w:r>
+        <w:rPr>
+          <w:b/>
+          <w:bCs/>
+          <w:rtl/>
+        </w:rPr>
+        <w:t>דשבורד</w:t>
+      </w:r>
+      <w:proofErr w:type="spellEnd"/>
+      <w:r>
+        <w:rPr>
+          <w:b/>
+          <w:bCs/>
+          <w:rtl/>
+        </w:rPr>
+        <w:t xml:space="preserve"> סיכומי</w:t>
       </w:r>
       <w:r>
         <w:rPr>
@@ -1584,7 +1569,21 @@
         <w:rPr>
           <w:rtl/>
         </w:rPr>
-        <w:t>המערכת תאפשר למשתמש לסיים את הסשן הנוכחי</w:t>
+        <w:t xml:space="preserve">המערכת תאפשר למשתמש לסיים את </w:t>
+      </w:r>
+      <w:proofErr w:type="spellStart"/>
+      <w:r>
+        <w:rPr>
+          <w:rtl/>
+        </w:rPr>
+        <w:t>הסשן</w:t>
+      </w:r>
+      <w:proofErr w:type="spellEnd"/>
+      <w:r>
+        <w:rPr>
+          <w:rtl/>
+        </w:rPr>
+        <w:t xml:space="preserve"> הנוכחי</w:t>
       </w:r>
       <w:r>
         <w:t xml:space="preserve">; </w:t>
@@ -1765,7 +1764,21 @@
         <w:rPr>
           <w:rtl/>
         </w:rPr>
-        <w:t>המערכת אינה מתממשקת ואינה מסתנכרנת עם יומנים חיצוניים</w:t>
+        <w:t xml:space="preserve">המערכת אינה מתממשקת ואינה </w:t>
+      </w:r>
+      <w:proofErr w:type="spellStart"/>
+      <w:r>
+        <w:rPr>
+          <w:rtl/>
+        </w:rPr>
+        <w:t>מסתנכרנת</w:t>
+      </w:r>
+      <w:proofErr w:type="spellEnd"/>
+      <w:r>
+        <w:rPr>
+          <w:rtl/>
+        </w:rPr>
+        <w:t xml:space="preserve"> עם יומנים חיצוניים</w:t>
       </w:r>
       <w:r>
         <w:t xml:space="preserve"> (</w:t>
@@ -2962,7 +2975,15 @@
         <w:t>בהתאם לסטנדרטים לפיתוח תוכנה</w:t>
       </w:r>
       <w:r>
-        <w:t xml:space="preserve"> (JavaDoc).</w:t>
+        <w:t xml:space="preserve"> (</w:t>
+      </w:r>
+      <w:proofErr w:type="spellStart"/>
+      <w:r>
+        <w:t>JavaDoc</w:t>
+      </w:r>
+      <w:proofErr w:type="spellEnd"/>
+      <w:r>
+        <w:t>).</w:t>
       </w:r>
     </w:p>
     <w:p>
@@ -3255,7 +3276,21 @@
         <w:rPr>
           <w:rtl/>
         </w:rPr>
-        <w:t xml:space="preserve"> משוב מיידי במקרה של הקלדת תווים לא חוקיים (לדוגמה: הזנת אותיות בשדה המיועד למספרים) ולא </w:t>
+        <w:t xml:space="preserve"> משוב </w:t>
+      </w:r>
+      <w:proofErr w:type="spellStart"/>
+      <w:r>
+        <w:rPr>
+          <w:rtl/>
+        </w:rPr>
+        <w:t>מיידי</w:t>
+      </w:r>
+      <w:proofErr w:type="spellEnd"/>
+      <w:r>
+        <w:rPr>
+          <w:rtl/>
+        </w:rPr>
+        <w:t xml:space="preserve"> במקרה של הקלדת תווים לא חוקיים (לדוגמה: הזנת אותיות בשדה המיועד למספרים) ולא </w:t>
       </w:r>
       <w:r>
         <w:rPr>
